--- a/docx/sermon_017_ENGLISH.docx
+++ b/docx/sermon_017_ENGLISH.docx
@@ -146,7 +146,7 @@
           <w:i w:val="0"/>
           <w:sz w:val="24"/>
         </w:rPr>
-        <w:t>A person can achieve real progress and development only if they possess enough inner strength to abandon what is essence-less and accept what is essential. The life of a person who has the attitude of seeing the essence-less as essential and the essential as essence-less is completely unsuccessful. It is because our ancient Sri Lankan ancestors possessed the noble principle of abandoning the essence-less the moment they saw the essential that the Dispensation of the Buddha (*Sambuḍu Sāsana*), brought to this island of Lanka by the Great Arahant Mahinda on a Poson Full Moon day like today, took deep root in this country. The two verses we have taken as our theme today express this valuable principle, which is also vital for the future of this Dispensation.</w:t>
+        <w:t>One can achieve true progress and development only if one has enough inner strength to abandon the essenceless and accept what is essential. The life of a person who has the wrong attitude of seeing the essenceless as essential and the essential as essenceless is a complete failure. It is because our ancient Sri Lankan ancestors possessed the noble principle of abandoning the essenceless the moment they saw the essential that the Dispensation of the Buddha (*Sambuddha Sāsana*), brought to this island of Lankā by the Great Arahant Mahinda on a Poson Full Moon Poya Day like today, took deep root in this country. The two verses we have taken as our theme today express this very valuable principle, which also serves the future of that Dispensation.</w:t>
       </w:r>
     </w:p>
     <w:p>
@@ -157,7 +157,7 @@
           <w:i w:val="0"/>
           <w:sz w:val="24"/>
         </w:rPr>
-        <w:t>The occasion for preaching these two verses arose in connection with certain events in the lives of the chief disciples of this Dispensation, the Venerable Sāriputta and Moggallāna. After the two Venerables Sāriputta and Moggallāna joined this Buddha-dispensation, entered the community, and attained Arahantship, the Buddha gathered the assembly and conferred the positions of Chief Disciples upon these two Venerables. At that moment, a certain critical whispering and murmuring arose among the monks regarding how the Buddha conferred these positions. They muttered that the Buddha had acted partially, like one who distributes food by looking at faces. If the positions of Chief Disciples were to be given, they should have been given to the Group of Five Monks (*Pañcavaggiya*) who were ordained first. Or else, they should have been chosen from the fifty-five monks led by Yasa, the clansman. Or else, from the thirty youths of the *Bhaddavaggiya* group. Or else, from the thousand monks led by Uruvela Kassapa. In this manner, when the monks were engaged in such talk about the Buddha, the Buddha asked, "What are you discussing, monks?" When the matter was explained, he said, "Monks, I do not confer positions by looking at faces. I confer positions based on the past aspirations and the strength of the perfections (*pāramī*) of each individual." He then described in great detail the past meritorious deeds and the past assurances (*vivaraṇa*) received by Venerable Aññā Koṇḍañña, Yasa the clansman, and others individually. Finally, he declared how the two Venerables Sāriputta and Moggallāna received the definite assurance to attain the position of Chief Disciples from the Buddha Anomadassī.</w:t>
+        <w:t>The occasion for preaching these two verses arose in connection with certain events in the lives of the chief disciples of this Dispensation, the Venerable Sāriputta and Moggallāna. After these two Venerables, Sāriputta and Moggallāna, entered this Buddha-Dispensation, joined the community of monks, and attained Arahantship, the Buddha gathered the Sangha and conferred upon them the titles of Chief Disciples. On that occasion, a certain critical discussion and whispering arose among the monks regarding the way the Buddha conferred these titles. They murmured that the Buddha had acted with bias, like someone distributing alms based on personal favor. "If Chief Disciple positions were to be given, they should have been given to the group of five monks who ordained first. Otherwise, they should have been selected from the fifty-five monks headed by the clan-son Yasa. Or else from among the thirty of the *Bhaddavaggiya* group. Or perhaps from among the thousand monks led by Uruvela Kassapa." While the monks were engaged in such talk, expressing what was like an accusation against the Buddha, the Supreme Buddha asked, "What are you discussing, monks?" When they explained the matter, He replied, "No, monks, I do not confer titles out of favoritism. I confer titles according to each individual’s past aspirations and the power of their perfections (*pāramīs*)." Then, in great detail, He explained the past meritorious deeds and the definite prophecies received by Venerable Aññā Koṇḍañña, the clan-son Yasa, and others individually, and finally declared how the two, Sāriputta and Moggallāna, had received their definite prophecy to become Chief Disciples from the Buddha Anomadassī.</w:t>
       </w:r>
     </w:p>
     <w:p>
@@ -168,7 +168,7 @@
           <w:i w:val="0"/>
           <w:sz w:val="24"/>
         </w:rPr>
-        <w:t>After all these accounts had been declared, the two Venerables Sāriputta and Moggallāna came before the Buddha, paid homage, and declared before the assembly how they had engaged in their quest for truth before coming to the Buddha. If we briefly mention that account, it is as follows. Most of you may have heard the valuable life story of these two. There were two Brahmin clans in Rajagaha called Upatissa and Kolita. In those prominent families, two meritorious youths, two young Brahmins, were born. They received the names Upatissa and Kolita. These families had been friends for a long time. Likewise, these two also became very close friends and began to do everything together. After completing their education in their youth, just as young people usually do, they also turned to amusements. They were accustomed to going annually to watch a certain public festival called the *Giragga Samajja* (the Mountain-Top Festival) held in Rajagaha. Just as today we have various shows, musical nights, and so forth, it must have been something like that—a festival held on a mountain peak.</w:t>
+        <w:t>After all these accounts were related, the two Venerables, Sāriputta and Moggallāna, approached the Buddha, paid homage, and in front of the assembly, recounted how they had engaged in the search for truth before coming to the Buddha. To mention that story briefly, it is as follows. Many of you may have already heard the valuable life story of these two. There were two Brahmin villages named Upatissa and Kolita near Rajagaha. Two meritorious Brahmin youths were born into the leading families of these villages. They received the names Upatissa and Kolita. These families had been friends for generations. Similarly, these two became extremely close friends and began to do everything together. In their youth, after completing their education, they, like other young people, turned to recreational activities and made it a habit to attend a certain public festival called the *Giragga-samajja* (Mountain-top Festival) held annually in Rajagaha. It must have been something like the variety shows or musical nights of today—a festival held on a mountain peak.</w:t>
       </w:r>
     </w:p>
     <w:p>
@@ -179,7 +179,7 @@
           <w:i w:val="0"/>
           <w:sz w:val="24"/>
         </w:rPr>
-        <w:t>Although this was a custom, one year, on one occasion, while watching the *Giragga Samajja* festival, their wisdom accumulated through saṁsāric journeys had matured and ripened. Because of this, they did not laugh at places where they usually laughed. They did not show excitement where they usually showed excitement. They did not give gifts where they usually gave gifts. They looked on as if disillusioned. When the two spoke to each other, they realized they shared the same thoughts. What was the thought? "There is nothing of value here. There is no essence (*sāra*). This is essence-less. These people who are dancing, playing music, and singing here will all face death (*marana*) before a hundred years have passed. It is far more valuable for us to go in search of the path of liberation (*vimukti*) from this saṁsāra." Thus, they both agreed and discussed what to do next.</w:t>
+        <w:t>Although this had been their custom, on one particular year, while watching the *Giragga-samajja* festival—perhaps because their wisdom accumulated over saṃsāra had matured and ripened by then—they did not laugh where they usually would have laughed. They did not show excitement or sorrow where others did. They did not distribute gifts as usual but looked on as if disillusioned. When they spoke to each other, they found they shared the same thoughts. What was the thought? "There is nothing of value here. There is no essence. This is essenceless. All these people who are dancing, playing music, and singing here will be dead before a hundred years pass. It is far more valuable for us to go in search of the path of liberation from this saṃsāra." Thus, they both agreed and discussed their next step. "If we expect liberation, we must receive ordination. From whom shall we receive ordination?" At that time in Rajagaha, there was a well-known wanderer (*paribbājaka*) named Sañjaya, who had a large following. They decided to go there and ordain. Sending back their carriages and royal retinues, they took ordination under the wanderer Sañjaya along with five hundred companions. Having ordained, because they possessed extremely sharp wisdom, within a few days they learned everything that the wanderer Sañjaya knew, and they asked their teacher, "Do you know anything beyond this?" When he replied, "No, this is all I know. I cannot tell you anything beyond this," they realized that staying there was essenceless. They agreed, "We must search for the truth individually. Whichever of us finds the path of liberation, or Nibbāna first, must inform the other." They went to various places, met teachers, and began to hold discussions and ask questions. Not a single teacher was able to answer their questions. On the contrary, these two were able to answer the questions posed by those teachers.</w:t>
       </w:r>
     </w:p>
     <w:p>
@@ -190,7 +190,7 @@
           <w:i w:val="0"/>
           <w:sz w:val="24"/>
         </w:rPr>
-        <w:t>"Now, if we expect liberation, we must obtain ordination. Under whom shall we obtain ordination?" At that time in Rajagaha, a wanderer named Sañjaya was famous, having a large following. They decided they must go there and ordain. Sending back their carriages and special retinues, they, along with five hundred companions, received ordination under the wanderer Sañjaya. Because these two possessed extremely sharp wisdom, within a few days they mastered everything Sañjaya knew, everything he taught. Then they asked their teacher, "Venerable Sir, do you know anything beyond this?" When he replied, "No, this is all I know. I cannot tell you anything beyond this," they thought, "Then staying here is essence-less. We must search for the truth individually." They made an agreement: "If either of us discovers the path to liberation, or Nibbāna, he must inform the other." They then went to various places, met teachers, and began to discuss and ask questions. Not a single teacher was able to answer their questions, whereas these two were capable of answering those teachers' questions.</w:t>
+        <w:t>As time went on, the Buddha, having accepted the Veluvana Monastery, was residing in Rajagaha. One day, Venerable Assaji, one of the first group of five monks, was walking for alms. On that day, the wanderer Upatissa—whom we now know as Venerable Sāriputta—having finished his meal, left his dwelling and was heading towards the wanderers' monastery when he saw this Venerable monk. He thought, "I have never seen such a person before. I have never seen anyone with such peaceful senses and such a composed posture. He must be either an Arahant or one who has entered the path to Arahantship. It is not appropriate to speak to him right now while he is walking for alms," he thought. So he followed him from behind. When the Venerable monk finished his alms-round and was preparing to eat his meal, Upatissa prepared a suitable seat for him, offered water from his own water vessel, and performed all the duties of an attendant. After the meal was finished and all service was complete, he asked the Venerable monk, "Friend, who is your teacher? What is the Dhamma you follow? Your faculties are so serene, and your complexion is exceptionally bright and radiant." He then requested, "Please tell me that Dhamma."</w:t>
       </w:r>
     </w:p>
     <w:p>
@@ -201,7 +201,7 @@
           <w:i w:val="0"/>
           <w:sz w:val="24"/>
         </w:rPr>
-        <w:t>While some time passed in this way, the Buddha was residing in Rajagaha, having accepted the Veluvana monastery. One day, Venerable Assaji, one of the Group of Five Monks, was walking for alms. On that day, the wanderer Upatissa—whom we now know as Venerable Sāriputta—after having his meal at home, was setting out to go to the wanderer’s monastery when he saw this Venerable monk. He thought, "I have never seen anyone like this before. I have never seen anyone with such peaceful faculties and such calm deportment. He must be an Arahant or one who has entered the path to Arahantship. It is not proper to speak to him right now while he is walking for alms." Following behind him, after the Venerable monk finished his alms-round and prepared to eat his meal, Upatissa prepared a suitable seat for him, offered water from his own water vessel, performed all the duties, and attended to him. After the monk had finished his meal, Upatissa asked, "Friend, who is your teacher? What is the Dhamma you follow? Your deportment is very pleasant. Your complexion and skin are extremely radiant." He then requested, "Please tell me that Dhamma."</w:t>
+        <w:t>Then, Venerable Assaji very humbly replied, "I am but a novice, recently ordained. I cannot deliver a long discourse or explain the Dhamma in detail." Then the wanderer Upatissa said, "My name is Upatissa. It is enough if you tell me just a little. There is no need for many words. I only want the meaning—the core essence. If you speak just that much, I will understand." At that moment, Venerable Assaji recited a verse of immense depth—a precious verse that presents the entire essence and fundamental law of Dependent Arising (*Paṭiccasamuppāda*).</w:t>
       </w:r>
     </w:p>
     <w:p>
@@ -212,7 +212,7 @@
           <w:i w:val="0"/>
           <w:sz w:val="24"/>
         </w:rPr>
-        <w:t>Then Venerable Assaji very humbly expressed, "I am a newly ordained monk, one who has recently entered the order. I cannot preach a long sermon or explain it in detail." Then the wanderer Upatissa said, "My name is Upatissa. Even a little is enough for me. You do not need to say many words. I only want the meaning, the core essence. If you say just that much, I will understand." Thus, he made his request. It was on that occasion that Venerable Assaji recited a highly profound verse—a valuable verse that presents the complete core, the fundamental doctrinal principle of the Dhamma of Dependent Arising (*Paṭiccasamuppāda*).</w:t>
+        <w:t>*“Ye dhammā hetuppabhavā – tesaṃ hetuṃ tathāgato āha*</w:t>
       </w:r>
     </w:p>
     <w:p>
@@ -223,7 +223,7 @@
           <w:i w:val="0"/>
           <w:sz w:val="24"/>
         </w:rPr>
-        <w:t>*Ye dhammā hetuppabhavā,*</w:t>
+        <w:t>*tesañca yo nirodho – evaṃ vādī mahāsamṇo”*</w:t>
       </w:r>
     </w:p>
     <w:p>
@@ -234,7 +234,7 @@
           <w:i w:val="0"/>
           <w:sz w:val="24"/>
         </w:rPr>
-        <w:t>*tesaṁ hetuṁ tathāgato āha,*</w:t>
+        <w:t>"Of those phenomena that arise from a cause, the Tathāgata has declared the cause, and also their cessation. Such is the doctrine of the Great Ascetic." This is the meaning of that verse.</w:t>
       </w:r>
     </w:p>
     <w:p>
@@ -245,7 +245,7 @@
           <w:i w:val="0"/>
           <w:sz w:val="24"/>
         </w:rPr>
-        <w:t>*tesañca yo nirodho,*</w:t>
+        <w:t>So profound was this verse, and so sharp was the wisdom and meritorious potential of the wanderer Upatissa, that upon hearing just the first two lines of the verse, he attained the fruit of Stream-entry (*Sotāpatti-phala*). The moment he heard, "Of those phenomena that arise from a cause, the Tathāgata has declared the cause," he had already entered the stream. After the verse was completed, the wanderer Upatissa asked the Venerable monk, "Where does our Teacher reside?" When told it was Veluvana Monastery, he inquired about the path and said, "I have one more task. I have a friend to whom I made a promise that if I found the truth, the deathless, or Nibbāna, I would inform him. I will fulfill that promise and then come. Please go ahead." Sending Venerable Assaji ahead, the wanderer Upatissa returned to the wanderers' monastery. As he was arriving, his friend Kolita saw him from afar and thought, "Today my friend does not look his usual self. He has an exceptionally serene and joyful appearance. Surely, he must have attained Nibbāna." When Kolita asked for details, the wanderer Upatissa recounted the story of how he met the monk and recited the verse in full. Upon the completion of that verse, the wanderer Kolita also became established in the fruit of Stream-entry.</w:t>
       </w:r>
     </w:p>
     <w:p>
@@ -256,7 +256,7 @@
           <w:i w:val="0"/>
           <w:sz w:val="24"/>
         </w:rPr>
-        <w:t>*evaṁvādī mahāsamaṇo.*</w:t>
+        <w:t>Then the wanderer Kolita said, "Let us now go to meet the Buddha." However, because Upatissa was someone who always respected his teachers, he thought of their former preceptor, the wanderer Sañjaya, and said, "Let us go and tell this new discovery to our teacher as well. Perhaps he will understand the Dhamma upon hearing this verse. Even if he cannot, he might at least go to see the Buddha." So they went to find their teacher.</w:t>
       </w:r>
     </w:p>
     <w:p>
@@ -267,7 +267,7 @@
           <w:i w:val="0"/>
           <w:sz w:val="24"/>
         </w:rPr>
-        <w:t>"Of those phenomena that arise from a cause, the Tathāgata has declared their cause; and also their cessation. Such is the doctrine of the Great Ascetic." This is the meaning of that verse.</w:t>
+        <w:t>Seeing them, the wanderer Sañjaya asked, "How is it, my children, have you found the truth?" When they related the news, he did not show much faith. After hearing everything, he said, "Then you two may go. As for me, I cannot go." When they asked, "Why?", he replied, "Having been a teacher for so long, I cannot now become a disciple, a pupil. To use a simile, it would be like having been a water-pot and then becoming a ladle or a spoon." You know that it is the water-pot that provides water to others, while a ladle or a spoon is used to take from it. That was the simile he used. "Having been like a water-pot before, how can I now become like a ladle or a spoon? It would demean me." Saying this, he refused to go. When they pleaded again, saying, "Do not say so, teacher. Such a supreme person, a Buddha, has arisen in the world. The Dhamma has arisen, the Sangha has arisen. This is a rare opportunity!"—he asked, "My children, are there more fools or wise people in this world?" Upatissa and Kolita replied, "Fools are in the majority." "Very well, then. Let the fools come to me, and let the wise go to the wise Ascetic Gotama." Thus he rejected their invitation.</w:t>
       </w:r>
     </w:p>
     <w:p>
@@ -278,7 +278,7 @@
           <w:i w:val="0"/>
           <w:sz w:val="24"/>
         </w:rPr>
-        <w:t>This verse is so deep, and the wanderer's store of merit and wisdom so sharp, that upon hearing just the first two lines of the verse, he attained the fruit of Stream-entry (*sotāpatti-phala*). The moment he heard that whatever phenomena arise from a cause, their cause has been declared by the Tathāgata, he attained Stream-entry. Then, after the verse was completed, the wanderer Upatissa asked the Venerable monk, "Where does our Teacher reside?" When told it was at Veluvana monastery, he asked for the way there and said, "I have one more task to do. I have a friend, and we have promised each other that if we find the truth, the deathless, or Nibbāna, we would inform each other. I will fulfill that promise and come. You may proceed ahead, Venerable Sir." Sending Venerable Assaji ahead, the wanderer Upatissa went back to the wanderer's monastery. As he was going, his friend Kolita saw him from afar. Seeing him, Kolita thought, "Today, my friend has an unusually radiant appearance. He looks so joyful. Surely, he must have attained Nibbāna." When he asked for details, the wanderer Upatissa recited the verse in full, explaining, "I met such a Venerable monk." Upon the completion of that verse, the wanderer Kolita also was established in the fruit of Stream-entry.</w:t>
+        <w:t>As soon as the two of them departed after this conversation, a large portion of Sañjaya's disciples set out to go with them. Seeing this, it is recorded that the wanderer Sañjaya spat warm blood from his mouth due to intense grief. Such was his sorrow.</w:t>
       </w:r>
     </w:p>
     <w:p>
@@ -289,7 +289,7 @@
           <w:i w:val="0"/>
           <w:sz w:val="24"/>
         </w:rPr>
-        <w:t>Then the wanderer Kolita said, "Let us now go to meet the Buddha." However, because Upatissa was always someone who respected teachers, he thought of their teacher, Sañjaya the wanderer, under whom they had studied for a short time, and said, "Let us also go and tell this new news to our teacher. Perhaps upon hearing this verse, he might understand the Dhamma. If he cannot, at least he might go to see the Buddha." So they went in search of him.</w:t>
+        <w:t>That is the account we wished to mention. Sāriputta and Moggallāna related this entire story to the Buddha in front of the Sangha on that occasion. Finally, they remarked, "Despite all our efforts, our teacher, the wanderer Sañjaya, did not come."</w:t>
       </w:r>
     </w:p>
     <w:p>
@@ -300,7 +300,7 @@
           <w:i w:val="0"/>
           <w:sz w:val="24"/>
         </w:rPr>
-        <w:t>Seeing them, the wanderer Sañjaya asked, "Well, my children, did you find the truth?" When they told him the news, he did not show much faith. After they had explained everything, he said, "Then you two go. I cannot go." When asked, "Why?" he replied, "Having been a teacher for so long, I cannot now become a disciple, a pupil. To use a simile, it is like having been a water-jar and then becoming a ladle or a spoon." You all know that a water-jar gives water to others. But a spoon or a ladle merely takes water from it. That was the simile he used. "Having been like a water-jar before, how can I now become like a spoon? That would be a loss of face for me, so I cannot go." When they entreated him again, saying, "Do not say so, teacher! Such a supreme person, a Buddha, has now been born in the world; the Dhamma has arisen, the Sangha has arisen. This is a great opportunity," he asked again, "My children, are there more fools or wise people in this world?" Upatissa and Kolita replied, "Fools are indeed in the majority." "Then it does not matter. The fools will come to me, and the wise will go to the wise Ascetic Gotama," he said, rejecting their invitation.</w:t>
+        <w:t>Upon hearing this, the Buddha declared, "Such is the nature of the world. Because of his wrong view and mistaken ideas, Sañjaya regarded the essenceless as essential and the essential as essenceless. But because of your wisdom and intelligence, you two understood the true essence and attained it." Praising them, He uttered the two verses we mentioned earlier:</w:t>
       </w:r>
     </w:p>
     <w:p>
@@ -311,7 +311,7 @@
           <w:i w:val="0"/>
           <w:sz w:val="24"/>
         </w:rPr>
-        <w:t>After he said this, as these two were departing, a large portion of the wanderer Sañjaya's followers set out to go with them. Seeing this, it is recorded that Sañjaya, out of distress, vomited blood from his mouth. He felt such great grief.</w:t>
+        <w:t>*“Asāre sāramatino – sāre cāsāradassino*</w:t>
       </w:r>
     </w:p>
     <w:p>
@@ -322,7 +322,7 @@
           <w:i w:val="0"/>
           <w:sz w:val="24"/>
         </w:rPr>
-        <w:t>So, that is the account we mentioned. However, the two Venerables Sāriputta and Moggallāna recounted this entire event to the Buddha in front of the Sangha on that occasion. Finally, they said, "Even though we made such an effort, our teacher, the wanderer Sañjaya, did not come."</w:t>
+        <w:t>*te sāraṃ nādhigacchanti – micchāsaṅkappagocarā”*</w:t>
       </w:r>
     </w:p>
     <w:p>
@@ -333,7 +333,7 @@
           <w:i w:val="0"/>
           <w:sz w:val="24"/>
         </w:rPr>
-        <w:t>Hearing this, the Buddha declared, "Such is the nature of the world. Because of his wrong view (*micchā-diṭṭhi*), because of his wrong ideas, that Sañjaya regarded the essence-less as essential and the essential as essence-less. Because of your wisdom and intelligence, you two understood the true core and attained the essence." Praising them, he uttered the two verses we mentioned earlier:</w:t>
+        <w:t>Those who conceive of the essenceless as essential, and who hold the view of the essential as essenceless, being governed by wrong thoughts, never arrive at the true essence. Having stated one side in this manner, He declared the other side:</w:t>
       </w:r>
     </w:p>
     <w:p>
@@ -344,7 +344,7 @@
           <w:i w:val="0"/>
           <w:sz w:val="24"/>
         </w:rPr>
-        <w:t>*Asāre sāramatino,*</w:t>
+        <w:t>*“Sārañca sārato ñatvā – asārañca asārato*</w:t>
       </w:r>
     </w:p>
     <w:p>
@@ -355,7 +355,7 @@
           <w:i w:val="0"/>
           <w:sz w:val="24"/>
         </w:rPr>
-        <w:t>*sāre ca asāradassino,*</w:t>
+        <w:t>*te sāraṃ adhigacchanti – sammāsaṅkappagocarā”*</w:t>
       </w:r>
     </w:p>
     <w:p>
@@ -366,7 +366,7 @@
           <w:i w:val="0"/>
           <w:sz w:val="24"/>
         </w:rPr>
-        <w:t>*te sāraṁ nādhigacchanti,*</w:t>
+        <w:t>But those who understand the essential as essential, and the essenceless as essenceless, directing their thoughts in accordance with right thoughts, arrive at the true essence. This is the meaning of the verse.</w:t>
       </w:r>
     </w:p>
     <w:p>
@@ -377,7 +377,7 @@
           <w:i w:val="0"/>
           <w:sz w:val="24"/>
         </w:rPr>
-        <w:t>*micchāsaṅkappagocarā.*</w:t>
+        <w:t>These are two highly valuable verses containing very profound ideas. From both this narrative and the two verses, we can extract many lessons on a day like today regarding the Dispensation of the Buddha and our own lives. Now, if we look closely at the first verse, its best illustration is found within the very story we just recounted: the character of the wanderer Sañjaya. His character is depicted by that first verse. Why? Because *asāre sāramatino*—he took the essenceless to be essential, and consequently, took the essential to be essenceless. As a result, a precious opportunity slipped away. It is shown that he lacked the capacity even to see the Buddha because of falling prey to wrong thoughts. To explain further in the light of the meaning of this verse: what is meant by "essenceless" in the phrase *asāre sāramatino*? When we reflect on why the wanderer Sañjaya hesitated to go to the Buddha, we can see what those essenceless things were.</w:t>
       </w:r>
     </w:p>
     <w:p>
@@ -388,7 +388,7 @@
           <w:i w:val="0"/>
           <w:sz w:val="24"/>
         </w:rPr>
-        <w:t>Those who take the essence-less to be essential, and see the essential as essence-less, they never attain the true essence, being in the pasture of wrong intention. Thus he expressed one side, and then he expressed the other side:</w:t>
+        <w:t>He had a large following, gains, offerings, fame, and praise. These were the things that the wanderer Sañjaya held in high esteem. Yet, all of these are completely essenceless. Thus, he took the essenceless to be essential. He thought, "I have a large following—even if they are fools, they are numerous. I have great strength of numbers." Furthermore, out of pride, he thought, "I am a teacher; I cannot now become a disciple." These are foolish thoughts. Accordingly, "wrong thoughts" (*micchā-saṅkappa*), in terms of the Noble Eightfold Path, refers to thoughts of sensual desire, thoughts of ill-will, and thoughts of harmfulness, as you all must have read many times. Thoughts connected to sensual desires, hatred, and cruelty. Once one is overcome by such thoughts, one is continuously drawn in that direction.</w:t>
       </w:r>
     </w:p>
     <w:p>
@@ -399,7 +399,7 @@
           <w:i w:val="0"/>
           <w:sz w:val="24"/>
         </w:rPr>
-        <w:t>*Sārañca sārato ñatvā,*</w:t>
+        <w:t>Thus, that view, that perspective, and that attitude are expressed by the first verse. Sañjaya is an excellent example of this. Indeed, if we reflect on it, this is true not only of that time but also of today. The majority of people in the world are of that very type. Moreover, many people easily drift into wrong view. They easily succumb to wrong views. What is called "essenceless" basically falls under the side of wrong views. In fact, although we speak of wrong view, what is sometimes more dangerous than outright falsehood is what we call "half-truths." Devotees, "half-truths" are incomplete truths; at first glance, they appear to be true, but upon looking inside, they are empty, false, and hollow, containing various flaws.</w:t>
       </w:r>
     </w:p>
     <w:p>
@@ -410,7 +410,7 @@
           <w:i w:val="0"/>
           <w:sz w:val="24"/>
         </w:rPr>
-        <w:t>*asārañca asārato,*</w:t>
+        <w:t>There is an ancient term used in this Dispensation for such half-truths: *muggasuppatā* (literally, mung-bean soup). It means being "like mung-bean soup." You can understand this: when you eat rice with mung-bean curry, you occasionally bite into half-cooked, hard wild beans. Sometimes, those hard, unboiled beans are in the majority. It is just like that. That is, it is only half-cooked. Such are these half-truths. These half-truths are just like that. And just like in those days, "mung-bean soup" is extremely popular today. A large crowd is drawn to this mung-bean soup. If you look at society, you will see it for yourselves. Such is the state of society.</w:t>
       </w:r>
     </w:p>
     <w:p>
@@ -421,7 +421,7 @@
           <w:i w:val="0"/>
           <w:sz w:val="24"/>
         </w:rPr>
-        <w:t>*te sāraṁ adhigacchanti,*</w:t>
+        <w:t>Furthermore, when reflecting on wrong view, the Buddha declared that among all the faults in this world, the supreme or greatest fault—called *parama-vajja* (the ultimate fault)—is wrong view. Why is that? He states this with reasons. Someone might think, "Why? Surely we have freedom of thought. What does it matter to others if we adopt whatever view we want?" But the primary cause of a person's ruin in life is wrong view. The Buddha demonstrated the danger of wrong view to the Sangha with an excellent illustration and simile.</w:t>
       </w:r>
     </w:p>
     <w:p>
@@ -432,7 +432,7 @@
           <w:i w:val="0"/>
           <w:sz w:val="24"/>
         </w:rPr>
-        <w:t>*sammāsaṅkappagocarā.*</w:t>
+        <w:t>First, He declared the fact: "Monks, the bodily actions, verbal actions, and mental actions of a person with wrong view all conform to that very wrong view. Whatever intention he forms, whatever aspiration, whatever goal, whatever activity he undertakes—all of it conforms to that wrong view." "Then, what is their result, their disadvantage? Consequently, he has to experience severe unwholesome results, suffering (*dukkha*), and painful, undesirable consequences." Then comes the simile: "Just as, monks, when a seed of neem, or a bitter cucumber seed, or a bitter gourd seed is planted in moist soil, whatever soil-nutrients and moisture it draws in all work to produce a bitter fruit; it produces only a bitter fruit." "In the same way, the entire conduct of a person holding wrong view leads to bad, improper, and undesirable results."</w:t>
       </w:r>
     </w:p>
     <w:p>
@@ -443,7 +443,7 @@
           <w:i w:val="0"/>
           <w:sz w:val="24"/>
         </w:rPr>
-        <w:t>But those who understand the essential as essential, and the essence-less as essence-less, they, conducting their thoughts according to right intention, attain the true essence. This is the meaning of that verse.</w:t>
+        <w:t>Then He declared the opposite side: "Similarly, monks, all bodily, verbal, and mental actions of a person with right view are nurtured in accordance with that right view. Likewise, his intentions, aspirations, expectations, goals, and activities conform to that right view and ultimately yield good results and benefits. The simile for this can be understood in the same way. Just as, monks, when a grape seed, a grain of hill-paddy, or a sugar-cane seed is planted in moist soil, whatever soil-nutrients and moisture it draws in yield a sweet and delicious fruit; in the same way is right view." Thus He showed the difference between the two.</w:t>
       </w:r>
     </w:p>
     <w:p>
@@ -454,7 +454,7 @@
           <w:i w:val="0"/>
           <w:sz w:val="24"/>
         </w:rPr>
-        <w:t>These are two valuable verses containing extremely profound thoughts. From this story and these two verses, on a day like today, we can draw out many points regarding the Buddha's Dispensation and our own lives. Now, if we look particularly at the first verse, the best illustration is contained in the very story we told—the character of the wanderer Sañjaya. His character is revealed by that first verse. Why? *Asāre sāramatino*—he took what was essence-less as essential. Next, he took what was essential as essence-less. Consequently, a valuable opportunity slipped away. What is said there is that he did not have the strength to see the Buddha because of being prey to wrong intentions. To explain this in more detail along with the meaning of the verse, when we think about why the wanderer Sañjaya was reluctant to go to the Buddha, we can see what those essence-less things were.</w:t>
+        <w:t>From this, we can understand that the majority of people in the world are drawn towards "mung-bean soup" and drift along the path of wrong views. Now, regarding the second verse: the best illustration for this—which you can easily understand even without my mentioning it—is the life of the two Venerables, Sāriputta and Moggallāna. Their lives demonstrate this clearly. Indeed, when we speak of the Chief Disciples of this Dispensation, we must all remember that, next to the Buddha Himself, it is from the Chief Disciples that we should draw inspiration and example. Indeed, looking back at their exemplary past, we see that they possessed the strength of character to humbly cast aside the essenceless and accept what is essential. This was demonstrated on several occasions even during their lay life.</w:t>
       </w:r>
     </w:p>
     <w:p>
@@ -465,7 +465,7 @@
           <w:i w:val="0"/>
           <w:sz w:val="24"/>
         </w:rPr>
-        <w:t>He had the power of a following, he had gains and hospitality (*lābha-sakkāra*), he had fame and praise. These were the things that the wanderer Sañjaya regarded as great. All of these are essence-less things. Yet, he took those essence-less things as essential. Although they were fools, he had a large following. He possessed the power of a great crowd. Furthermore, due to pride (*māna*), he thought, "I am a teacher; I cannot become a disciple now." These are foolish thoughts. Accordingly, wrong intentions, if we speak in terms of the Noble Eightfold Path, are thoughts of sensual desire (*kāma-vitakka*), thoughts of ill-will (*byāpāda-vitakka*), and thoughts of cruelty (*vihiṁsā-vitakka*), which you all must have read about many times. Feelings regarding sensual desires, then feelings of anger, feelings of harming. Once one submits to such thoughts, one is continuously dragged in that direction.</w:t>
+        <w:t>The first instance was mentioned in the story itself. In youth, variety shows and musical nights are the kind of entertainments that everyone frequents. But once the wisdom accumulated through saṃsāra matures, there comes a point when one becomes weary of them. As we have mentioned in previous Dhamma sermons: if we take the entire world as a school, there are three grades in it: gratification (*assāda*), danger (*ādīnava*), and escape (*nissaraṇa*). The majority of the world remains in the class of gratification. Most people run after the five cords of sensual pleasure. Then, at some point, due to the maturation of intelligence and through experience, the danger—the defective aspect of these things—begins to appear. Once that is seen, one passes into the class of escape, through renunciation (*nekkhamma*) and ordination. Here too, when their wisdom matured, what these two had previously thought of as essential appeared to them as essenceless. There was no laughter or joy as before. They sat with solemn faces, filled with disillusionment. While everyone around them was dancing and enjoying themselves, because the wisdom of these two had matured, they saw it all as essenceless.</w:t>
       </w:r>
     </w:p>
     <w:p>
@@ -476,7 +476,7 @@
           <w:i w:val="0"/>
           <w:sz w:val="24"/>
         </w:rPr>
-        <w:t>Thus, it is that view (*diṭṭhi*), that vision, and that attitude which is expressed in the first verse. Sañjaya is a good illustration of this. If we think accordingly, this fact is true not only for that time but also for the present day. The majority of the world belongs to the group described above. Also, many people are easily dragged towards wrong view (*micchā-diṭṭhi*). They are very easily dragged towards wrong views. What is called essence-less is, in short, that which belongs to the side of wrong views. Indeed, although we call it wrong view, sometimes what appears most dangerous is the type of truth called "half-truth." Half-truth, dear devotees, is an incomplete truth that appears true at first glance. But when looked at from within, it contains empty things, false and hollow things. There are various shortcomings in them.</w:t>
+        <w:t>Consequently, the next step they took was to abandon all their wealth and go forth into ordination. Yet even that ordination was not in the right place; it was under the wanderer Sañjaya. Even there, they did not settle down, simply saying, "This is my teacher." Having learned whatever was to be learned, they realized there was no essence there either. They abandoned that too. Then they began to search for the truth. While searching, the best illustration of their natural inclination towards what is truly essential is seen in the moment they met Venerable Assaji and made that request: "I do not need many words. Tell me the true essence." When this was said, Venerable Assaji recited that highly valuable verse, which, though seemingly simple, contains the core meaning of the entire True Dhamma, the very essence of the deep doctrine of Dependent Arising (*Paṭiccasamuppāda*). Hearing just the first two lines of that verse, the wanderer Upatissa understood the truth, realizing the Noble Truths—and subsequently, the wanderer Kolita did the same upon hearing it. Here we must understand—even without a lengthy analysis of that verse—briefly, as the mature devotees among you must know, that there is this doctrine called Dependent Arising (*Paṭiccasamuppāda*). When many people take precepts, they often recite the twelve links: "With ignorance as condition, formations (*saṅkhāra*); with formations as condition, consciousness (*viññāṇa*)," and so on. But, devotees, this alone is not the core of Dependent Arising. The true core is what is stated in that verse. What is it? "Of those phenomena that arise from a cause, the Tathāgata has declared their arising and also their cessation." The fundamental doctrinal principle presented there, if we express it briefly, is mentioned elsewhere in the Dhamma:</w:t>
       </w:r>
     </w:p>
     <w:p>
@@ -487,7 +487,7 @@
           <w:i w:val="0"/>
           <w:sz w:val="24"/>
         </w:rPr>
-        <w:t>There is an ancient term used in this Dispensation for that "half-truth": *mugga-sūpatā* (resembling mung-bean soup). *Mugga* means mung beans, and *sūpatā* means soup-like. You can imagine—when eating rice with mung-bean gravy, occasionally unboiled, hard beans are chewed. Sometimes it is mostly these unboiled beans that are present. It is just like that. That is to say, they are only half-cooked. The category of half-truth is also like that. Just as in those days, today too, "mung-bean soup" is very popular. A large number of people are attracted to mung-bean soup. If you look at society, you will see this. Such is the state of society.</w:t>
+        <w:t>*“Imasmiṃ sati idaṃ hoti*</w:t>
       </w:r>
     </w:p>
     <w:p>
@@ -498,7 +498,7 @@
           <w:i w:val="0"/>
           <w:sz w:val="24"/>
         </w:rPr>
-        <w:t>Next, when thinking about wrong view (*micchā-diṭṭhi*), the Buddha has declared that of all the wrongs in this world, the greatest wrong, the supreme blame (*parama-vajja*), is wrong view (*micchā-diṭṭhi*). Why is that? He says this with reasons. A person might think, "Why, we have freedom of thought. What does it matter to others if we hold whatever view we want?" One can ask in this way. But the primary cause for the ruin of a person's life is wrong view (*micchā-diṭṭhi*). The Buddha demonstrated the danger of wrong view (*micchā-diṭṭhi*) to the monks on that occasion with a good illustration and a good simile.</w:t>
+        <w:t>*imassuppādā idaṃ upajjati*</w:t>
       </w:r>
     </w:p>
     <w:p>
@@ -509,7 +509,7 @@
           <w:i w:val="0"/>
           <w:sz w:val="24"/>
         </w:rPr>
-        <w:t>First, he states the matter: "Monks, all the bodily actions, verbal actions, and mental actions of a person of wrong view conform to the very wrong view they have adopted. Whatever intention (*cetanā*), aspiration, goal, or activity they initiate, it all conforms to that wrong view. Next, what is their kammic result (*vipāka*) and danger (*ādīnava*)? Because of this, they will have to experience severe unwholesome results, undergo suffering and hardships, and experience unpleasant, disagreeable results." Then comes the simile: "Monks, just as when a seed of neem (margosa), a bitter melon seed, or a bitter gourd seed is planted in moist soil, all the earth-nutrients and water-moisture it draws in work only to produce a bitter fruit; it yields only a bitter fruit. In the same way, the entire course of action of a person who has adopted wrong view leads to bad results, undesirable results, unpleasant and disagreeable results."</w:t>
+        <w:t>*imasmiṃ asati idaṃ na hoti*</w:t>
       </w:r>
     </w:p>
     <w:p>
@@ -520,7 +520,7 @@
           <w:i w:val="0"/>
           <w:sz w:val="24"/>
         </w:rPr>
-        <w:t>He declares the opposite side: "Similarly, monks, all the bodily, verbal, and mental actions of a person of right view (*sammā-diṭṭhi*) are nourished according to that right view. Likewise, their intentions, aspirations, expectations, goals, and activities are all shaped according to that right view and ultimately yield good results and good benefits (*ānisaṁsa*)." The simile for this can be understood accordingly: "Monks, just as when a grape seed, a seed of hill paddy, or a sugarcane seed is planted in moist soil, all the earth-nutrients and water-moisture it draws in yield only a sweet fruit. Just so is right view (*sammā-diṭṭhi*)." Thus, he pointed out the difference between the two.</w:t>
+        <w:t>*imassa nirodhā idaṃ nirujjhati”*</w:t>
       </w:r>
     </w:p>
     <w:p>
@@ -531,7 +531,7 @@
           <w:i w:val="0"/>
           <w:sz w:val="24"/>
         </w:rPr>
-        <w:t>So, according to this, we can understand that the majority of people in the world today are those who follow the "mung-bean gravy," or in other words, who are dragged along by wrong views. Next is the second verse. The best illustration for this—even if not specifically mentioned—you can easily think of: the lives of the two Venerables Sāriputta and Moggallāna. Their lives demonstrate this to us. Indeed, when speaking of the Chief Disciples of this Dispensation, we must all consider that, next to the Buddha, our examples to follow are the Chief Disciples. Indeed, they are exemplary. When looking at it from another angle, they possessed the strength to discard the essence-less and humbly accept the essential. Even during their lay life, this is shown to us on several occasions. The first occasion was mentioned in this very story. In youth, the occasions when anyone goes to enjoy themselves are those various shows, musical nights, and so forth. But once saṁsāric wisdom matures, there comes a time when one gets weary of them. We have stated in previous Dhamma sermons that this entire world is like a school with eight grades. The majority of the world stays on the side of gratification (*assāda*). The crowd running after the five cords of sensual pleasure is the largest. Then, at some point, through the maturing of wisdom and through experience, the danger (*ādīnava*)—the defective side in them—begins to appear. Once that is seen, one passes to the class of escape (*nissaraṇa*) by ordaining. Here too, after their wisdom matured, the things they previously thought were essential appeared as essence-less to both of them. There was no laughter as before, no joy. They sat looking downcast, disillusioned. While everyone else was dancing and enjoying themselves, because their wisdom had matured, this appeared to them as essence-less.</w:t>
+        <w:t>When this exists, this is.</w:t>
       </w:r>
     </w:p>
     <w:p>
@@ -542,7 +542,7 @@
           <w:i w:val="0"/>
           <w:sz w:val="24"/>
         </w:rPr>
-        <w:t>Likewise, the next step they took was to abandon all those resources and enter ordination. Even that ordination was not at the right place; it was under the wanderer named Sañjaya. Even there, they did not just linger thinking, "This is my teacher." After learning whatever was to be learned there, they understood that there was no essence here, and they abandoned that as well. Next, they began to search for the truth. In their search, the best illustration of being drawn to the truly essential is seen when they met the Venerable monk and requested him: "I do not need many words. Tell me the real essence." When requested thus, the Venerable monk recited a verse that, though seemingly simple, showed the core meaning of the entire True Dhamma—the essence of the profound Dhamma of Dependent Arising (*paṭiccasamuppāda*). The wanderer Upatissa understood the truth from the first two lines of that verse, and the wanderer Kolita also understood it by hearing the same verse. Here we understand that even if we do not analyze that verse in detail, in brief—as the elder devotees among you must know—there is a doctrine called Dependent Arising (*paṭiccasamuppāda*). Many people, when they observe precepts, keep reciting the twelve factors like *avijjā-paccayā saṅkhārā, saṅkhāra-paccayā viññāṇaṁ*. But, dear devotees, this is not the core of Dependent Arising (*paṭiccasamuppāda*). The real core is what is said in that verse. What is it? "Whatever phenomena arise from a cause, their cause the Buddha has shown, and also their cessation." If we briefly state the fundamental principle shown there, it is mentioned elsewhere in the Dhamma:</w:t>
+        <w:t>With the arising of this, this arises.</w:t>
       </w:r>
     </w:p>
     <w:p>
@@ -553,7 +553,7 @@
           <w:i w:val="0"/>
           <w:sz w:val="24"/>
         </w:rPr>
-        <w:t>*Imasmiṁ sati idaṁ hoti, imassuppādā idaṁ uppajjati.*</w:t>
+        <w:t>When this does not exist, this is not.</w:t>
       </w:r>
     </w:p>
     <w:p>
@@ -564,7 +564,7 @@
           <w:i w:val="0"/>
           <w:sz w:val="24"/>
         </w:rPr>
-        <w:t>*Imasmiṁ asati idaṁ na hoti, imassa nirodhā idaṁ nirujjhati.*</w:t>
+        <w:t>With the cessation of this, this ceases.</w:t>
       </w:r>
     </w:p>
     <w:p>
@@ -575,7 +575,7 @@
           <w:i w:val="0"/>
           <w:sz w:val="24"/>
         </w:rPr>
-        <w:t>"When this is, that is; with the arising of this, that arises. When this is not, that is not; with the cessation of this, that ceases."</w:t>
+        <w:t>That is the fundamental principle, the axiom. Within it lies the essence of the entire doctrine of Dependent Arising. Regarding the things that the world considers as a soul, as eternal, as permanent, the wondrous law that the Buddhas bring to light—a law always present in the world but hidden from beings due to the darkness of ignorance—is the marvelous causal relationship between things called Dependent Arising. This is what is revealed by this verse. Therefore, because of the sharp wisdom of the wanderer Upatissa, upon hearing just the first two lines, he realized the fruit of Stream-entry through the path-knowledge of Stream-entry.</w:t>
       </w:r>
     </w:p>
     <w:p>
@@ -586,7 +586,7 @@
           <w:i w:val="0"/>
           <w:sz w:val="24"/>
         </w:rPr>
-        <w:t>That is a core principle, a thesis. Within it lies the essence of the entire Dhamma of Dependent Arising (*paṭiccasamuppāda*). Regarding the things that the world considers as a self, as eternal and permanent, the wonderful reality that the Buddhas bring to light is always hidden in the world due to the darkness of ignorance (*avijjā*). That is this wonderful causal relationship between one and another, which is called Dependent Arising (*paṭiccasamuppāda*). This is what is revealed by this verse.</w:t>
+        <w:t>Here too, we see the appreciation of what is truly essential. Through this, we can see that no matter how many essenceless things there are in the world towards which people drift, our effort should be to gradually abandon the essenceless and acquire the essential, so that progress may develop within us. It is of no use to cling to the essenceless for however long. You must have heard a common saying in society about the "tradition of the bundle of hemp"—like the man who clung to the bundle of hemp. There is a long story behind it. Briefly, it is as follows. The story underlying this proverb is quite humorous. Two friends left their village and went from village to village in search of wealth. On their way, they first came to a village where hemp was abundant and easily obtained, even discarded. So, both of them tied up two large bundles of hemp. Carrying these, they went to the next village. There, they found plenty of hemp thread. The wise friend said to the other, "We are carrying this hemp to make thread. Now that hemp thread is available here, let us throw away the hemp and take the thread instead." The other replied, "No, no. I have tied this bundle of hemp very securely. I cannot throw it away. You do as you please." So, one friend took the hemp thread, while the other carried the old bundle of hemp. When they went to the next village, they found hemp cloth. Once again, the wise friend made the same suggestion: "We are carrying this thread for the sake of cloth. Let us throw away the thread and take the hemp cloth instead." "No, not even that. I will carry this bundle which I have brought with such difficulty." So he went on. Thus they went from village to village. To cut the story short, in the next village there was cotton cloth, in the next iron, then bronze, then silver, and in the next gold, in abundance—free to be taken. Out of the two, the wise friend eventually threw away his bundle of silver and tied up a bundle of gold. The other friend was still carrying his bundle of hemp. Having shouldered that bundle of hemp, he refused to let it go. Finally, they returned to their village. Upon their return, the family of the hemp-carrier was deeply disappointed and grieved, thinking, "Is this what he carried and brought back after all this time?" Meanwhile, at the home of the one who brought the bundle of gold, his wife and children were filled with joy and delight.</w:t>
       </w:r>
     </w:p>
     <w:p>
@@ -597,7 +597,7 @@
           <w:i w:val="0"/>
           <w:sz w:val="24"/>
         </w:rPr>
-        <w:t>Therefore, due to the sharp wisdom of the wanderer Upatissa, upon hearing just the first two lines, he realized the fruit of Stream-entry (*sotāpatti-phala*) through the path-knowledge of Stream-entry (*sotāpatti-magga-ñāṇa*). There too, we see the appreciation of the essential. From this, we can see that no matter how many essence-less things there are in the world that attract people, our effort should be to gradually abandon the essence-less within us and acquire the essential. There is no use in clinging to essence-less things for a long time. You all must have heard a saying in society about "the tradition of the bundle of hemp (*haṇamiṭi sampradāya*)"—being like the man who clung to the bundle of hemp.</w:t>
+        <w:t>That is the parabolic story. Since you enjoy hearing stories, I related this as well. The proverb itself is common in society, but some might not understand its background meaning, so it is good to know it. This is because most people lean in that direction. They grasp tightly to the essenceless, looking for some temporary comfort in it. Now, why did the wanderer Sañjaya follow those half-truths? Because the majority of people are drawn to them. He regarded having a large following—if one can gather a crowd and gain gifts and honors—as the ultimate achievement. He did not strive to achieve liberation, the escape from saṃsāra, which is the supreme essence, the fundamental purpose of life, of ordination, and of renunciation (*nekkhamma*).</w:t>
       </w:r>
     </w:p>
     <w:p>
@@ -608,7 +608,7 @@
           <w:i w:val="0"/>
           <w:sz w:val="24"/>
         </w:rPr>
-        <w:t>There is a long story behind that too. Briefly, it is like this. The story underlying this proverb is somewhat humorous. Two friends left their village to travel from village to village in search of wealth. On their way, they first came to a village where hemp was easily available, so abundant that it was discarded. So both of them bound two bundles of hemp and went to the next village carrying them. When they arrived there, hemp thread was available in plenty. Then one friend said to the other, "Now, we are carrying this hemp to make hemp thread. Let us discard this hemp and take the hemp thread instead." The other friend said, "No, no, I have bound this bundle of hemp very well. I cannot throw it away. You do what you want." So, one friend took the hemp thread, while the other carried the same old bundle of hemp. When they went to the next village, hemp cloth was available. There too, the wise friend said, "Now, we are carrying this hemp thread to make cloth. Let us discard this thread and take the hemp cloth instead." "No, I don't want that either. I will carry this which I have brought with such difficulty," said the other and carried it on.</w:t>
+        <w:t>Accordingly, we can understand that even when we think of the future of this Dispensation, if we are to preserve this Dispensation of the Buddha, we must understand its true essence, highlight that essence, and lead our lives accordingly. Indeed, the Buddha on one occasion declared to the Great Arahant Mahā Kassapa one of the reasons that leads to the decline of the Dispensation. Indeed, after the passing away of the Buddha, it was Venerable Mahā Kassapa who was most dedicated to preserving the Dispensation. Perhaps because of this, on one occasion, the Buddha declared to Venerable Kassapa: "Kassapa, this True Dhamma does not disappear until a counterfeit of the True Dhamma arises in the world—a counterfeit that looks like the True Dhamma." The simile given for this is as follows: When we say "gold," we use the word commonly. In ancient texts, there is a distinction made between processed gold and raw gold. Gold that is heated, refined, and fashioned is called processed gold, while raw gold is gold in its natural state, referred to as *jātarūpa*. Even that genuine gold disappears from the world not due to anything else, but because of the emergence of counterfeit gold. In modern terms, when "imitation" gold arises, genuine gold disappears from the market. People are deceived into thinking it is genuine gold. The Buddha declared that something similar happens to the True Dhamma.</w:t>
       </w:r>
     </w:p>
     <w:p>
@@ -619,7 +619,7 @@
           <w:i w:val="0"/>
           <w:sz w:val="24"/>
         </w:rPr>
-        <w:t>In this way, they went from village to village. To make it short, in the next village there was cotton cloth. In the next village, iron. In the next, brass. In the next, silver. In the next, gold—discarded in plenty. So, of these two, the wise friend discarded his previous bundle of silver and tied up a bundle of gold. The other friend was still carrying the bundle of hemp. Clinging to the bundle of hemp, he was unwilling to let it go. Then these two returned to their village. When they returned, the family of the hemp-carrier grieved and lamented greatly, saying, "After all this time, is this what you carried and brought?" Whereas at the house of the one who brought the bundle of gold, all the children and family were highly pleased and rejoiced.</w:t>
+        <w:t>Thus, it is not external religions of wrong view that can destroy this Dispensation—this Dhamma. It can be destroyed from within. Why? Because "counterfeit of the True Dhamma" (*saddhamma-patirūpaka*) means teachings that look like the True Dhamma. This too is just like that "mung-bean soup." Many are likely to be drawn to it. Buddhist devotees must be mindful of this when thinking about the future. You must understand the true essence of the True Dhamma. What is that essence? A Buddha arises in the world to provide a solution, through the path of liberation, to this riddle of saṃsāra which no other teacher has been able to solve. It is to reveal this liberation from saṃsāra. In short, Nibbāna is the ultimate goal and the essence. This is shown in the Dhamma, where the Buddha Himself, on one occasion, used the simile of a sal tree in the *Mahāsāropama Sutta*. Some people go away carrying the leaves, twigs, and branches of a sal tree, thinking they are what is valuable. Others take the bark, others the softwood. But it is only a rare person who takes its heartwood—the truly valuable part. Similarly, there is such a distinction between what is valuable and what is not in this Dispensation. Suppose someone ordains or commits to these practices. Next, gains and favors pour in. These are like the leaves and branches. Next, virtue (*sīla*) is like the bark. That too is a great thing, far better than the former. But even that is not the heartwood. Beyond that lies concentration (*samādhi*), which is like the softwood. Passing through all of these, finally, there is the fruit of Arahantship, which is Nibbāna—the liberation achieved through the realization of the paths and fruits. That alone is the heartwood, the essence of this Dispensation.</w:t>
       </w:r>
     </w:p>
     <w:p>
@@ -630,7 +630,7 @@
           <w:i w:val="0"/>
           <w:sz w:val="24"/>
         </w:rPr>
-        <w:t>That is the story. I told it because you devotees like to hear stories. This proverb is very common in society, but some may not understand its meaning, so it is good to know. Why? Because the majority of people go in that direction. They grasp tightly onto essence-less things for the sake of the temporary comfort they offer. Now, why did the wanderer Sañjaya follow those things containing half-truths? Because the majority of people are attracted to them. If one can gather a following, if one can obtain gains and hospitality (*lābha-sakkāra*), that was regarded as the great thing. He did not attempt to realize the supreme essence of escape from this saṁsāric cycle, which is liberation, the primary purpose of the entire life, of ordination, or of renunciation (*nekkhamma*).</w:t>
+        <w:t>Therefore, if a Dhamma sermon forgets about Nibbāna, sets it aside, and instead highlights mundane goals that offer only temporary relief—whereas in the past, Dhamma preachers culminated every single sermon with Nibbāna—today, sermons often end not with that, but with common, mundane aspirations. Many people prefer this, thinking, "If we can resolve the temporary problems of our daily lives, that is a great thing." But to be satisfied with such temporary relief is like regarding the essenceless as essential. It is like completely wasting this extremely rare human existence. Thus, in these Dhamma sermons as well, we must remember that whether one is a layperson or a monk, if one commits to this path of practice, one can attain liberation from saṃsāra through the realization of the paths and fruits.</w:t>
       </w:r>
     </w:p>
     <w:p>
@@ -641,7 +641,7 @@
           <w:i w:val="0"/>
           <w:sz w:val="24"/>
         </w:rPr>
-        <w:t>Thus, according to this, even when we think about the future of this Dispensation, we can understand that to preserve this Buddha-dispensation, we must understand its true essence, highlight that essence, and lead our lives accordingly. Indeed, the Buddha once declared to the Great Arahant Mahā Kassapa one reason that leads to the decline of the Dispensation. Indeed, after the passing away of the Buddha, it was Venerable Mahā Kassapa who was most enthusiastic about preserving the Dispensation. Perhaps as a reason for this, on one occasion the Buddha said to Venerable Mahā Kassapa: "Kassapa, this True Dhamma (*Saddhamma*) does not disappear until a counterfeit Dhamma (*Saddhamma-paṭirūpaka*) arises in the world." A counterfeit thing. The simile used is gold. When we speak of gold, we often use the word *ran* (gold). In ancient books, two terms are used: *ratran* (refined gold) and *amuran* (natural gold). Gold that is refined, processed, and prepared is called *ratran*. Natural gold is gold in its natural state. It is called *jātarūpa*. Even that natural gold disappears from the world not due to anything else, but due to the arising of a counterfeit natural gold. To use a modern term, when an "imitation" of a certain kind arises, natural gold disappears from the world. People are deceived, thinking it is natural gold. The Buddha declared that a similar thing happens to the True Dhamma.</w:t>
+        <w:t>A certain Brahmin once came and asked the Buddha, "Venerable Sir, is it the layperson or the monk who attains those supramundane states in this Dispensation?" The Buddha replied, "That question should not be asked in that way. It is a question that must be answered with a distinction. For, whether one is a layperson or a monk, if they walk on this path of practice, they can realize the paths and fruits." Thus He answered. Accordingly, we must understand that the essence to be derived from a Dhamma sermon is indeed to obtain a peace of a kind that has not been found in our lives throughout this long saṃsāra. For, in the Dhamma accounts we see, read, and hear the Buddha declaring that even the Bodhisatta, countless times and on incalculable occasions, by virtue of his meritorious power and the strength of his perfections, had attained the position of a Wheel-turning Monarch (*Cakkavatti*). The luxuries and pleasures of such a Wheel-turning Monarch are described in various suttas—and when one reads them, it is truly astonishing. They describe an almost endless, marvelous abundance of sensual pleasures. Yet, those sutta discourses culminate by showing even those to be essenceless. "All of these—all these formations (*saṅkhāra*)—are impermanent (*anicca*), monks. All of them, including that Wheel-turning Monarch and his kingdoms, are no more. They are now destroyed, subject to that law of impermanence." It is to show their essencelessness that the Buddha describes even things like the domain of a Wheel-turning Monarch. But, devotees, the common trend today is to take the physical progress of ordinary, daily life—which cannot even begin to compare to that of a Wheel-turning Monarch—magnify it, present it as the essence, and preach the Dhamma in a way that draws a large crowd toward it. This is like the approach of Sañjaya. Through this, the True Dhamma quickly disappears, and the Dispensation rapidly declines.</w:t>
       </w:r>
     </w:p>
     <w:p>
@@ -652,7 +652,7 @@
           <w:i w:val="0"/>
           <w:sz w:val="24"/>
         </w:rPr>
-        <w:t>Therefore, it is not through other religions of wrong view (*micchā-diṭṭhi*) that this Dispensation can be destroyed; it can be destroyed from within. Why? What are called "counterfeits of the True Dhamma" (*Saddhamma-paṭirūpaka*) are things that merely look like the True Dhamma. They are also just like that mung-bean soup. Many people are likely to be attracted to them. You devotees must be mindful of this when thinking about the future.</w:t>
+        <w:t>Therefore, on a day like today, we must reflect on these things, wise devotees. For there is always a tendency among crowds to run simply because others are running. When there is a large crowd, if one person runs, the others run too, without even knowing the reason. Later, they find there is nothing to be gained; it is empty, and they all turn back. Then they see people running to another place, and they run there too. They run and run, spending all their resources to get there, only to find there is nothing there either. Thus, they spend their entire lives running here and there, as if chasing a mirage. You can find illustrations of these stories in what you see, hear, and read in daily life. What I am saying is just a general observation. From all of this, we must understand one thing: we must have firm confidence that we have the ability to bring out the essence of the Buddha's Dispensation and go a considerable distance in our daily lives. Whether lay or ordained, if one applies oneself, the results can be realized even today. But it is not something easily achieved; we must understand this. What is good and essential cannot be obtained easily. Cultivating grass is easy, but the yield is minimal. Farming, on the other hand, is difficult; it is done with great effort and sweat, but the harvest is abundant. Similarly, you must consider what you are planting in your own mind. Is it something like grass? Or is it the cultivation of virtue (*sīla*), concentration (*samādhi*), and wisdom (*paññā*), which is done with great effort? The Buddha has pointed this out. He compared it to farming, advising us to quickly cultivate these qualities of virtue and so on, just as a farmer works quickly when the rain comes.</w:t>
       </w:r>
     </w:p>
     <w:p>
@@ -663,7 +663,7 @@
           <w:i w:val="0"/>
           <w:sz w:val="24"/>
         </w:rPr>
-        <w:t>One must understand the true essence of the True Dhamma. What is the essence? A Buddha arises in the world to provide the solution through the path of liberation (*vimukti-magga*) to this saṁsāric problem, which no other teacher could resolve. It is to bring to light this saṁsāric liberation. In short, Nibbāna is the ultimate goal and the essence. This is shown in the Dhamma by the Buddha on one occasion in the *Mahāsāropama Sutta* using the simile of a Sal tree. Now, some people go and break off the leaves, twigs, and branches of a Sal tree, taking them as valuable things. Another takes the bark. Another takes the sapwood. But only a rare person takes the heartwood (*sāra*), the truly valuable thing. Similarly, in this Dispensation too, there is a distinction between the valuable and the valueless. Suppose someone becomes ordained, or turns to these activities. Then, gains and hospitality (*lābha-sakkāra*) flow in. These are like the leaves and branches. Next, like the bark, is virtue (*sīla*). That too is a great thing, better than the former. But that itself is not the essence. Beyond that is concentration (*samādhi*). Passing all these, next is the fruit of Arahantship (*arahatta-phala*), or Nibbāna—that liberation obtained through the realization of the paths and fruits (*magga-phala*). That alone is the core, the essence of this Dispensation.</w:t>
+        <w:t>Why is this said? Because this is an extremely rare opportunity. That is why the Buddha presented the word "heedfulness" (*appamāda*) as the most valuable, primary word in the entire True Dhamma. Walk on this path of liberation with heedfulness, and secure your release from saṃsāra. For saṃsāra is dangerous. Saṃsāra is indeed perilous. If one has not achieved a state of assured destiny through at least the fruit of Stream-entry (*Sotāpatti-phala*), even those who are now leading good lives—we cannot say when life will end—may, despite their present goodness, exhaust the meritorious power that granted them this human life. Then, a past unwholesome karma may surface, causing them to be reborn in the animal realm, the ghost realm (*peta*), or as a demon (*yakṣa*). Because saṃsāra holds such a terrifying nature, the Buddha urged us to regard this obtained human existence—which even the devas hold in high esteem—as something precious, and to strive to derive the maximum benefit from it.</w:t>
       </w:r>
     </w:p>
     <w:p>
@@ -674,7 +674,7 @@
           <w:i w:val="0"/>
           <w:sz w:val="24"/>
         </w:rPr>
-        <w:t>Therefore, if any Dhamma sermon forgets that Nibbāna, puts Nibbāna aside, and emphasizes mundane goals that provide temporary relief... In the past, Dhamma preachers concluded all Dhamma sermons by pointing towards Nibbāna. But now, Dhamma sermons often end not with that, but with common, mundane goals. Many people also like that. Why? Because they think it is a great thing if they can resolve the temporary problems of daily life. But being satisfied with such temporary relief is like regarding the essence-less as essential. It is like completely wasting this extremely rare human existence (*manussa-attabhāva*). Likewise, in these Dhamma sermons, we must realize that whether lay or ordained, if one is engaged in this path of practice (*paṭipadā*), one can achieve saṁsāric liberation through the realization of the paths and fruits (*magga-phala*). A certain Brahmin asked the Buddha: "Venerable Sir, is it the layman or the ordained one who attains these supramundane states in this Dispensation?" The Buddha declared: "That question should not be asked in that way. It is a question that must be answered with a division. For, whether one is a layman or an ordained person, if they follow the path of practice, they can realize the paths and fruits." He answered in that manner. Accordingly, we must consider that the essence to be taken from a Dhamma sermon is to achieve a peace that has not been received in our lives throughout this long saṁsāra. Why? In the Dhamma stories, we read, hear, and see the Buddha declaring that, in short, even the Bodhisatta himself, through his store of merit and the power of his perfections (*pāramī*), had attained the status of a Wheel-Turning Monarch (*Cakkavatti*) countless times.</w:t>
+        <w:t>Of course, in this Dhamma, those physical and mundane purposes are indeed mentioned to a certain extent. Some of you might think, "But isn't it stated in our *Maṅgala Sutta* that there are thirty-eight blessings? Doesn't it mention caring for one's wife and children, and all those other things?" But, devotees, all of those blessings culminate in the blessing of Nibbāna. The thirty-eighth blessing is the blessing of Nibbāna. That is probably why Nibbāna is declared at the end as the "supreme blessing" (*parama-maṅgala*). Indeed, that is the ultimate blessing. Therefore, if one's wisdom is to develop, one must not settle right there, clinging to the bundle of hemp, but must make true use of this human existence. Indeed, the human mind is a mind of wonder, possessing a power beyond comprehension in this entire universe. You can easily understand this today through the feats performed by scientists who have developed their intellect in the name of science. Yet, far more wondrous are the feats performed in the past by the Buddhas, Paccekabuddhas, and Great Arahants who developed the power of their perfections. Perhaps because those are somewhat difficult, or because their results are not glaringly obvious to the ordinary world, people do not show much interest in them. Nevertheless, one must contemplate the danger of saṃsāra. Therefore, in a Dhamma sermon, we must constantly remind ourselves of that word: heedfulness (*appamāda*). Furthermore, there are what are called the grounds for urgency (*saṃvega-vatthu*). These are things that help arouse effort: the danger of saṃsāra, the perilous nature of life, birth (*jāti*), aging (*jarā*), sickness (*vyādhi*), death (*maraṇa*), and the fear of lower realms. One must constantly contemplate such matters, including the mindfulness of death (*maraṇasati*). When contemplating these, one's effort increases.</w:t>
       </w:r>
     </w:p>
     <w:p>
@@ -685,7 +685,7 @@
           <w:i w:val="0"/>
           <w:sz w:val="24"/>
         </w:rPr>
-        <w:t>Reading about the luxuries and wealth of a Wheel-Turning Monarch in those discourses (*sutta*) fills one with wonder. They describe such a vast amount of amazing pleasure and wealth in terms of the five cords of sensual pleasure (*pañca-kāma*), seemingly without end. Yet, those discourses end by showing even those to be essence-less. "All these formations (*saṅkhāra* / preparations) are impermanent (*anicca* / inconstant), monks. All of them—that Wheel-Turning Monarch is no more, his kingdoms are no more, all of them are now destroyed, subject to that impermanence (*anicca*)." In this way, the Buddha describes even things like the empire of a Wheel-Turning Monarch to show their essence-less nature. But, dear devotees, the common pattern nowadays is to preach the Dhamma by highlighting ordinary day-to-day progress—which cannot even come close to that Wheel-Turning empire—as the essence, thereby attracting a large crowd to it. This becomes something like the practice of Sañjaya. The True Dhamma will quickly disappear, and the Dispensation will quickly decline.</w:t>
+        <w:t>These are what we must take as the essence of this Dhamma. Through them, instead of falling into heedlessness, drifting along with saṃsāra, and holding onto mundane things as grand, we aim at the cessation of existence rather than its continuation. "We have run an essenceless race in this saṃsāra for so long. We have run after a mirage. At least now, we must bring an end to this." With this understanding, we must enter the path of practice that leads to the heartwood shown by the Buddha, namely: virtue (*sīla*), concentration (*samādhi*), and wisdom (*paññā*). The true heartwood is that state of liberation which relinquishes everything, freed from the five aggregates (*pañcakkhandha*). The Buddhas, entering the attainment of fruition (*phala-samāpatti*), experience that very supreme blessing, that state, and its true power. And the greatest relief obtained through that is release from saṃsāra. To reach that state, one must walk the path of virtue, concentration, and wisdom; one must engage in meditation (*bhāvanā*). Yet, commonly, some people think of meditation merely as something done to cure physical ailments, or as something done blindly because others do it. Today, it has almost become a fashion, a trend, to say, "We, too, meditate." But it is not something to be done merely for the sake of saying so. Meditation means the genuine development of the mind. It must be done systematically. It involves establishing a certain concentration through serenity (*samatha*), and then maintaining one's attention—insight attention (*vipassanā-manasikāra*)—in a way that realizes the three characteristics of the world: impermanence (*anicca*), suffering (*dukkha*), and not-self (*anattā*).</w:t>
       </w:r>
     </w:p>
     <w:p>
@@ -696,7 +696,7 @@
           <w:i w:val="0"/>
           <w:sz w:val="24"/>
         </w:rPr>
-        <w:t>Therefore, on a day like today, wise devotees must reflect on such things. For, the tendency to run because others are running is always present among crowds. When there is a large crowd, when one runs, the others also run. They do not even know the reason. Later, when they look, there is nothing to be gained; it is an empty thing. All turn back. Next, they see people running to another place, and they run there too. Running and running, they go there, spending all their resources. When they go and look, there is nothing to be gained there either. Thus, they run here and there throughout their lives, as if chasing a mirage. You can know the illustrations for these stories from the things you see, hear, and read in daily life. What we are saying is just a general statement.</w:t>
+        <w:t>Through that, when the essence is recognized, the abandoning of the essenceless becomes natural. Indeed, this cannot be prevented. We know that when a tree grows, its withered and dry leaves fall off. As new buds sprout at the top, the old leaves drop from below. This cannot be stopped; it is natural. In the same way, as you develop through Dhamma-knowledge and meditation, the things you previously held in high regard—such as musical nights and variety shows—will appear as essenceless, as mere theatrical dramas (*nāḍagam*). But one should not worry, thinking, "If we go on like this, won't we lose our means of entertainment? Won't sources of income disappear? Won't the world become a joyless place?" Some might argue in this manner. It is to such people that we sometimes refer as "world-expanders" (*lokavaḍḍhana*). The Buddha declared: *Na siyā lokavaḍḍhano*—"One should not be a world-expander." For all this time, what we have done is expand the world and expand the cemetery. Now, in this rare era of a Buddha's appearance, what remains to be done is to escape from this world, to escape from the entirety of saṃsāra.</w:t>
       </w:r>
     </w:p>
     <w:p>
@@ -707,7 +707,7 @@
           <w:i w:val="0"/>
           <w:sz w:val="24"/>
         </w:rPr>
-        <w:t>From all of this, we must understand something. We must have firm faith that we have the ability to highlight the essence of the Buddha's Dispensation and go a considerable distance along this path of liberation (*vimukti-magga*) in our daily lives. Whether lay or ordained, if we apply ourselves, we can reap its results even today. But we must understand that it is not something easily obtained. What is good and essential cannot be obtained easily. Growing grass is easy, but the yield is low. Farming is difficult, done with much toil, but the yield is great. We must think in this way. What do we plant in our mind-stream (*citta-santāna*)? Is it a work like growing grass? Or is it the cultivation of virtue (*sīla*), concentration (*samādhi*), and wisdom (*paññā*) carried out with great effort? This is what the Buddha has said: it is like farming. He has urged us to cultivate virtues like *sīla* quickly, just as a farmer quickly does his farming when it rains.</w:t>
+        <w:t>We possess the capacity within us to achieve that liberation. The power of our perfections may sometimes be hidden, but the human mind has the ability to bring it forth, even in a young child. When it is said in this Dispensation that a seven-year-old child can attain Arahantship, what a wondrous power of the mind is demonstrated! One must constantly reflect on the leading-out (*niyyānika*) quality of this Dispensation, and its timeless (*akālika*) quality, meaning that the fruit can be harvested right here on this earth, at this very moment. Thus, when contemplating the qualities of the Dhamma—such as *sandiṭṭhika* (to be seen for oneself), *akālika* (timeless), and *ehipassika* (inviting to come and see)—one develops a stronger desire to walk this path. For this is not a futile journey. To the extent that this Dhamma grows in one's mind, the results are present right there. Those benefits are immediate. As one reaps those benefits, one becomes increasingly motivated to walk this path.</w:t>
       </w:r>
     </w:p>
     <w:p>
@@ -718,7 +718,7 @@
           <w:i w:val="0"/>
           <w:sz w:val="24"/>
         </w:rPr>
-        <w:t>Why does he say so? This is an extremely rare opportunity. That is why the Buddha has pointed out the word "diligence" (*appamāda*) as the most important keyword of the entire True Dhamma. Walk diligently (*appamāda*) on this path of liberation (*vimukti-magga*) and secure your release from saṁsāra. For saṁsāra is dangerous. Saṁsāra is fearful. If you do not secure a certain destiny (*niyata-gatika*) at least through a path or fruit like Stream-entry (*sotāpatti*), then, though you are living good lives now, we cannot say when our lives will end. If life is lost at some point, despite having lived well, because the store of merit that gave us this human life is exhausted, some past unwholesome kamma might surface, causing birth in an animal state, a hungry ghost (*peta*) state, or a demon state. It is because of such a dangerous saṁsāra that the Buddha regarded this obtained human existence—which even the deities hold in high esteem—as something precious and urged us to make every effort to derive the full benefit from it.</w:t>
+        <w:t>At the same time, from the other side, through the grounds for urgency (*saṃvega-vatthu*) and the happenings in society, one must draw lessons regarding the suffering nature of saṃsāra. Many of the sights we see—some of them are covered up in society. It is like a trap set by Māra. Things that would bring disillusionment with society and the world are covered up. There is even an attitude in the world that says, "Do not look at those things." But the Buddha brings them to light through practices such as the meditation on foulness (*asubha-bhāvanā*). At first, the things pointed out by the Buddha might seem unpleasant. Indeed, we sometimes compare them to a myrobalan fruit (*nelli*). When you first bite into a myrobalan, it is bitter, but later it leaves a sweet taste. That is why it is called *āmalaka*—the deathless. Similarly, there is an apparent bitterness to this Dhamma at first glance. But when one applies oneself to it, for the practitioner, it has a wondrous taste. One must reflect in this way. One should not judge by external polish, pomp, and appearance, just because the majority of people are drawn to them. No matter what, what Sañjaya said is true: there are only a few wise people in the world, and the majority are fools. But we should not simply accept that statement and settle down in one place. Even in a school, although there are different grades, everyone hopes to pass. Just because one is in a certain class or grade, one does not remain there forever. Why do we sit for exams? It is to pass to the next class. Once we get there, we do not settle down saying, "This is my class now." We sit for another exam and go to a higher class, and so on. It is the same here. There must be progress in this saṃsāra. Remaining stagnant in one place is what is called the "tradition of the bundle of hemp."</w:t>
       </w:r>
     </w:p>
     <w:p>
@@ -729,7 +729,7 @@
           <w:i w:val="0"/>
           <w:sz w:val="24"/>
         </w:rPr>
-        <w:t>Now, in this Dhamma, physical or material goals are indeed mentioned to a certain extent. Some of you might think, "Why, in our *Maṅgala Sutta*, aren't thirty-eight blessings mentioned? Thirty-eight blessings are mentioned, aren't they? To support one's wife and children—all of these are mentioned, aren't they?" But, dear devotees, all those blessings culminate in the blessing of Nibbāna. The thirty-eighth blessing is the blessing of Nibbāna. That is why, perhaps, Nibbāna is taught as the "supreme blessing" (*paramaṁ maṅgalaṁ*) at the end. Indeed, that is the supreme blessing. Therefore, if one's wisdom is to develop, one must not just linger there, clinging to the bundle of hemp, but must make use of this human existence. Indeed, the human mind is a mind possessing an unimaginably wonderful power in this entire universe. You will easily understand this now from the feats scientists perform by developing the mind through science. But far more wonderful feats were performed in the past by the Buddhas, Paccekabuddhas, and Great Arahants who developed the power of their perfections (*pāramī*). Because those are difficult and perhaps because their results are not glaringly visible to ordinary people, humans do not show interest in them. But we must reflect on the danger of saṁsāra. Therefore, in a Dhamma sermon, we must always remind ourselves of that word *appamāda* (diligence). Next are the objects of urgency (*saṁvega-vatthu*)—things that help to arouse energy: the danger of saṁsāra, the dangerous nature of life, birth (*jāti*), aging (*jarā*), sickness (*vyādhi*), death (*maraṇa*), and the fear of the four lower realms (*apāya-bhaya*). We must constantly contemplate these. Contemplation of death (*maraṇānussati*), and so forth. When we contemplate these, our effort increases further.</w:t>
+        <w:t>Therefore, contemplate these matters wisely on a valuable day like today. Preserving this Dispensation is not something done through external things like buildings and golden fences. Those, too, may be necessary to inspire faith in the Dispensation. But in truth, this is like a message that travels from heart to heart. Therefore, it is to the extent that the heart is purified. Suppose the parents' hearts are pure; they walk the path of the Dhamma, practicing generosity, virtue, and meditation—cultivating virtue, concentration, and wisdom. That message is received by the child. The child then passes it on to his or her child. In this way, the lay lineage continues. It is the same among the Sangha. When teachers and preceptors among the Sangha grow through these practices, the message is transmitted to their disciples. That is how a Dispensation endures. Nowadays, when people speak of the Dispensation, they think of it as if it has been written off as the sole property of the Sangha. But the Buddha described it as something resting on four pillars: the fourfold assembly of monks (*bhikkhus*), nuns (*bhikkhunīs*), laymen (*upāsakas*), and laywomen (*upāsikās*). Therefore, from the side of the lay donors, it should not be thought: "Our task is simply to acquire wealth, by hook or by crook, righteously or unrighteously, offer a portion of it to the Sangha, and secure heavenly bliss." Rather, they must understand that they, too, must walk the path of the Dhamma. There is no need to expound on this at length now. When one examines the *Maṅgala Sutta* mentioned earlier, it becomes clear. The lay Buddhist, beginning life in a good environment, gradually associates with the Sangha, discusses the Dhamma, and ultimately goes towards Nibbāna. This sequence is contained even in the *Maṅgala Sutta*, which lay devotees recite so often. It shows us that our lives must be a gradual movement towards progress, not stagnation in one place.</w:t>
       </w:r>
     </w:p>
     <w:p>
@@ -740,7 +740,7 @@
           <w:i w:val="0"/>
           <w:sz w:val="24"/>
         </w:rPr>
-        <w:t>These are what we must take as the essence of this Dhamma. Through them, without falling into negligence, without being dragged into saṁsāra, and without making existence (*bhava*) something great, we aim for the cessation of existence instead of its continuation. We have run an essence-less race in this saṁsāra for so long; we have run after it. Understanding that we must bring this to an end now, we must enter the path of practice (*paṭipadā*) pointing to the heartwood shown by the Buddha, namely virtue (*sīla*), concentration (*samādhi*), and wisdom (*paññā*). The true heartwood is the state of liberation (*vimukti*), which is free and detached from all. The Buddhas, entering the attainment of fruition (*phala-samāpatti*), personally experience that supreme blessing, that moment, and its real power. The greatest relief obtained from this is release from this saṁsāra. To reach that point, we must walk on the path of virtue, concentration, and wisdom; we must engage in meditation (*bhāvanā*). Generally, some people think of meditation merely as something done to cure their physical ailments, or as something done just for the sake of doing it. Today, it has become a fashion, a trend, to say, "We also meditate." But it is not something done just for the sake of saying so. Meditation means the true development of the mind. It must be done systematically. Having developed a certain concentration (*samādhi*) through tranquility (*samatha*), one must then apply one's attention—insight attention (*vipassanā-manasikāra*)—in a way that realizes the three characteristics of impermanence (*anicca*), suffering (*dukkha*), and non-self (*anattā*) in this world. Through this, when one recognizes the essence, it is natural for essence-less things to be discarded. This cannot be prevented. We know that as a tree grows, the mature and dry leaves fall. As new shoots appear at the top, leaves fall at the bottom. This cannot be prevented; it is natural. In the same way, as you devotees grow in Dhamma-knowledge, the things you previously regarded as high—those musical nights, various shows—might appear as essence-less, as mere theatrical plays (*nāḍagam*). But one should not think badly of this, wondering, "If we go on like this, won't we lose our ways of entertainment? Won't we lose our sources of income? Won't the world become a joyless place?" Some might argue in this way. It is to such people that we sometimes refer as "promoters of the world" (*lokavaddhana*). The Buddha has urged us not to be promoters of the world. What was done for so long was the promotion of the world and the promotion of cemeteries. What remains to be done now, in this period of the arising of a Buddha (*buddhotpāda-kāla*), is to escape from this world, to escape from this entire saṁsāra.</w:t>
+        <w:t>I trust these points will suffice for this meritorious gathering. You should reflect on this and decide the course of action you should take. Indeed, in daily life today, what can be easily said of everyone, given the lifestyle and social conditions, is that this Dhamma journey is not an easy one. Finding time for Dhamma and meditation is difficult. Daily life passes through various daunting economic and social pressures. But, as we have said on previous occasions, we must use all of these as a support to escape from saṃsāra, to complete this task quickly. That is what is called a "blessing in disguise." Indeed, were it not for such challenges, some might be tempted by luxury, incline towards the unrighteous path, and end their lives without deriving any benefit from this Dhamma. But if someone understands the suffering (*dukkha*) of life, the suffering of saṃsāra, and realizes through the hardships of this life, "We must have suffered like this for an infinite time; therefore, we must find a solution to this"—then, even with difficulty, they will incline towards the practice of virtue, concentration, and wisdom taught by the Buddha. Once they incline in that direction, if they can find even a small opening to dedicate five or ten minutes a day to meditation, then as their interest, desire (*chanda*), and commitment gradually grow, they will realize for themselves that they actually have more time. In this way, a certain sacrifice must be made. By sacrifice, I do not mean material wealth, but time. Indeed, people today are extremely hesitant to sacrifice their time. They are that busy. There is that much work. There is also a tendency to want everything done easily, which is a result of modern science. What we used to do with great effort can now be done easily. It is true that we also occasionally benefit from this indirectly. With the turn of a small key, what was once done with great difficulty is completed effortlessly. But we should not assume that the Dhamma is the same. It was because they had fulfilled their perfections over an immensely long period that individuals like Venerable Sāriputta understood the Dhamma in a very short time, just by hearing a single verse. We should not conclude from this that the Dhamma requires no effort on our part. How long must Venerable Sāriputta and others have strived, fulfilling their perfections, to realize Stream-entry from just two lines of a verse?</w:t>
       </w:r>
     </w:p>
     <w:p>
@@ -751,7 +751,7 @@
           <w:i w:val="0"/>
           <w:sz w:val="24"/>
         </w:rPr>
-        <w:t>We have the power within us to achieve that liberation. The power of perfections (*pāramī*) might be hidden. The human mind has the capacity to bring them out, even in a young child. When we say that in this Dispensation a seven-year-old child could become an Arahant, what an amazing power is demonstrated! We must constantly reflect on the timeless quality (*akālika-guṇa*) of this Dispensation—that its fruit can be reaped right here on this earth, at this very moment. Thus, when reflecting on the qualities of the Dhamma shown as visible here and now (*sandiṭṭhika*), timeless (*akālika*), inviting to come and see (*ehipassika*), and so forth, one develops a greater enthusiasm to walk this path. For, we are not on a fruitless journey. To whatever extent this Dhamma grows in one's mind, the results and benefits (*ānisaṁsa*) are present right there. Seeing those benefits, one is further encouraged to walk this path.</w:t>
+        <w:t>Thinking in this way, we must realize that if we do not possess such meritorious power, we must build that meritorious power by engaging in these practices. That is why it is called a sacrifice. That time and effort—which we spend on other things—must be spent on this Dhamma. For we will not always have the opportunity to do this. The path to Nibbāna is open only during the era of a Buddha's appearance. Reflecting thus, you must preserve the Dispensation within yourselves. It is the Dispensation preserved within oneself that we refer to when we say "the Dispensation has protected a nation." We can make such a statement only if the Dispensation grows within each individual in that manner. Otherwise, that Dispensation is merely something that attracts tourists, something existing only for show, to be visited here and there. That is not true progress. It is empty and hollow. Therefore, if everyone walks on the path of the Dhamma and becomes a spiritual friend (*kalyāṇa-mitta*), then through that spiritual friendship, this Dispensation will grow. That is why the Buddha declared to Venerable Ānanda—when Ānanda once remarked, as we often remind you, that spiritual friendship constitutes half of this holy life—"Do not say so, Ānanda. This entire holy life is spiritual friendship." Therefore, everyone’s aim should be to develop the collection of virtues associated with the blessing of spiritual friendship and, at one's own level, to serve one's children at home, relatives, friends, and colleagues at work with the Dhamma to the best of one's ability, explaining it as far as one knows—not wrong views, but if one truly knows "this is good," then one must explain it. By encouraging them in this way, it is through such a journey that the progress of the Dispensation is secured.</w:t>
       </w:r>
     </w:p>
     <w:p>
@@ -762,7 +762,7 @@
           <w:i w:val="0"/>
           <w:sz w:val="24"/>
         </w:rPr>
-        <w:t>Likewise, the other side is that from those objects of urgency (*saṁvega-vatthu*), from the things happening in society, from all of them, one must draw illustrations of the painful nature of saṁsāra. Many scenes are hidden in society. It is like the setting of snares by Māra, like Māra's trap. Things that cause disillusionment with society, disillusionment with the world and society, are kept hidden. There is an attitude in the world that we should not even look at them. But the Buddha brings them to light through meditations such as the meditation on foulness (*asubha-bhāvanā*). The things shown by the Buddha may sometimes be unpleasant. Indeed, we sometimes compare them to the myrobalan fruit (*nelli*). When you first bite into a myrobalan fruit, it is indeed bitter. But it has a sweet aftertaste. That is why it is called "deathless" (*amata* / *āmalka*). Similarly, this Dhamma also has a certain bitterness at first glance. But when one practices it, the practitioner finds a wonderful taste in it. We must think in this way. One should not measure something merely because the majority of people are attracted to external polish, show, and appearance. What Sañjaya said is true: the wise in the world are few; the fools are many. But we should not merely accept that statement and remain in the same place. Even in a school, although there are various grades, everyone expects to pass. One does not remain in the same class just because one is there. Why do we sit for exams? To pass to the next class. Once there, one does not linger saying, "This is my class." Next, one sits for another exam and goes to a higher class. It is just like that here. We need progress in this saṁsāra. Lingering in the same place—that lingering in the same place is what is called "the tradition of the bundle of hemp."</w:t>
+        <w:t>I trust that these few words have conveyed something that this meritorious gathering can remember and practice on a Poson Full Moon Poya Day like today. You have observed a certain level of virtue (*sīla*) according to your capacity. Virtue is something extremely necessary for this society—this discipline. Even if we look at it from the other side, we see a society where terrible, unvirtuous crimes are committed. Having observed valuable virtue and turned your minds towards meditation, you have listened to a Dhamma sermon for about an hour. If through this, a certain degree of faith (*saddhā*), energy (*viriya*), mindfulness (*sati*), concentration (*samādhi*), and wisdom (*paññā*) has arisen in you, that itself will at some point become a spiritual faculty (*indriya*) and a spiritual power (*bala*), granting you the strength to realize the supramundane paths and fruits, and to find peace in the supreme, deathless Nibbāna. Therefore, you should make the aspiration that through this listening to the Dhamma, this supportive condition (*upanissaya-sampatti*) may, not just in some distant future but in this very life, with the help of this power and through association with spiritual friends, grant you the strength and capacity to progress along the paths of Stream-entry, Once-returning, Non-returning, all the way to Arahantship. Let us also aspire that the guardian deities and Brahmās who protect the Dispensation, and indeed any beings from Avīci to Akaniṭṭha who wish to rejoice in these merits, including our departed relatives, may rejoice in the vast collection of merit accumulated today through this preaching and listening to the Dhamma, and by doing so, realize the supreme, deathless Nibbāna through whatever form of awakening (*bodhi*) they have aspired for!</w:t>
       </w:r>
     </w:p>
     <w:p>
@@ -773,40 +773,7 @@
           <w:i w:val="0"/>
           <w:sz w:val="24"/>
         </w:rPr>
-        <w:t>Therefore, recall these matters well with wisdom on a valuable day like today. Preserving a Dispensation is not something done through external things, buildings, or golden fences. Those too are necessary to arouse faith (*saddhā*) in this Dispensation. But indeed, this is like a message that goes from heart to heart. Therefore, the more we purify our hearts... Let us say the parents' hearts are pure. They walk on the path of Dhamma. They cultivate giving (*dāna*), virtue (*sīla*), meditation (*bhāvanā*), virtue (*sīla*), concentration (*samādhi*), and wisdom (*paññā*). That message is then received by the child. That child, in turn, gives it to their child. In that way, the lay lineage continues. It is the same among the Sangha. When teachers and preceptors grow in these among the Sangha, it is passed on to their pupils. In that way, a Dispensation... When we speak of "this Dispensation," nowadays people think of it as if it has been deeded solely to the Sangha. But the Buddha spoke of this as something standing on four pillars, referring to the fourfold assembly of bhikkhus, bhikkhunīs, laymen (*upāsaka*), and laywomen (*upāsikā*). Thus, from the side of the devotees, our task is not to obtain wealth by hook or by crook, righteously or unrighteously, and then offer a portion of it to the Sangha to gain heavenly rebirth. What we must consider is that we too must walk on that path of Dhamma. Now, this is not something to be said at length. When we look closely at the *Maṅgala Sutta* mentioned earlier, we can see this. The lay Buddhist, starting their lay life in that manner, born in a good environment, gradually draws close to the Sangha, discusses the Dhamma, and ultimately reaches Nibbāna. Even the *Maṅgala Sutta*, which lay devotees use most, contains such a progression. From this, we can see that our life must be one that gradually moves towards progress, not one of lingering in the same place.</w:t>
-      </w:r>
-    </w:p>
-    <w:p>
-      <w:r>
-        <w:rPr>
-          <w:rFonts w:ascii="Georgia" w:hAnsi="Georgia"/>
-          <w:b w:val="0"/>
-          <w:i w:val="0"/>
-          <w:sz w:val="24"/>
-        </w:rPr>
-        <w:t>So, I believe these few points will be sufficient for this meritorious assembly. You must reflect on this and decide on the path of action you should take. Indeed, what can be easily said about everyone in daily life in these times, according to their lifestyle and social conditions, is that this journey of Dhamma is not an easy one. Finding time to listen to Dhamma and practice meditation... Daily life passes through various severe economic and social pressures. But, as we said on previous occasions, we must make all of them a support to escape from this saṁsāra, to hasten this work. That is what we called "blessings in disguise." Indeed, if not for such things, some would be tempted only by luxury, lean towards unrighteousness, and end their lives without deriving any benefit from this Dhamma. But if someone understands the suffering of life, understands the suffering of saṁsāra, and realizes through the hardships they face in this life: "We must have undergone such suffering for countless times, so we must find a solution to this," if one thinks so, then, even with difficulty, one will incline towards the practice of virtue, concentration, and wisdom declared by the Buddha. Once inclined, if they can open up even a small gap—spending five or ten minutes a day on meditation—as their taste, desire (*chanda*), and earnestness increase, they will realize that they have more time than before. In that way, one must make a certain sacrifice. What is called sacrifice is not wealth and resources, but time.</w:t>
-      </w:r>
-    </w:p>
-    <w:p>
-      <w:r>
-        <w:rPr>
-          <w:rFonts w:ascii="Georgia" w:hAnsi="Georgia"/>
-          <w:b w:val="0"/>
-          <w:i w:val="0"/>
-          <w:sz w:val="24"/>
-        </w:rPr>
-        <w:t>Indeed, what people are most hesitant to sacrifice nowadays is time. They have that much work, that much work. Likewise, there is another side—trying to do everything easily. This is due to modern science. Doing easily what we used to do with much effort. It is true that we too sometimes benefit from this indirectly. Just by turning a small key, what we previously did with great difficulty is done easily. But we must not think that the Dhamma is also like that. Often, those who had fulfilled their perfections (*pāramī*) over a very long period, like Venerable Sāriputta, understood the Dhamma in a very short time upon hearing a single verse. We should not think from this that if everyone does not attain a path or fruit from a single line of a verse, then this Dhamma is of no use. How long must those Venerable ones like Sāriputta have striven and fulfilled their perfections (*pāramī*) to attain Stream-entry from just two lines of a verse! Thinking in this way, we must realize that if we do not possess such a store of merit, we must build up that store of merit by engaging in these practices. That is why it is called a sacrifice. That time and effort—the time and effort spent on other things—must be spent on this Dhamma. For, the opportunity to do this will not be available forever. The path to Nibbāna opens up only during the period of the arising of a Buddha (*buddhotpāda-kāla*). Thinking thus, you devotees must preserve the Dispensation for yourselves. The Dispensation we must preserve is for ourselves. We say "this Dispensation preserved our nation." We express it in that way only if the Dispensation grows within each individual in that manner. Otherwise, it is merely a Dispensation brought by foreigners, existing for show, to be seen by visiting various places. That is not true progress; it is an empty, hollow thing. Therefore, as each individual walks on the path of Dhamma, if they become a noble friend (*kalyāṇa-mitta*), through that power of noble friendship, this Dispensation will grow. That is why the Buddha declared to Venerable Ānanda—as we have often reminded you—when Venerable Ānanda once stated that half of this Dispensation consists of noble friendship: "No, no, Ānanda, do not say so. The entire Dispensation is noble friendship." Therefore, everyone's goal should be to develop the store of virtues corresponding to that noble friendship and, at their own level, to treat their children at home, relatives, friends, and others in institutions with the Dhamma as far as they know, explaining it as far as they know. If you know correctly that this is good, and not wrong views, you must explain it. By encouraging them in that way, through the journey so made, the welfare of the Dispensation is secured.</w:t>
-      </w:r>
-    </w:p>
-    <w:p>
-      <w:r>
-        <w:rPr>
-          <w:rFonts w:ascii="Georgia" w:hAnsi="Georgia"/>
-          <w:b w:val="0"/>
-          <w:i w:val="0"/>
-          <w:sz w:val="24"/>
-        </w:rPr>
-        <w:t>Therefore, I believe that with these few words, something necessary to remember and practice on a Poson day like today has been expressed to this meritorious assembly. You devotees have observed a certain virtue (*sīla*) according to your capacity. Virtue (*sīla*) is something highly necessary for this society—this discipline. Even looking from that perspective, we see a society where unvirtuous, dangerous crimes are committed. Having observed a valuable virtue (*sīla*) and turned to meditation, you have listened to a Dhamma sermon for about an hour at this moment. If some faith (*saddhā*), energy (*vīriya*), mindfulness (*sati*), concentration (*samādhi*), and wisdom (*paññā*) arose in you through this, that itself will at some point become a faculty (*indriya*) and a power (*bala*) giving you the strength to realize the supramundane paths and fruits and find peace in the noble, supreme Nibbāna. May you aspire that, through this hearing of the Dhamma, this supportive condition (*upanissaya-sampatti*) will help you not merely in the future but in this very life, and through the association with noble friends (*kalyāṇa-mitta*), give you the strength and power to walk along the paths of Stream-entry, Once-returning, Non-returning, all the way to Arahantship. Likewise, may all beings from Avīci hell to Akaniṭṭha heaven, including the guardian deities and brahma kings, who wish to rejoice in these merits... and including our departed relatives, may they all rejoice in this store of merit accumulated today through this preaching and hearing of the Dhamma, and realize the supreme, noble Nibbāna through their aspired Bodhi! Let us aspire thus and transfer merits by reciting these verses.</w:t>
+        <w:t>With that in mind, let us share merits by reciting the verses in this manner.</w:t>
       </w:r>
     </w:p>
     <w:p>

--- a/docx/sermon_017_ENGLISH.docx
+++ b/docx/sermon_017_ENGLISH.docx
@@ -3,22 +3,25 @@
 <w:document xmlns:wpc="http://schemas.microsoft.com/office/word/2010/wordprocessingCanvas" xmlns:mo="http://schemas.microsoft.com/office/mac/office/2008/main" xmlns:mc="http://schemas.openxmlformats.org/markup-compatibility/2006" xmlns:mv="urn:schemas-microsoft-com:mac:vml" xmlns:o="urn:schemas-microsoft-com:office:office" xmlns:r="http://schemas.openxmlformats.org/officeDocument/2006/relationships" xmlns:m="http://schemas.openxmlformats.org/officeDocument/2006/math" xmlns:v="urn:schemas-microsoft-com:vml" xmlns:wp14="http://schemas.microsoft.com/office/word/2010/wordprocessingDrawing" xmlns:wp="http://schemas.openxmlformats.org/drawingml/2006/wordprocessingDrawing" xmlns:w10="urn:schemas-microsoft-com:office:word" xmlns:w="http://schemas.openxmlformats.org/wordprocessingml/2006/main" xmlns:w14="http://schemas.microsoft.com/office/word/2010/wordml" xmlns:wpg="http://schemas.microsoft.com/office/word/2010/wordprocessingGroup" xmlns:wpi="http://schemas.microsoft.com/office/word/2010/wordprocessingInk" xmlns:wne="http://schemas.microsoft.com/office/word/2006/wordml" xmlns:wps="http://schemas.microsoft.com/office/word/2010/wordprocessingShape" mc:Ignorable="w14 wp14">
   <w:body>
     <w:p>
+      <w:pPr>
+        <w:pStyle w:val="Heading1"/>
+      </w:pPr>
+      <w:bookmarkStart w:id="19" w:name="_Toc242628800"/>
       <w:r>
         <w:rPr>
           <w:rFonts w:ascii="Georgia" w:hAnsi="Georgia"/>
           <w:b/>
-          <w:i w:val="0"/>
           <w:sz w:val="32"/>
         </w:rPr>
+        <w:lastRenderedPageBreak/>
         <w:t>Pahankanuwa Sermon #17</w:t>
       </w:r>
+      <w:bookmarkEnd w:id="19"/>
     </w:p>
     <w:p>
       <w:r>
         <w:rPr>
           <w:rFonts w:ascii="Georgia" w:hAnsi="Georgia"/>
-          <w:b w:val="0"/>
-          <w:i w:val="0"/>
           <w:sz w:val="22"/>
         </w:rPr>
         <w:t>English Translation</w:t>
@@ -28,8 +31,6 @@
       <w:r>
         <w:rPr>
           <w:rFonts w:ascii="Georgia" w:hAnsi="Georgia"/>
-          <w:b w:val="0"/>
-          <w:i w:val="0"/>
           <w:sz w:val="22"/>
         </w:rPr>
         <w:t>Translated from Sinhala</w:t>
@@ -40,9 +41,7 @@
         <w:rPr>
           <w:rFonts w:ascii="Georgia" w:hAnsi="Georgia"/>
           <w:b/>
-          <w:i w:val="0"/>
           <w:color w:val="000000"/>
-          <w:sz w:val="24"/>
         </w:rPr>
         <w:t>Author: Ven. Katukurunde Nanananda Thero</w:t>
       </w:r>
@@ -51,9 +50,6 @@
       <w:r>
         <w:rPr>
           <w:rFonts w:ascii="Georgia" w:hAnsi="Georgia"/>
-          <w:b w:val="0"/>
-          <w:i w:val="0"/>
-          <w:sz w:val="24"/>
         </w:rPr>
         <w:t>(Pahankaṇuwa Sinhala Audio Dhamma Sermon No. )</w:t>
       </w:r>
@@ -62,9 +58,6 @@
       <w:r>
         <w:rPr>
           <w:rFonts w:ascii="Georgia" w:hAnsi="Georgia"/>
-          <w:b w:val="0"/>
-          <w:i w:val="0"/>
-          <w:sz w:val="24"/>
         </w:rPr>
         <w:t>Namo tassa bhagavato arahato sammāsambuddhassa</w:t>
       </w:r>
@@ -73,9 +66,6 @@
       <w:r>
         <w:rPr>
           <w:rFonts w:ascii="Georgia" w:hAnsi="Georgia"/>
-          <w:b w:val="0"/>
-          <w:i w:val="0"/>
-          <w:sz w:val="24"/>
         </w:rPr>
         <w:t>(Homage to the Blessed One, the Worthy One, the Fully Self-Enlightened One)</w:t>
       </w:r>
@@ -85,7 +75,6 @@
         <w:rPr>
           <w:rFonts w:ascii="Georgia" w:hAnsi="Georgia"/>
           <w:b/>
-          <w:i w:val="0"/>
           <w:color w:val="000000"/>
           <w:sz w:val="22"/>
         </w:rPr>
@@ -96,7 +85,6 @@
       <w:r>
         <w:rPr>
           <w:rFonts w:ascii="Georgia" w:hAnsi="Georgia"/>
-          <w:b w:val="0"/>
           <w:i/>
           <w:color w:val="000000"/>
           <w:sz w:val="28"/>
@@ -109,7 +97,6 @@
         <w:rPr>
           <w:rFonts w:ascii="Georgia" w:hAnsi="Georgia"/>
           <w:b/>
-          <w:i w:val="0"/>
           <w:sz w:val="22"/>
         </w:rPr>
         <w:t>From:</w:t>
@@ -119,8 +106,6 @@
       <w:r>
         <w:rPr>
           <w:rFonts w:ascii="Georgia" w:hAnsi="Georgia"/>
-          <w:b w:val="0"/>
-          <w:i w:val="0"/>
           <w:color w:val="000000"/>
           <w:sz w:val="28"/>
         </w:rPr>
@@ -131,9 +116,6 @@
       <w:r>
         <w:rPr>
           <w:rFonts w:ascii="Georgia" w:hAnsi="Georgia"/>
-          <w:b w:val="0"/>
-          <w:i w:val="0"/>
-          <w:sz w:val="24"/>
         </w:rPr>
         <w:t>Dear Listeners,</w:t>
       </w:r>
@@ -142,9 +124,6 @@
       <w:r>
         <w:rPr>
           <w:rFonts w:ascii="Georgia" w:hAnsi="Georgia"/>
-          <w:b w:val="0"/>
-          <w:i w:val="0"/>
-          <w:sz w:val="24"/>
         </w:rPr>
         <w:t>One can achieve true progress and development only if one has enough inner strength to abandon the essenceless and accept what is essential. The life of a person who has the wrong attitude of seeing the essenceless as essential and the essential as essenceless is a complete failure. It is because our ancient Sri Lankan ancestors possessed the noble principle of abandoning the essenceless the moment they saw the essential that the Dispensation of the Buddha (*Sambuddha Sāsana*), brought to this island of Lankā by the Great Arahant Mahinda on a Poson Full Moon Poya Day like today, took deep root in this country. The two verses we have taken as our theme today express this very valuable principle, which also serves the future of that Dispensation.</w:t>
       </w:r>
@@ -153,20 +132,21 @@
       <w:r>
         <w:rPr>
           <w:rFonts w:ascii="Georgia" w:hAnsi="Georgia"/>
-          <w:b w:val="0"/>
-          <w:i w:val="0"/>
-          <w:sz w:val="24"/>
         </w:rPr>
-        <w:t>The occasion for preaching these two verses arose in connection with certain events in the lives of the chief disciples of this Dispensation, the Venerable Sāriputta and Moggallāna. After these two Venerables, Sāriputta and Moggallāna, entered this Buddha-Dispensation, joined the community of monks, and attained Arahantship, the Buddha gathered the Sangha and conferred upon them the titles of Chief Disciples. On that occasion, a certain critical discussion and whispering arose among the monks regarding the way the Buddha conferred these titles. They murmured that the Buddha had acted with bias, like someone distributing alms based on personal favor. "If Chief Disciple positions were to be given, they should have been given to the group of five monks who ordained first. Otherwise, they should have been selected from the fifty-five monks headed by the clan-son Yasa. Or else from among the thirty of the *Bhaddavaggiya* group. Or perhaps from among the thousand monks led by Uruvela Kassapa." While the monks were engaged in such talk, expressing what was like an accusation against the Buddha, the Supreme Buddha asked, "What are you discussing, monks?" When they explained the matter, He replied, "No, monks, I do not confer titles out of favoritism. I confer titles according to each individual’s past aspirations and the power of their perfections (*pāramīs*)." Then, in great detail, He explained the past meritorious deeds and the definite prophecies received by Venerable Aññā Koṇḍañña, the clan-son Yasa, and others individually, and finally declared how the two, Sāriputta and Moggallāna, had received their definite prophecy to become Chief Disciples from the Buddha Anomadassī.</w:t>
+        <w:t xml:space="preserve">The occasion for preaching these two verses arose in connection with certain events in the lives of the chief disciples of this Dispensation, the Venerable Sāriputta and Moggallāna. After these two Venerables, Sāriputta and Moggallāna, entered this Buddha-Dispensation, joined the community of monks, and attained Arahantship, the Buddha gathered the Sangha and conferred upon them the titles of Chief Disciples. On that occasion, a certain critical discussion and whispering arose among the monks regarding the way the Buddha conferred these titles. They murmured that the Buddha had acted with bias, like someone distributing alms based on personal favor. "If Chief Disciple positions were to be given, they should have been given to the group of five monks who ordained first. Otherwise, they should have been selected from the fifty-five monks headed by the clan-son Yasa. Or else from among the thirty of the *Bhaddavaggiya* group. Or perhaps from among the thousand </w:t>
+      </w:r>
+      <w:r>
+        <w:rPr>
+          <w:rFonts w:ascii="Georgia" w:hAnsi="Georgia"/>
+        </w:rPr>
+        <w:lastRenderedPageBreak/>
+        <w:t>monks led by Uruvela Kassapa." While the monks were engaged in such talk, expressing what was like an accusation against the Buddha, the Supreme Buddha asked, "What are you discussing, monks?" When they explained the matter, He replied, "No, monks, I do not confer titles out of favoritism. I confer titles according to each individual’s past aspirations and the power of their perfections (*pāramīs*)." Then, in great detail, He explained the past meritorious deeds and the definite prophecies received by Venerable Aññā Koṇḍañña, the clan-son Yasa, and others individually, and finally declared how the two, Sāriputta and Moggallāna, had received their definite prophecy to become Chief Disciples from the Buddha Anomadassī.</w:t>
       </w:r>
     </w:p>
     <w:p>
       <w:r>
         <w:rPr>
           <w:rFonts w:ascii="Georgia" w:hAnsi="Georgia"/>
-          <w:b w:val="0"/>
-          <w:i w:val="0"/>
-          <w:sz w:val="24"/>
         </w:rPr>
         <w:t>After all these accounts were related, the two Venerables, Sāriputta and Moggallāna, approached the Buddha, paid homage, and in front of the assembly, recounted how they had engaged in the search for truth before coming to the Buddha. To mention that story briefly, it is as follows. Many of you may have already heard the valuable life story of these two. There were two Brahmin villages named Upatissa and Kolita near Rajagaha. Two meritorious Brahmin youths were born into the leading families of these villages. They received the names Upatissa and Kolita. These families had been friends for generations. Similarly, these two became extremely close friends and began to do everything together. In their youth, after completing their education, they, like other young people, turned to recreational activities and made it a habit to attend a certain public festival called the *Giragga-samajja* (Mountain-top Festival) held annually in Rajagaha. It must have been something like the variety shows or musical nights of today—a festival held on a mountain peak.</w:t>
       </w:r>
@@ -175,20 +155,21 @@
       <w:r>
         <w:rPr>
           <w:rFonts w:ascii="Georgia" w:hAnsi="Georgia"/>
-          <w:b w:val="0"/>
-          <w:i w:val="0"/>
-          <w:sz w:val="24"/>
         </w:rPr>
-        <w:t>Although this had been their custom, on one particular year, while watching the *Giragga-samajja* festival—perhaps because their wisdom accumulated over saṃsāra had matured and ripened by then—they did not laugh where they usually would have laughed. They did not show excitement or sorrow where others did. They did not distribute gifts as usual but looked on as if disillusioned. When they spoke to each other, they found they shared the same thoughts. What was the thought? "There is nothing of value here. There is no essence. This is essenceless. All these people who are dancing, playing music, and singing here will be dead before a hundred years pass. It is far more valuable for us to go in search of the path of liberation from this saṃsāra." Thus, they both agreed and discussed their next step. "If we expect liberation, we must receive ordination. From whom shall we receive ordination?" At that time in Rajagaha, there was a well-known wanderer (*paribbājaka*) named Sañjaya, who had a large following. They decided to go there and ordain. Sending back their carriages and royal retinues, they took ordination under the wanderer Sañjaya along with five hundred companions. Having ordained, because they possessed extremely sharp wisdom, within a few days they learned everything that the wanderer Sañjaya knew, and they asked their teacher, "Do you know anything beyond this?" When he replied, "No, this is all I know. I cannot tell you anything beyond this," they realized that staying there was essenceless. They agreed, "We must search for the truth individually. Whichever of us finds the path of liberation, or Nibbāna first, must inform the other." They went to various places, met teachers, and began to hold discussions and ask questions. Not a single teacher was able to answer their questions. On the contrary, these two were able to answer the questions posed by those teachers.</w:t>
+        <w:t xml:space="preserve">Although this had been their custom, on one particular year, while watching the *Giragga-samajja* festival—perhaps because their wisdom accumulated over saṃsāra had matured and ripened by then—they did not laugh where they usually would have laughed. They did not show excitement or sorrow where others did. They did not distribute gifts as usual but looked on as if disillusioned. When they spoke to each other, they found they shared the same thoughts. What was the thought? "There is nothing of value here. There is no essence. This is essenceless. All these people who are dancing, playing music, and singing here will be dead before a hundred years pass. It is far more valuable for us to go in search of the path of liberation from this saṃsāra." Thus, they both agreed and discussed their next step. "If we expect liberation, we must receive ordination. From whom shall we receive ordination?" At that time in Rajagaha, there was a well-known wanderer (*paribbājaka*) named Sañjaya, who had a large following. They decided to go there and ordain. Sending back their carriages and royal retinues, they took ordination under the wanderer Sañjaya along with five hundred companions. Having ordained, because they possessed extremely sharp wisdom, within a few days they learned everything that the wanderer Sañjaya knew, and they asked their teacher, "Do you know anything beyond this?" When he replied, "No, this is all I know. I cannot tell you anything beyond this," they realized that staying there was essenceless. They agreed, "We must search for the truth individually. Whichever of us finds the path of liberation, or </w:t>
+      </w:r>
+      <w:r>
+        <w:rPr>
+          <w:rFonts w:ascii="Georgia" w:hAnsi="Georgia"/>
+        </w:rPr>
+        <w:lastRenderedPageBreak/>
+        <w:t>Nibbāna first, must inform the other." They went to various places, met teachers, and began to hold discussions and ask questions. Not a single teacher was able to answer their questions. On the contrary, these two were able to answer the questions posed by those teachers.</w:t>
       </w:r>
     </w:p>
     <w:p>
       <w:r>
         <w:rPr>
           <w:rFonts w:ascii="Georgia" w:hAnsi="Georgia"/>
-          <w:b w:val="0"/>
-          <w:i w:val="0"/>
-          <w:sz w:val="24"/>
         </w:rPr>
         <w:t>As time went on, the Buddha, having accepted the Veluvana Monastery, was residing in Rajagaha. One day, Venerable Assaji, one of the first group of five monks, was walking for alms. On that day, the wanderer Upatissa—whom we now know as Venerable Sāriputta—having finished his meal, left his dwelling and was heading towards the wanderers' monastery when he saw this Venerable monk. He thought, "I have never seen such a person before. I have never seen anyone with such peaceful senses and such a composed posture. He must be either an Arahant or one who has entered the path to Arahantship. It is not appropriate to speak to him right now while he is walking for alms," he thought. So he followed him from behind. When the Venerable monk finished his alms-round and was preparing to eat his meal, Upatissa prepared a suitable seat for him, offered water from his own water vessel, and performed all the duties of an attendant. After the meal was finished and all service was complete, he asked the Venerable monk, "Friend, who is your teacher? What is the Dhamma you follow? Your faculties are so serene, and your complexion is exceptionally bright and radiant." He then requested, "Please tell me that Dhamma."</w:t>
       </w:r>
@@ -197,9 +178,6 @@
       <w:r>
         <w:rPr>
           <w:rFonts w:ascii="Georgia" w:hAnsi="Georgia"/>
-          <w:b w:val="0"/>
-          <w:i w:val="0"/>
-          <w:sz w:val="24"/>
         </w:rPr>
         <w:t>Then, Venerable Assaji very humbly replied, "I am but a novice, recently ordained. I cannot deliver a long discourse or explain the Dhamma in detail." Then the wanderer Upatissa said, "My name is Upatissa. It is enough if you tell me just a little. There is no need for many words. I only want the meaning—the core essence. If you speak just that much, I will understand." At that moment, Venerable Assaji recited a verse of immense depth—a precious verse that presents the entire essence and fundamental law of Dependent Arising (*Paṭiccasamuppāda*).</w:t>
       </w:r>
@@ -208,9 +186,6 @@
       <w:r>
         <w:rPr>
           <w:rFonts w:ascii="Georgia" w:hAnsi="Georgia"/>
-          <w:b w:val="0"/>
-          <w:i w:val="0"/>
-          <w:sz w:val="24"/>
         </w:rPr>
         <w:t>*“Ye dhammā hetuppabhavā – tesaṃ hetuṃ tathāgato āha*</w:t>
       </w:r>
@@ -219,9 +194,6 @@
       <w:r>
         <w:rPr>
           <w:rFonts w:ascii="Georgia" w:hAnsi="Georgia"/>
-          <w:b w:val="0"/>
-          <w:i w:val="0"/>
-          <w:sz w:val="24"/>
         </w:rPr>
         <w:t>*tesañca yo nirodho – evaṃ vādī mahāsamṇo”*</w:t>
       </w:r>
@@ -230,9 +202,6 @@
       <w:r>
         <w:rPr>
           <w:rFonts w:ascii="Georgia" w:hAnsi="Georgia"/>
-          <w:b w:val="0"/>
-          <w:i w:val="0"/>
-          <w:sz w:val="24"/>
         </w:rPr>
         <w:t>"Of those phenomena that arise from a cause, the Tathāgata has declared the cause, and also their cessation. Such is the doctrine of the Great Ascetic." This is the meaning of that verse.</w:t>
       </w:r>
@@ -241,20 +210,21 @@
       <w:r>
         <w:rPr>
           <w:rFonts w:ascii="Georgia" w:hAnsi="Georgia"/>
-          <w:b w:val="0"/>
-          <w:i w:val="0"/>
-          <w:sz w:val="24"/>
         </w:rPr>
-        <w:t>So profound was this verse, and so sharp was the wisdom and meritorious potential of the wanderer Upatissa, that upon hearing just the first two lines of the verse, he attained the fruit of Stream-entry (*Sotāpatti-phala*). The moment he heard, "Of those phenomena that arise from a cause, the Tathāgata has declared the cause," he had already entered the stream. After the verse was completed, the wanderer Upatissa asked the Venerable monk, "Where does our Teacher reside?" When told it was Veluvana Monastery, he inquired about the path and said, "I have one more task. I have a friend to whom I made a promise that if I found the truth, the deathless, or Nibbāna, I would inform him. I will fulfill that promise and then come. Please go ahead." Sending Venerable Assaji ahead, the wanderer Upatissa returned to the wanderers' monastery. As he was arriving, his friend Kolita saw him from afar and thought, "Today my friend does not look his usual self. He has an exceptionally serene and joyful appearance. Surely, he must have attained Nibbāna." When Kolita asked for details, the wanderer Upatissa recounted the story of how he met the monk and recited the verse in full. Upon the completion of that verse, the wanderer Kolita also became established in the fruit of Stream-entry.</w:t>
+        <w:t xml:space="preserve">So profound was this verse, and so sharp was the wisdom and meritorious potential of the wanderer Upatissa, that upon hearing just the first two lines of the verse, he attained the fruit of Stream-entry (*Sotāpatti-phala*). The moment he heard, "Of those phenomena that arise from a cause, the Tathāgata has declared the cause," he had already entered the stream. After the verse was completed, the wanderer Upatissa asked the Venerable monk, "Where does our Teacher reside?" When told it was Veluvana Monastery, he inquired about the path and said, "I have one more task. I have a friend to whom I made a promise that if I found the truth, the deathless, or Nibbāna, I would inform him. I will fulfill that promise and then come. Please go ahead." Sending Venerable Assaji ahead, the wanderer Upatissa returned to the </w:t>
+      </w:r>
+      <w:r>
+        <w:rPr>
+          <w:rFonts w:ascii="Georgia" w:hAnsi="Georgia"/>
+        </w:rPr>
+        <w:lastRenderedPageBreak/>
+        <w:t>wanderers' monastery. As he was arriving, his friend Kolita saw him from afar and thought, "Today my friend does not look his usual self. He has an exceptionally serene and joyful appearance. Surely, he must have attained Nibbāna." When Kolita asked for details, the wanderer Upatissa recounted the story of how he met the monk and recited the verse in full. Upon the completion of that verse, the wanderer Kolita also became established in the fruit of Stream-entry.</w:t>
       </w:r>
     </w:p>
     <w:p>
       <w:r>
         <w:rPr>
           <w:rFonts w:ascii="Georgia" w:hAnsi="Georgia"/>
-          <w:b w:val="0"/>
-          <w:i w:val="0"/>
-          <w:sz w:val="24"/>
         </w:rPr>
         <w:t>Then the wanderer Kolita said, "Let us now go to meet the Buddha." However, because Upatissa was someone who always respected his teachers, he thought of their former preceptor, the wanderer Sañjaya, and said, "Let us go and tell this new discovery to our teacher as well. Perhaps he will understand the Dhamma upon hearing this verse. Even if he cannot, he might at least go to see the Buddha." So they went to find their teacher.</w:t>
       </w:r>
@@ -263,9 +233,6 @@
       <w:r>
         <w:rPr>
           <w:rFonts w:ascii="Georgia" w:hAnsi="Georgia"/>
-          <w:b w:val="0"/>
-          <w:i w:val="0"/>
-          <w:sz w:val="24"/>
         </w:rPr>
         <w:t>Seeing them, the wanderer Sañjaya asked, "How is it, my children, have you found the truth?" When they related the news, he did not show much faith. After hearing everything, he said, "Then you two may go. As for me, I cannot go." When they asked, "Why?", he replied, "Having been a teacher for so long, I cannot now become a disciple, a pupil. To use a simile, it would be like having been a water-pot and then becoming a ladle or a spoon." You know that it is the water-pot that provides water to others, while a ladle or a spoon is used to take from it. That was the simile he used. "Having been like a water-pot before, how can I now become like a ladle or a spoon? It would demean me." Saying this, he refused to go. When they pleaded again, saying, "Do not say so, teacher. Such a supreme person, a Buddha, has arisen in the world. The Dhamma has arisen, the Sangha has arisen. This is a rare opportunity!"—he asked, "My children, are there more fools or wise people in this world?" Upatissa and Kolita replied, "Fools are in the majority." "Very well, then. Let the fools come to me, and let the wise go to the wise Ascetic Gotama." Thus he rejected their invitation.</w:t>
       </w:r>
@@ -274,9 +241,6 @@
       <w:r>
         <w:rPr>
           <w:rFonts w:ascii="Georgia" w:hAnsi="Georgia"/>
-          <w:b w:val="0"/>
-          <w:i w:val="0"/>
-          <w:sz w:val="24"/>
         </w:rPr>
         <w:t>As soon as the two of them departed after this conversation, a large portion of Sañjaya's disciples set out to go with them. Seeing this, it is recorded that the wanderer Sañjaya spat warm blood from his mouth due to intense grief. Such was his sorrow.</w:t>
       </w:r>
@@ -285,9 +249,6 @@
       <w:r>
         <w:rPr>
           <w:rFonts w:ascii="Georgia" w:hAnsi="Georgia"/>
-          <w:b w:val="0"/>
-          <w:i w:val="0"/>
-          <w:sz w:val="24"/>
         </w:rPr>
         <w:t>That is the account we wished to mention. Sāriputta and Moggallāna related this entire story to the Buddha in front of the Sangha on that occasion. Finally, they remarked, "Despite all our efforts, our teacher, the wanderer Sañjaya, did not come."</w:t>
       </w:r>
@@ -296,9 +257,6 @@
       <w:r>
         <w:rPr>
           <w:rFonts w:ascii="Georgia" w:hAnsi="Georgia"/>
-          <w:b w:val="0"/>
-          <w:i w:val="0"/>
-          <w:sz w:val="24"/>
         </w:rPr>
         <w:t>Upon hearing this, the Buddha declared, "Such is the nature of the world. Because of his wrong view and mistaken ideas, Sañjaya regarded the essenceless as essential and the essential as essenceless. But because of your wisdom and intelligence, you two understood the true essence and attained it." Praising them, He uttered the two verses we mentioned earlier:</w:t>
       </w:r>
@@ -307,9 +265,6 @@
       <w:r>
         <w:rPr>
           <w:rFonts w:ascii="Georgia" w:hAnsi="Georgia"/>
-          <w:b w:val="0"/>
-          <w:i w:val="0"/>
-          <w:sz w:val="24"/>
         </w:rPr>
         <w:t>*“Asāre sāramatino – sāre cāsāradassino*</w:t>
       </w:r>
@@ -318,9 +273,6 @@
       <w:r>
         <w:rPr>
           <w:rFonts w:ascii="Georgia" w:hAnsi="Georgia"/>
-          <w:b w:val="0"/>
-          <w:i w:val="0"/>
-          <w:sz w:val="24"/>
         </w:rPr>
         <w:t>*te sāraṃ nādhigacchanti – micchāsaṅkappagocarā”*</w:t>
       </w:r>
@@ -329,10 +281,8 @@
       <w:r>
         <w:rPr>
           <w:rFonts w:ascii="Georgia" w:hAnsi="Georgia"/>
-          <w:b w:val="0"/>
-          <w:i w:val="0"/>
-          <w:sz w:val="24"/>
         </w:rPr>
+        <w:lastRenderedPageBreak/>
         <w:t>Those who conceive of the essenceless as essential, and who hold the view of the essential as essenceless, being governed by wrong thoughts, never arrive at the true essence. Having stated one side in this manner, He declared the other side:</w:t>
       </w:r>
     </w:p>
@@ -340,9 +290,6 @@
       <w:r>
         <w:rPr>
           <w:rFonts w:ascii="Georgia" w:hAnsi="Georgia"/>
-          <w:b w:val="0"/>
-          <w:i w:val="0"/>
-          <w:sz w:val="24"/>
         </w:rPr>
         <w:t>*“Sārañca sārato ñatvā – asārañca asārato*</w:t>
       </w:r>
@@ -351,9 +298,6 @@
       <w:r>
         <w:rPr>
           <w:rFonts w:ascii="Georgia" w:hAnsi="Georgia"/>
-          <w:b w:val="0"/>
-          <w:i w:val="0"/>
-          <w:sz w:val="24"/>
         </w:rPr>
         <w:t>*te sāraṃ adhigacchanti – sammāsaṅkappagocarā”*</w:t>
       </w:r>
@@ -362,9 +306,6 @@
       <w:r>
         <w:rPr>
           <w:rFonts w:ascii="Georgia" w:hAnsi="Georgia"/>
-          <w:b w:val="0"/>
-          <w:i w:val="0"/>
-          <w:sz w:val="24"/>
         </w:rPr>
         <w:t>But those who understand the essential as essential, and the essenceless as essenceless, directing their thoughts in accordance with right thoughts, arrive at the true essence. This is the meaning of the verse.</w:t>
       </w:r>
@@ -373,9 +314,6 @@
       <w:r>
         <w:rPr>
           <w:rFonts w:ascii="Georgia" w:hAnsi="Georgia"/>
-          <w:b w:val="0"/>
-          <w:i w:val="0"/>
-          <w:sz w:val="24"/>
         </w:rPr>
         <w:t>These are two highly valuable verses containing very profound ideas. From both this narrative and the two verses, we can extract many lessons on a day like today regarding the Dispensation of the Buddha and our own lives. Now, if we look closely at the first verse, its best illustration is found within the very story we just recounted: the character of the wanderer Sañjaya. His character is depicted by that first verse. Why? Because *asāre sāramatino*—he took the essenceless to be essential, and consequently, took the essential to be essenceless. As a result, a precious opportunity slipped away. It is shown that he lacked the capacity even to see the Buddha because of falling prey to wrong thoughts. To explain further in the light of the meaning of this verse: what is meant by "essenceless" in the phrase *asāre sāramatino*? When we reflect on why the wanderer Sañjaya hesitated to go to the Buddha, we can see what those essenceless things were.</w:t>
       </w:r>
@@ -384,9 +322,6 @@
       <w:r>
         <w:rPr>
           <w:rFonts w:ascii="Georgia" w:hAnsi="Georgia"/>
-          <w:b w:val="0"/>
-          <w:i w:val="0"/>
-          <w:sz w:val="24"/>
         </w:rPr>
         <w:t>He had a large following, gains, offerings, fame, and praise. These were the things that the wanderer Sañjaya held in high esteem. Yet, all of these are completely essenceless. Thus, he took the essenceless to be essential. He thought, "I have a large following—even if they are fools, they are numerous. I have great strength of numbers." Furthermore, out of pride, he thought, "I am a teacher; I cannot now become a disciple." These are foolish thoughts. Accordingly, "wrong thoughts" (*micchā-saṅkappa*), in terms of the Noble Eightfold Path, refers to thoughts of sensual desire, thoughts of ill-will, and thoughts of harmfulness, as you all must have read many times. Thoughts connected to sensual desires, hatred, and cruelty. Once one is overcome by such thoughts, one is continuously drawn in that direction.</w:t>
       </w:r>
@@ -395,9 +330,6 @@
       <w:r>
         <w:rPr>
           <w:rFonts w:ascii="Georgia" w:hAnsi="Georgia"/>
-          <w:b w:val="0"/>
-          <w:i w:val="0"/>
-          <w:sz w:val="24"/>
         </w:rPr>
         <w:t>Thus, that view, that perspective, and that attitude are expressed by the first verse. Sañjaya is an excellent example of this. Indeed, if we reflect on it, this is true not only of that time but also of today. The majority of people in the world are of that very type. Moreover, many people easily drift into wrong view. They easily succumb to wrong views. What is called "essenceless" basically falls under the side of wrong views. In fact, although we speak of wrong view, what is sometimes more dangerous than outright falsehood is what we call "half-truths." Devotees, "half-truths" are incomplete truths; at first glance, they appear to be true, but upon looking inside, they are empty, false, and hollow, containing various flaws.</w:t>
       </w:r>
@@ -406,10 +338,8 @@
       <w:r>
         <w:rPr>
           <w:rFonts w:ascii="Georgia" w:hAnsi="Georgia"/>
-          <w:b w:val="0"/>
-          <w:i w:val="0"/>
-          <w:sz w:val="24"/>
         </w:rPr>
+        <w:lastRenderedPageBreak/>
         <w:t>There is an ancient term used in this Dispensation for such half-truths: *muggasuppatā* (literally, mung-bean soup). It means being "like mung-bean soup." You can understand this: when you eat rice with mung-bean curry, you occasionally bite into half-cooked, hard wild beans. Sometimes, those hard, unboiled beans are in the majority. It is just like that. That is, it is only half-cooked. Such are these half-truths. These half-truths are just like that. And just like in those days, "mung-bean soup" is extremely popular today. A large crowd is drawn to this mung-bean soup. If you look at society, you will see it for yourselves. Such is the state of society.</w:t>
       </w:r>
     </w:p>
@@ -417,9 +347,6 @@
       <w:r>
         <w:rPr>
           <w:rFonts w:ascii="Georgia" w:hAnsi="Georgia"/>
-          <w:b w:val="0"/>
-          <w:i w:val="0"/>
-          <w:sz w:val="24"/>
         </w:rPr>
         <w:t>Furthermore, when reflecting on wrong view, the Buddha declared that among all the faults in this world, the supreme or greatest fault—called *parama-vajja* (the ultimate fault)—is wrong view. Why is that? He states this with reasons. Someone might think, "Why? Surely we have freedom of thought. What does it matter to others if we adopt whatever view we want?" But the primary cause of a person's ruin in life is wrong view. The Buddha demonstrated the danger of wrong view to the Sangha with an excellent illustration and simile.</w:t>
       </w:r>
@@ -428,9 +355,6 @@
       <w:r>
         <w:rPr>
           <w:rFonts w:ascii="Georgia" w:hAnsi="Georgia"/>
-          <w:b w:val="0"/>
-          <w:i w:val="0"/>
-          <w:sz w:val="24"/>
         </w:rPr>
         <w:t>First, He declared the fact: "Monks, the bodily actions, verbal actions, and mental actions of a person with wrong view all conform to that very wrong view. Whatever intention he forms, whatever aspiration, whatever goal, whatever activity he undertakes—all of it conforms to that wrong view." "Then, what is their result, their disadvantage? Consequently, he has to experience severe unwholesome results, suffering (*dukkha*), and painful, undesirable consequences." Then comes the simile: "Just as, monks, when a seed of neem, or a bitter cucumber seed, or a bitter gourd seed is planted in moist soil, whatever soil-nutrients and moisture it draws in all work to produce a bitter fruit; it produces only a bitter fruit." "In the same way, the entire conduct of a person holding wrong view leads to bad, improper, and undesirable results."</w:t>
       </w:r>
@@ -439,9 +363,6 @@
       <w:r>
         <w:rPr>
           <w:rFonts w:ascii="Georgia" w:hAnsi="Georgia"/>
-          <w:b w:val="0"/>
-          <w:i w:val="0"/>
-          <w:sz w:val="24"/>
         </w:rPr>
         <w:t>Then He declared the opposite side: "Similarly, monks, all bodily, verbal, and mental actions of a person with right view are nurtured in accordance with that right view. Likewise, his intentions, aspirations, expectations, goals, and activities conform to that right view and ultimately yield good results and benefits. The simile for this can be understood in the same way. Just as, monks, when a grape seed, a grain of hill-paddy, or a sugar-cane seed is planted in moist soil, whatever soil-nutrients and moisture it draws in yield a sweet and delicious fruit; in the same way is right view." Thus He showed the difference between the two.</w:t>
       </w:r>
@@ -450,20 +371,21 @@
       <w:r>
         <w:rPr>
           <w:rFonts w:ascii="Georgia" w:hAnsi="Georgia"/>
-          <w:b w:val="0"/>
-          <w:i w:val="0"/>
-          <w:sz w:val="24"/>
         </w:rPr>
-        <w:t>From this, we can understand that the majority of people in the world are drawn towards "mung-bean soup" and drift along the path of wrong views. Now, regarding the second verse: the best illustration for this—which you can easily understand even without my mentioning it—is the life of the two Venerables, Sāriputta and Moggallāna. Their lives demonstrate this clearly. Indeed, when we speak of the Chief Disciples of this Dispensation, we must all remember that, next to the Buddha Himself, it is from the Chief Disciples that we should draw inspiration and example. Indeed, looking back at their exemplary past, we see that they possessed the strength of character to humbly cast aside the essenceless and accept what is essential. This was demonstrated on several occasions even during their lay life.</w:t>
+        <w:t xml:space="preserve">From this, we can understand that the majority of people in the world are drawn towards "mung-bean soup" and drift along the path of wrong views. Now, regarding the second verse: the best illustration for this—which you can easily understand even without my mentioning it—is the life of the two Venerables, Sāriputta and Moggallāna. Their lives demonstrate this clearly. Indeed, when we speak of the Chief Disciples of this Dispensation, we must all remember that, next to the Buddha Himself, it is from the Chief Disciples that we should draw inspiration and example. Indeed, looking back at their exemplary past, we see that they possessed the strength </w:t>
+      </w:r>
+      <w:r>
+        <w:rPr>
+          <w:rFonts w:ascii="Georgia" w:hAnsi="Georgia"/>
+        </w:rPr>
+        <w:lastRenderedPageBreak/>
+        <w:t>of character to humbly cast aside the essenceless and accept what is essential. This was demonstrated on several occasions even during their lay life.</w:t>
       </w:r>
     </w:p>
     <w:p>
       <w:r>
         <w:rPr>
           <w:rFonts w:ascii="Georgia" w:hAnsi="Georgia"/>
-          <w:b w:val="0"/>
-          <w:i w:val="0"/>
-          <w:sz w:val="24"/>
         </w:rPr>
         <w:t>The first instance was mentioned in the story itself. In youth, variety shows and musical nights are the kind of entertainments that everyone frequents. But once the wisdom accumulated through saṃsāra matures, there comes a point when one becomes weary of them. As we have mentioned in previous Dhamma sermons: if we take the entire world as a school, there are three grades in it: gratification (*assāda*), danger (*ādīnava*), and escape (*nissaraṇa*). The majority of the world remains in the class of gratification. Most people run after the five cords of sensual pleasure. Then, at some point, due to the maturation of intelligence and through experience, the danger—the defective aspect of these things—begins to appear. Once that is seen, one passes into the class of escape, through renunciation (*nekkhamma*) and ordination. Here too, when their wisdom matured, what these two had previously thought of as essential appeared to them as essenceless. There was no laughter or joy as before. They sat with solemn faces, filled with disillusionment. While everyone around them was dancing and enjoying themselves, because the wisdom of these two had matured, they saw it all as essenceless.</w:t>
       </w:r>
@@ -472,20 +394,38 @@
       <w:r>
         <w:rPr>
           <w:rFonts w:ascii="Georgia" w:hAnsi="Georgia"/>
-          <w:b w:val="0"/>
-          <w:i w:val="0"/>
-          <w:sz w:val="24"/>
         </w:rPr>
-        <w:t>Consequently, the next step they took was to abandon all their wealth and go forth into ordination. Yet even that ordination was not in the right place; it was under the wanderer Sañjaya. Even there, they did not settle down, simply saying, "This is my teacher." Having learned whatever was to be learned, they realized there was no essence there either. They abandoned that too. Then they began to search for the truth. While searching, the best illustration of their natural inclination towards what is truly essential is seen in the moment they met Venerable Assaji and made that request: "I do not need many words. Tell me the true essence." When this was said, Venerable Assaji recited that highly valuable verse, which, though seemingly simple, contains the core meaning of the entire True Dhamma, the very essence of the deep doctrine of Dependent Arising (*Paṭiccasamuppāda*). Hearing just the first two lines of that verse, the wanderer Upatissa understood the truth, realizing the Noble Truths—and subsequently, the wanderer Kolita did the same upon hearing it. Here we must understand—even without a lengthy analysis of that verse—briefly, as the mature devotees among you must know, that there is this doctrine called Dependent Arising (*Paṭiccasamuppāda*). When many people take precepts, they often recite the twelve links: "With ignorance as condition, formations (*saṅkhāra*); with formations as condition, consciousness (*viññāṇa*)," and so on. But, devotees, this alone is not the core of Dependent Arising. The true core is what is stated in that verse. What is it? "Of those phenomena that arise from a cause, the Tathāgata has declared their arising and also their cessation." The fundamental doctrinal principle presented there, if we express it briefly, is mentioned elsewhere in the Dhamma:</w:t>
+        <w:t xml:space="preserve">Consequently, the next step they took was to abandon all their wealth and go forth into ordination. Yet even that ordination was not in the right place; it was under the wanderer Sañjaya. Even there, they did not settle down, simply saying, "This is my teacher." Having learned whatever was to be learned, they realized there was no essence there either. They abandoned that too. Then they began to search for the truth. While searching, the best illustration of their natural inclination towards what is truly essential is seen in the moment they met Venerable Assaji and made that request: "I do not need many words. Tell me the true essence." When this was said, Venerable Assaji recited that highly valuable verse, which, though seemingly simple, contains the core meaning of the entire True Dhamma, the very essence of the deep doctrine of Dependent Arising (*Paṭiccasamuppāda*). Hearing just the first two lines of that verse, the wanderer Upatissa understood the truth, realizing the Noble Truths—and subsequently, the wanderer Kolita did the same upon hearing it. Here we must understand—even without a lengthy analysis of that verse—briefly, as the mature devotees among you must know, that there is this doctrine called Dependent Arising (*Paṭiccasamuppāda*). When many people take precepts, they often recite the twelve links: "With ignorance as condition, </w:t>
+      </w:r>
+      <w:r>
+        <w:rPr>
+          <w:rFonts w:ascii="Georgia" w:hAnsi="Georgia"/>
+        </w:rPr>
+        <w:t>Preparations</w:t>
+      </w:r>
+      <w:r>
+        <w:rPr>
+          <w:rFonts w:ascii="Georgia" w:hAnsi="Georgia"/>
+        </w:rPr>
+        <w:t xml:space="preserve"> (*saṅkhāra*); with </w:t>
+      </w:r>
+      <w:r>
+        <w:rPr>
+          <w:rFonts w:ascii="Georgia" w:hAnsi="Georgia"/>
+        </w:rPr>
+        <w:t>Preparations</w:t>
+      </w:r>
+      <w:r>
+        <w:rPr>
+          <w:rFonts w:ascii="Georgia" w:hAnsi="Georgia"/>
+        </w:rPr>
+        <w:t xml:space="preserve"> as condition, consciousness (*viññāṇa*)," and so on. But, devotees, this alone is not the core of Dependent Arising. The true core is what is stated in that verse. What is it? "Of those phenomena that arise from a cause, the Tathāgata has declared their arising and also their cessation." The fundamental doctrinal principle presented there, if we express it briefly, is mentioned elsewhere in the Dhamma:</w:t>
       </w:r>
     </w:p>
     <w:p>
       <w:r>
         <w:rPr>
           <w:rFonts w:ascii="Georgia" w:hAnsi="Georgia"/>
-          <w:b w:val="0"/>
-          <w:i w:val="0"/>
-          <w:sz w:val="24"/>
         </w:rPr>
         <w:t>*“Imasmiṃ sati idaṃ hoti*</w:t>
       </w:r>
@@ -494,9 +434,6 @@
       <w:r>
         <w:rPr>
           <w:rFonts w:ascii="Georgia" w:hAnsi="Georgia"/>
-          <w:b w:val="0"/>
-          <w:i w:val="0"/>
-          <w:sz w:val="24"/>
         </w:rPr>
         <w:t>*imassuppādā idaṃ upajjati*</w:t>
       </w:r>
@@ -505,10 +442,8 @@
       <w:r>
         <w:rPr>
           <w:rFonts w:ascii="Georgia" w:hAnsi="Georgia"/>
-          <w:b w:val="0"/>
-          <w:i w:val="0"/>
-          <w:sz w:val="24"/>
         </w:rPr>
+        <w:lastRenderedPageBreak/>
         <w:t>*imasmiṃ asati idaṃ na hoti*</w:t>
       </w:r>
     </w:p>
@@ -516,9 +451,6 @@
       <w:r>
         <w:rPr>
           <w:rFonts w:ascii="Georgia" w:hAnsi="Georgia"/>
-          <w:b w:val="0"/>
-          <w:i w:val="0"/>
-          <w:sz w:val="24"/>
         </w:rPr>
         <w:t>*imassa nirodhā idaṃ nirujjhati”*</w:t>
       </w:r>
@@ -527,9 +459,6 @@
       <w:r>
         <w:rPr>
           <w:rFonts w:ascii="Georgia" w:hAnsi="Georgia"/>
-          <w:b w:val="0"/>
-          <w:i w:val="0"/>
-          <w:sz w:val="24"/>
         </w:rPr>
         <w:t>When this exists, this is.</w:t>
       </w:r>
@@ -538,9 +467,6 @@
       <w:r>
         <w:rPr>
           <w:rFonts w:ascii="Georgia" w:hAnsi="Georgia"/>
-          <w:b w:val="0"/>
-          <w:i w:val="0"/>
-          <w:sz w:val="24"/>
         </w:rPr>
         <w:t>With the arising of this, this arises.</w:t>
       </w:r>
@@ -549,9 +475,6 @@
       <w:r>
         <w:rPr>
           <w:rFonts w:ascii="Georgia" w:hAnsi="Georgia"/>
-          <w:b w:val="0"/>
-          <w:i w:val="0"/>
-          <w:sz w:val="24"/>
         </w:rPr>
         <w:t>When this does not exist, this is not.</w:t>
       </w:r>
@@ -560,9 +483,6 @@
       <w:r>
         <w:rPr>
           <w:rFonts w:ascii="Georgia" w:hAnsi="Georgia"/>
-          <w:b w:val="0"/>
-          <w:i w:val="0"/>
-          <w:sz w:val="24"/>
         </w:rPr>
         <w:t>With the cessation of this, this ceases.</w:t>
       </w:r>
@@ -571,9 +491,6 @@
       <w:r>
         <w:rPr>
           <w:rFonts w:ascii="Georgia" w:hAnsi="Georgia"/>
-          <w:b w:val="0"/>
-          <w:i w:val="0"/>
-          <w:sz w:val="24"/>
         </w:rPr>
         <w:t>That is the fundamental principle, the axiom. Within it lies the essence of the entire doctrine of Dependent Arising. Regarding the things that the world considers as a soul, as eternal, as permanent, the wondrous law that the Buddhas bring to light—a law always present in the world but hidden from beings due to the darkness of ignorance—is the marvelous causal relationship between things called Dependent Arising. This is what is revealed by this verse. Therefore, because of the sharp wisdom of the wanderer Upatissa, upon hearing just the first two lines, he realized the fruit of Stream-entry through the path-knowledge of Stream-entry.</w:t>
       </w:r>
@@ -582,20 +499,21 @@
       <w:r>
         <w:rPr>
           <w:rFonts w:ascii="Georgia" w:hAnsi="Georgia"/>
-          <w:b w:val="0"/>
-          <w:i w:val="0"/>
-          <w:sz w:val="24"/>
         </w:rPr>
-        <w:t>Here too, we see the appreciation of what is truly essential. Through this, we can see that no matter how many essenceless things there are in the world towards which people drift, our effort should be to gradually abandon the essenceless and acquire the essential, so that progress may develop within us. It is of no use to cling to the essenceless for however long. You must have heard a common saying in society about the "tradition of the bundle of hemp"—like the man who clung to the bundle of hemp. There is a long story behind it. Briefly, it is as follows. The story underlying this proverb is quite humorous. Two friends left their village and went from village to village in search of wealth. On their way, they first came to a village where hemp was abundant and easily obtained, even discarded. So, both of them tied up two large bundles of hemp. Carrying these, they went to the next village. There, they found plenty of hemp thread. The wise friend said to the other, "We are carrying this hemp to make thread. Now that hemp thread is available here, let us throw away the hemp and take the thread instead." The other replied, "No, no. I have tied this bundle of hemp very securely. I cannot throw it away. You do as you please." So, one friend took the hemp thread, while the other carried the old bundle of hemp. When they went to the next village, they found hemp cloth. Once again, the wise friend made the same suggestion: "We are carrying this thread for the sake of cloth. Let us throw away the thread and take the hemp cloth instead." "No, not even that. I will carry this bundle which I have brought with such difficulty." So he went on. Thus they went from village to village. To cut the story short, in the next village there was cotton cloth, in the next iron, then bronze, then silver, and in the next gold, in abundance—free to be taken. Out of the two, the wise friend eventually threw away his bundle of silver and tied up a bundle of gold. The other friend was still carrying his bundle of hemp. Having shouldered that bundle of hemp, he refused to let it go. Finally, they returned to their village. Upon their return, the family of the hemp-carrier was deeply disappointed and grieved, thinking, "Is this what he carried and brought back after all this time?" Meanwhile, at the home of the one who brought the bundle of gold, his wife and children were filled with joy and delight.</w:t>
+        <w:t xml:space="preserve">Here too, we see the appreciation of what is truly essential. Through this, we can see that no matter how many essenceless things there are in the world towards which people drift, our effort should be to gradually abandon the essenceless and acquire the essential, so that progress may develop within us. It is of no use to cling to the essenceless for however long. You must have heard a common saying in society about the "tradition of the bundle of hemp"—like the man who clung to the bundle of hemp. There is a long story behind it. Briefly, it is as follows. The story underlying this proverb is quite humorous. Two friends left their village and went from village to village in search of wealth. On their way, they first came to a village where hemp was abundant and easily obtained, even discarded. So, both of them tied up two large bundles of hemp. Carrying these, they went to the next village. There, they found plenty of hemp thread. The wise friend said to the other, "We are carrying this hemp to make thread. Now that hemp thread is available here, let us throw away the hemp and take the thread instead." The other replied, "No, no. I have tied this bundle of hemp very securely. I cannot throw it away. You do as you please." So, one friend took the hemp thread, while the other carried the old bundle of hemp. When they went to the next village, they found hemp cloth. Once again, the wise friend made the same suggestion: "We are carrying this thread for the sake of cloth. Let us throw away the thread and take the hemp cloth instead." "No, not even that. I will carry this bundle which I have brought with such difficulty." So he went on. Thus they went from village to village. To cut the story short, in the next village there was cotton cloth, in the next iron, then bronze, then silver, and in the next gold, in abundance—free to be taken. Out of the two, the wise friend eventually threw away his bundle of silver and tied up a bundle of gold. The other friend was still carrying his bundle of hemp. Having shouldered that bundle of hemp, he refused to let it go. Finally, they returned to their village. Upon their return, the family of the hemp-carrier was </w:t>
+      </w:r>
+      <w:r>
+        <w:rPr>
+          <w:rFonts w:ascii="Georgia" w:hAnsi="Georgia"/>
+        </w:rPr>
+        <w:lastRenderedPageBreak/>
+        <w:t>deeply disappointed and grieved, thinking, "Is this what he carried and brought back after all this time?" Meanwhile, at the home of the one who brought the bundle of gold, his wife and children were filled with joy and delight.</w:t>
       </w:r>
     </w:p>
     <w:p>
       <w:r>
         <w:rPr>
           <w:rFonts w:ascii="Georgia" w:hAnsi="Georgia"/>
-          <w:b w:val="0"/>
-          <w:i w:val="0"/>
-          <w:sz w:val="24"/>
         </w:rPr>
         <w:t>That is the parabolic story. Since you enjoy hearing stories, I related this as well. The proverb itself is common in society, but some might not understand its background meaning, so it is good to know it. This is because most people lean in that direction. They grasp tightly to the essenceless, looking for some temporary comfort in it. Now, why did the wanderer Sañjaya follow those half-truths? Because the majority of people are drawn to them. He regarded having a large following—if one can gather a crowd and gain gifts and honors—as the ultimate achievement. He did not strive to achieve liberation, the escape from saṃsāra, which is the supreme essence, the fundamental purpose of life, of ordination, and of renunciation (*nekkhamma*).</w:t>
       </w:r>
@@ -604,9 +522,6 @@
       <w:r>
         <w:rPr>
           <w:rFonts w:ascii="Georgia" w:hAnsi="Georgia"/>
-          <w:b w:val="0"/>
-          <w:i w:val="0"/>
-          <w:sz w:val="24"/>
         </w:rPr>
         <w:t>Accordingly, we can understand that even when we think of the future of this Dispensation, if we are to preserve this Dispensation of the Buddha, we must understand its true essence, highlight that essence, and lead our lives accordingly. Indeed, the Buddha on one occasion declared to the Great Arahant Mahā Kassapa one of the reasons that leads to the decline of the Dispensation. Indeed, after the passing away of the Buddha, it was Venerable Mahā Kassapa who was most dedicated to preserving the Dispensation. Perhaps because of this, on one occasion, the Buddha declared to Venerable Kassapa: "Kassapa, this True Dhamma does not disappear until a counterfeit of the True Dhamma arises in the world—a counterfeit that looks like the True Dhamma." The simile given for this is as follows: When we say "gold," we use the word commonly. In ancient texts, there is a distinction made between processed gold and raw gold. Gold that is heated, refined, and fashioned is called processed gold, while raw gold is gold in its natural state, referred to as *jātarūpa*. Even that genuine gold disappears from the world not due to anything else, but because of the emergence of counterfeit gold. In modern terms, when "imitation" gold arises, genuine gold disappears from the market. People are deceived into thinking it is genuine gold. The Buddha declared that something similar happens to the True Dhamma.</w:t>
       </w:r>
@@ -615,20 +530,21 @@
       <w:r>
         <w:rPr>
           <w:rFonts w:ascii="Georgia" w:hAnsi="Georgia"/>
-          <w:b w:val="0"/>
-          <w:i w:val="0"/>
-          <w:sz w:val="24"/>
         </w:rPr>
-        <w:t>Thus, it is not external religions of wrong view that can destroy this Dispensation—this Dhamma. It can be destroyed from within. Why? Because "counterfeit of the True Dhamma" (*saddhamma-patirūpaka*) means teachings that look like the True Dhamma. This too is just like that "mung-bean soup." Many are likely to be drawn to it. Buddhist devotees must be mindful of this when thinking about the future. You must understand the true essence of the True Dhamma. What is that essence? A Buddha arises in the world to provide a solution, through the path of liberation, to this riddle of saṃsāra which no other teacher has been able to solve. It is to reveal this liberation from saṃsāra. In short, Nibbāna is the ultimate goal and the essence. This is shown in the Dhamma, where the Buddha Himself, on one occasion, used the simile of a sal tree in the *Mahāsāropama Sutta*. Some people go away carrying the leaves, twigs, and branches of a sal tree, thinking they are what is valuable. Others take the bark, others the softwood. But it is only a rare person who takes its heartwood—the truly valuable part. Similarly, there is such a distinction between what is valuable and what is not in this Dispensation. Suppose someone ordains or commits to these practices. Next, gains and favors pour in. These are like the leaves and branches. Next, virtue (*sīla*) is like the bark. That too is a great thing, far better than the former. But even that is not the heartwood. Beyond that lies concentration (*samādhi*), which is like the softwood. Passing through all of these, finally, there is the fruit of Arahantship, which is Nibbāna—the liberation achieved through the realization of the paths and fruits. That alone is the heartwood, the essence of this Dispensation.</w:t>
+        <w:t xml:space="preserve">Thus, it is not external religions of wrong view that can destroy this Dispensation—this Dhamma. It can be destroyed from within. Why? Because "counterfeit of the True Dhamma" (*saddhamma-patirūpaka*) means teachings that look like the True Dhamma. This too is just like that "mung-bean soup." Many are likely to be drawn to it. Buddhist devotees must be mindful of this when thinking about the future. You must understand the true essence of the True Dhamma. What is that essence? A Buddha arises in the world to provide a solution, through the path of liberation, to this riddle of saṃsāra which no other teacher has been able to solve. It is to reveal this liberation from saṃsāra. In short, Nibbāna is the ultimate goal and the essence. This is shown in the Dhamma, where the Buddha Himself, on one occasion, used the simile of a sal tree in the *Mahāsāropama Sutta*. Some people go away carrying the leaves, twigs, and branches of a sal tree, thinking they are what is valuable. Others </w:t>
+      </w:r>
+      <w:r>
+        <w:rPr>
+          <w:rFonts w:ascii="Georgia" w:hAnsi="Georgia"/>
+        </w:rPr>
+        <w:lastRenderedPageBreak/>
+        <w:t>take the bark, others the softwood. But it is only a rare person who takes its heartwood—the truly valuable part. Similarly, there is such a distinction between what is valuable and what is not in this Dispensation. Suppose someone ordains or commits to these practices. Next, gains and favors pour in. These are like the leaves and branches. Next, virtue (*sīla*) is like the bark. That too is a great thing, far better than the former. But even that is not the heartwood. Beyond that lies concentration (*samādhi*), which is like the softwood. Passing through all of these, finally, there is the fruit of Arahantship, which is Nibbāna—the liberation achieved through the realization of the paths and fruits. That alone is the heartwood, the essence of this Dispensation.</w:t>
       </w:r>
     </w:p>
     <w:p>
       <w:r>
         <w:rPr>
           <w:rFonts w:ascii="Georgia" w:hAnsi="Georgia"/>
-          <w:b w:val="0"/>
-          <w:i w:val="0"/>
-          <w:sz w:val="24"/>
         </w:rPr>
         <w:t>Therefore, if a Dhamma sermon forgets about Nibbāna, sets it aside, and instead highlights mundane goals that offer only temporary relief—whereas in the past, Dhamma preachers culminated every single sermon with Nibbāna—today, sermons often end not with that, but with common, mundane aspirations. Many people prefer this, thinking, "If we can resolve the temporary problems of our daily lives, that is a great thing." But to be satisfied with such temporary relief is like regarding the essenceless as essential. It is like completely wasting this extremely rare human existence. Thus, in these Dhamma sermons as well, we must remember that whether one is a layperson or a monk, if one commits to this path of practice, one can attain liberation from saṃsāra through the realization of the paths and fruits.</w:t>
       </w:r>
@@ -637,20 +553,33 @@
       <w:r>
         <w:rPr>
           <w:rFonts w:ascii="Georgia" w:hAnsi="Georgia"/>
-          <w:b w:val="0"/>
-          <w:i w:val="0"/>
-          <w:sz w:val="24"/>
         </w:rPr>
-        <w:t>A certain Brahmin once came and asked the Buddha, "Venerable Sir, is it the layperson or the monk who attains those supramundane states in this Dispensation?" The Buddha replied, "That question should not be asked in that way. It is a question that must be answered with a distinction. For, whether one is a layperson or a monk, if they walk on this path of practice, they can realize the paths and fruits." Thus He answered. Accordingly, we must understand that the essence to be derived from a Dhamma sermon is indeed to obtain a peace of a kind that has not been found in our lives throughout this long saṃsāra. For, in the Dhamma accounts we see, read, and hear the Buddha declaring that even the Bodhisatta, countless times and on incalculable occasions, by virtue of his meritorious power and the strength of his perfections, had attained the position of a Wheel-turning Monarch (*Cakkavatti*). The luxuries and pleasures of such a Wheel-turning Monarch are described in various suttas—and when one reads them, it is truly astonishing. They describe an almost endless, marvelous abundance of sensual pleasures. Yet, those sutta discourses culminate by showing even those to be essenceless. "All of these—all these formations (*saṅkhāra*)—are impermanent (*anicca*), monks. All of them, including that Wheel-turning Monarch and his kingdoms, are no more. They are now destroyed, subject to that law of impermanence." It is to show their essencelessness that the Buddha describes even things like the domain of a Wheel-turning Monarch. But, devotees, the common trend today is to take the physical progress of ordinary, daily life—which cannot even begin to compare to that of a Wheel-turning Monarch—magnify it, present it as the essence, and preach the Dhamma in a way that draws a large crowd toward it. This is like the approach of Sañjaya. Through this, the True Dhamma quickly disappears, and the Dispensation rapidly declines.</w:t>
+        <w:t xml:space="preserve">A certain Brahmin once came and asked the Buddha, "Venerable Sir, is it the layperson or the monk who attains those supramundane states in this Dispensation?" The Buddha replied, "That question should not be asked in that way. It is a question that must be answered with a distinction. For, whether one is a layperson or a monk, if they walk on this path of practice, they can realize the paths and fruits." Thus He answered. Accordingly, we must understand that the essence to be derived from a Dhamma sermon is indeed to obtain a peace of a kind that has not been found in our lives throughout this long saṃsāra. For, in the Dhamma accounts we see, read, and hear the Buddha declaring that even the Bodhisatta, countless times and on incalculable occasions, by virtue of his meritorious power and the strength of his perfections, had attained the position of a Wheel-turning Monarch (*Cakkavatti*). The luxuries and pleasures of such a Wheel-turning Monarch are described in various suttas—and when one reads them, it is truly astonishing. They describe an almost endless, marvelous abundance of sensual pleasures. Yet, those sutta discourses culminate by showing even those to be essenceless. "All of these—all these </w:t>
+      </w:r>
+      <w:r>
+        <w:rPr>
+          <w:rFonts w:ascii="Georgia" w:hAnsi="Georgia"/>
+        </w:rPr>
+        <w:t>Preparations</w:t>
+      </w:r>
+      <w:r>
+        <w:rPr>
+          <w:rFonts w:ascii="Georgia" w:hAnsi="Georgia"/>
+        </w:rPr>
+        <w:t xml:space="preserve"> (*saṅkhāra*)—are impermanent (*anicca*), monks. All of them, including that Wheel-turning Monarch and his kingdoms, are no more. They are now destroyed, subject to that law of impermanence." It is to show their essencelessness that the Buddha describes even things like the domain of a Wheel-turning Monarch. But, devotees, the common trend today is to take the physical progress of ordinary, daily life—which cannot even begin to compare to that of a Wheel-turning Monarch—magnify it, present it as the essence, and preach the Dhamma in a way that draws a </w:t>
+      </w:r>
+      <w:r>
+        <w:rPr>
+          <w:rFonts w:ascii="Georgia" w:hAnsi="Georgia"/>
+        </w:rPr>
+        <w:lastRenderedPageBreak/>
+        <w:t>large crowd toward it. This is like the approach of Sañjaya. Through this, the True Dhamma quickly disappears, and the Dispensation rapidly declines.</w:t>
       </w:r>
     </w:p>
     <w:p>
       <w:r>
         <w:rPr>
           <w:rFonts w:ascii="Georgia" w:hAnsi="Georgia"/>
-          <w:b w:val="0"/>
-          <w:i w:val="0"/>
-          <w:sz w:val="24"/>
         </w:rPr>
         <w:t>Therefore, on a day like today, we must reflect on these things, wise devotees. For there is always a tendency among crowds to run simply because others are running. When there is a large crowd, if one person runs, the others run too, without even knowing the reason. Later, they find there is nothing to be gained; it is empty, and they all turn back. Then they see people running to another place, and they run there too. They run and run, spending all their resources to get there, only to find there is nothing there either. Thus, they spend their entire lives running here and there, as if chasing a mirage. You can find illustrations of these stories in what you see, hear, and read in daily life. What I am saying is just a general observation. From all of this, we must understand one thing: we must have firm confidence that we have the ability to bring out the essence of the Buddha's Dispensation and go a considerable distance in our daily lives. Whether lay or ordained, if one applies oneself, the results can be realized even today. But it is not something easily achieved; we must understand this. What is good and essential cannot be obtained easily. Cultivating grass is easy, but the yield is minimal. Farming, on the other hand, is difficult; it is done with great effort and sweat, but the harvest is abundant. Similarly, you must consider what you are planting in your own mind. Is it something like grass? Or is it the cultivation of virtue (*sīla*), concentration (*samādhi*), and wisdom (*paññā*), which is done with great effort? The Buddha has pointed this out. He compared it to farming, advising us to quickly cultivate these qualities of virtue and so on, just as a farmer works quickly when the rain comes.</w:t>
       </w:r>
@@ -659,9 +588,6 @@
       <w:r>
         <w:rPr>
           <w:rFonts w:ascii="Georgia" w:hAnsi="Georgia"/>
-          <w:b w:val="0"/>
-          <w:i w:val="0"/>
-          <w:sz w:val="24"/>
         </w:rPr>
         <w:t>Why is this said? Because this is an extremely rare opportunity. That is why the Buddha presented the word "heedfulness" (*appamāda*) as the most valuable, primary word in the entire True Dhamma. Walk on this path of liberation with heedfulness, and secure your release from saṃsāra. For saṃsāra is dangerous. Saṃsāra is indeed perilous. If one has not achieved a state of assured destiny through at least the fruit of Stream-entry (*Sotāpatti-phala*), even those who are now leading good lives—we cannot say when life will end—may, despite their present goodness, exhaust the meritorious power that granted them this human life. Then, a past unwholesome karma may surface, causing them to be reborn in the animal realm, the ghost realm (*peta*), or as a demon (*yakṣa*). Because saṃsāra holds such a terrifying nature, the Buddha urged us to regard this obtained human existence—which even the devas hold in high esteem—as something precious, and to strive to derive the maximum benefit from it.</w:t>
       </w:r>
@@ -670,20 +596,21 @@
       <w:r>
         <w:rPr>
           <w:rFonts w:ascii="Georgia" w:hAnsi="Georgia"/>
-          <w:b w:val="0"/>
-          <w:i w:val="0"/>
-          <w:sz w:val="24"/>
         </w:rPr>
-        <w:t>Of course, in this Dhamma, those physical and mundane purposes are indeed mentioned to a certain extent. Some of you might think, "But isn't it stated in our *Maṅgala Sutta* that there are thirty-eight blessings? Doesn't it mention caring for one's wife and children, and all those other things?" But, devotees, all of those blessings culminate in the blessing of Nibbāna. The thirty-eighth blessing is the blessing of Nibbāna. That is probably why Nibbāna is declared at the end as the "supreme blessing" (*parama-maṅgala*). Indeed, that is the ultimate blessing. Therefore, if one's wisdom is to develop, one must not settle right there, clinging to the bundle of hemp, but must make true use of this human existence. Indeed, the human mind is a mind of wonder, possessing a power beyond comprehension in this entire universe. You can easily understand this today through the feats performed by scientists who have developed their intellect in the name of science. Yet, far more wondrous are the feats performed in the past by the Buddhas, Paccekabuddhas, and Great Arahants who developed the power of their perfections. Perhaps because those are somewhat difficult, or because their results are not glaringly obvious to the ordinary world, people do not show much interest in them. Nevertheless, one must contemplate the danger of saṃsāra. Therefore, in a Dhamma sermon, we must constantly remind ourselves of that word: heedfulness (*appamāda*). Furthermore, there are what are called the grounds for urgency (*saṃvega-vatthu*). These are things that help arouse effort: the danger of saṃsāra, the perilous nature of life, birth (*jāti*), aging (*jarā*), sickness (*vyādhi*), death (*maraṇa*), and the fear of lower realms. One must constantly contemplate such matters, including the mindfulness of death (*maraṇasati*). When contemplating these, one's effort increases.</w:t>
+        <w:t xml:space="preserve">Of course, in this Dhamma, those physical and mundane purposes are indeed mentioned to a certain extent. Some of you might think, "But isn't it stated in our *Maṅgala Sutta* that there are thirty-eight blessings? Doesn't it mention caring for one's wife and children, and all those other things?" But, devotees, all of those blessings culminate in the blessing of Nibbāna. The thirty-eighth blessing is the blessing of Nibbāna. That is probably why Nibbāna is declared at the end as the </w:t>
+      </w:r>
+      <w:r>
+        <w:rPr>
+          <w:rFonts w:ascii="Georgia" w:hAnsi="Georgia"/>
+        </w:rPr>
+        <w:lastRenderedPageBreak/>
+        <w:t>"supreme blessing" (*parama-maṅgala*). Indeed, that is the ultimate blessing. Therefore, if one's wisdom is to develop, one must not settle right there, clinging to the bundle of hemp, but must make true use of this human existence. Indeed, the human mind is a mind of wonder, possessing a power beyond comprehension in this entire universe. You can easily understand this today through the feats performed by scientists who have developed their intellect in the name of science. Yet, far more wondrous are the feats performed in the past by the Buddhas, Paccekabuddhas, and Great Arahants who developed the power of their perfections. Perhaps because those are somewhat difficult, or because their results are not glaringly obvious to the ordinary world, people do not show much interest in them. Nevertheless, one must contemplate the danger of saṃsāra. Therefore, in a Dhamma sermon, we must constantly remind ourselves of that word: heedfulness (*appamāda*). Furthermore, there are what are called the grounds for urgency (*saṃvega-vatthu*). These are things that help arouse effort: the danger of saṃsāra, the perilous nature of life, birth (*jāti*), aging (*jarā*), sickness (*vyādhi*), death (*maraṇa*), and the fear of lower realms. One must constantly contemplate such matters, including the mindfulness of death (*maraṇasati*). When contemplating these, one's effort increases.</w:t>
       </w:r>
     </w:p>
     <w:p>
       <w:r>
         <w:rPr>
           <w:rFonts w:ascii="Georgia" w:hAnsi="Georgia"/>
-          <w:b w:val="0"/>
-          <w:i w:val="0"/>
-          <w:sz w:val="24"/>
         </w:rPr>
         <w:t>These are what we must take as the essence of this Dhamma. Through them, instead of falling into heedlessness, drifting along with saṃsāra, and holding onto mundane things as grand, we aim at the cessation of existence rather than its continuation. "We have run an essenceless race in this saṃsāra for so long. We have run after a mirage. At least now, we must bring an end to this." With this understanding, we must enter the path of practice that leads to the heartwood shown by the Buddha, namely: virtue (*sīla*), concentration (*samādhi*), and wisdom (*paññā*). The true heartwood is that state of liberation which relinquishes everything, freed from the five aggregates (*pañcakkhandha*). The Buddhas, entering the attainment of fruition (*phala-samāpatti*), experience that very supreme blessing, that state, and its true power. And the greatest relief obtained through that is release from saṃsāra. To reach that state, one must walk the path of virtue, concentration, and wisdom; one must engage in meditation (*bhāvanā*). Yet, commonly, some people think of meditation merely as something done to cure physical ailments, or as something done blindly because others do it. Today, it has almost become a fashion, a trend, to say, "We, too, meditate." But it is not something to be done merely for the sake of saying so. Meditation means the genuine development of the mind. It must be done systematically. It involves establishing a certain concentration through serenity (*samatha*), and then maintaining one's attention—insight attention (*vipassanā-manasikāra*)—in a way that realizes the three characteristics of the world: impermanence (*anicca*), suffering (*dukkha*), and not-self (*anattā*).</w:t>
       </w:r>
@@ -692,20 +619,21 @@
       <w:r>
         <w:rPr>
           <w:rFonts w:ascii="Georgia" w:hAnsi="Georgia"/>
-          <w:b w:val="0"/>
-          <w:i w:val="0"/>
-          <w:sz w:val="24"/>
         </w:rPr>
-        <w:t>Through that, when the essence is recognized, the abandoning of the essenceless becomes natural. Indeed, this cannot be prevented. We know that when a tree grows, its withered and dry leaves fall off. As new buds sprout at the top, the old leaves drop from below. This cannot be stopped; it is natural. In the same way, as you develop through Dhamma-knowledge and meditation, the things you previously held in high regard—such as musical nights and variety shows—will appear as essenceless, as mere theatrical dramas (*nāḍagam*). But one should not worry, thinking, "If we go on like this, won't we lose our means of entertainment? Won't sources of income disappear? Won't the world become a joyless place?" Some might argue in this manner. It is to such people that we sometimes refer as "world-expanders" (*lokavaḍḍhana*). The Buddha declared: *Na siyā lokavaḍḍhano*—"One should not be a world-expander." For all this time, what we have done is expand the world and expand the cemetery. Now, in this rare era of a Buddha's appearance, what remains to be done is to escape from this world, to escape from the entirety of saṃsāra.</w:t>
+        <w:t xml:space="preserve">Through that, when the essence is recognized, the abandoning of the essenceless becomes natural. Indeed, this cannot be prevented. We know that when a tree grows, its withered and dry leaves fall off. As new buds sprout at the top, the old leaves drop from below. This cannot be stopped; it is natural. In the same way, as you develop through Dhamma-knowledge and meditation, the things you previously held in high </w:t>
+      </w:r>
+      <w:r>
+        <w:rPr>
+          <w:rFonts w:ascii="Georgia" w:hAnsi="Georgia"/>
+        </w:rPr>
+        <w:lastRenderedPageBreak/>
+        <w:t>regard—such as musical nights and variety shows—will appear as essenceless, as mere theatrical dramas (*nāḍagam*). But one should not worry, thinking, "If we go on like this, won't we lose our means of entertainment? Won't sources of income disappear? Won't the world become a joyless place?" Some might argue in this manner. It is to such people that we sometimes refer as "world-expanders" (*lokavaḍḍhana*). The Buddha declared: *Na siyā lokavaḍḍhano*—"One should not be a world-expander." For all this time, what we have done is expand the world and expand the cemetery. Now, in this rare era of a Buddha's appearance, what remains to be done is to escape from this world, to escape from the entirety of saṃsāra.</w:t>
       </w:r>
     </w:p>
     <w:p>
       <w:r>
         <w:rPr>
           <w:rFonts w:ascii="Georgia" w:hAnsi="Georgia"/>
-          <w:b w:val="0"/>
-          <w:i w:val="0"/>
-          <w:sz w:val="24"/>
         </w:rPr>
         <w:t>We possess the capacity within us to achieve that liberation. The power of our perfections may sometimes be hidden, but the human mind has the ability to bring it forth, even in a young child. When it is said in this Dispensation that a seven-year-old child can attain Arahantship, what a wondrous power of the mind is demonstrated! One must constantly reflect on the leading-out (*niyyānika*) quality of this Dispensation, and its timeless (*akālika*) quality, meaning that the fruit can be harvested right here on this earth, at this very moment. Thus, when contemplating the qualities of the Dhamma—such as *sandiṭṭhika* (to be seen for oneself), *akālika* (timeless), and *ehipassika* (inviting to come and see)—one develops a stronger desire to walk this path. For this is not a futile journey. To the extent that this Dhamma grows in one's mind, the results are present right there. Those benefits are immediate. As one reaps those benefits, one becomes increasingly motivated to walk this path.</w:t>
       </w:r>
@@ -714,20 +642,21 @@
       <w:r>
         <w:rPr>
           <w:rFonts w:ascii="Georgia" w:hAnsi="Georgia"/>
-          <w:b w:val="0"/>
-          <w:i w:val="0"/>
-          <w:sz w:val="24"/>
         </w:rPr>
-        <w:t>At the same time, from the other side, through the grounds for urgency (*saṃvega-vatthu*) and the happenings in society, one must draw lessons regarding the suffering nature of saṃsāra. Many of the sights we see—some of them are covered up in society. It is like a trap set by Māra. Things that would bring disillusionment with society and the world are covered up. There is even an attitude in the world that says, "Do not look at those things." But the Buddha brings them to light through practices such as the meditation on foulness (*asubha-bhāvanā*). At first, the things pointed out by the Buddha might seem unpleasant. Indeed, we sometimes compare them to a myrobalan fruit (*nelli*). When you first bite into a myrobalan, it is bitter, but later it leaves a sweet taste. That is why it is called *āmalaka*—the deathless. Similarly, there is an apparent bitterness to this Dhamma at first glance. But when one applies oneself to it, for the practitioner, it has a wondrous taste. One must reflect in this way. One should not judge by external polish, pomp, and appearance, just because the majority of people are drawn to them. No matter what, what Sañjaya said is true: there are only a few wise people in the world, and the majority are fools. But we should not simply accept that statement and settle down in one place. Even in a school, although there are different grades, everyone hopes to pass. Just because one is in a certain class or grade, one does not remain there forever. Why do we sit for exams? It is to pass to the next class. Once we get there, we do not settle down saying, "This is my class now." We sit for another exam and go to a higher class, and so on. It is the same here. There must be progress in this saṃsāra. Remaining stagnant in one place is what is called the "tradition of the bundle of hemp."</w:t>
+        <w:t xml:space="preserve">At the same time, from the other side, through the grounds for urgency (*saṃvega-vatthu*) and the happenings in society, one must draw lessons regarding the suffering nature of saṃsāra. Many of the sights we see—some of them are covered up in society. It is like a trap set by Māra. Things that would bring disillusionment with society and the world are covered up. There is even an attitude in the world that says, "Do not look at those things." But the Buddha brings them to light through practices such as the meditation on foulness (*asubha-bhāvanā*). At first, the things pointed out by the Buddha might seem unpleasant. Indeed, we sometimes compare them to a myrobalan fruit (*nelli*). When you first bite into a myrobalan, it is bitter, but later it leaves a sweet taste. That is why it is called *āmalaka*—the deathless. Similarly, there is an apparent bitterness to this Dhamma at first glance. But when one applies oneself to it, for the practitioner, it has a wondrous taste. One must reflect in this way. One should not judge by external polish, pomp, and appearance, just because the majority of people are drawn to them. No matter what, what Sañjaya said is true: there are only a few wise people in the world, and the majority are fools. But we should not simply accept that statement and settle down in one place. Even in a school, although there are different grades, everyone hopes to pass. Just because one is in a certain class or grade, one does not remain there forever. Why do we sit for exams? It is to pass to the next class. Once we get there, we do not settle down saying, "This is my class now." We sit for another exam and go to a higher class, and </w:t>
+      </w:r>
+      <w:r>
+        <w:rPr>
+          <w:rFonts w:ascii="Georgia" w:hAnsi="Georgia"/>
+        </w:rPr>
+        <w:lastRenderedPageBreak/>
+        <w:t>so on. It is the same here. There must be progress in this saṃsāra. Remaining stagnant in one place is what is called the "tradition of the bundle of hemp."</w:t>
       </w:r>
     </w:p>
     <w:p>
       <w:r>
         <w:rPr>
           <w:rFonts w:ascii="Georgia" w:hAnsi="Georgia"/>
-          <w:b w:val="0"/>
-          <w:i w:val="0"/>
-          <w:sz w:val="24"/>
         </w:rPr>
         <w:t>Therefore, contemplate these matters wisely on a valuable day like today. Preserving this Dispensation is not something done through external things like buildings and golden fences. Those, too, may be necessary to inspire faith in the Dispensation. But in truth, this is like a message that travels from heart to heart. Therefore, it is to the extent that the heart is purified. Suppose the parents' hearts are pure; they walk the path of the Dhamma, practicing generosity, virtue, and meditation—cultivating virtue, concentration, and wisdom. That message is received by the child. The child then passes it on to his or her child. In this way, the lay lineage continues. It is the same among the Sangha. When teachers and preceptors among the Sangha grow through these practices, the message is transmitted to their disciples. That is how a Dispensation endures. Nowadays, when people speak of the Dispensation, they think of it as if it has been written off as the sole property of the Sangha. But the Buddha described it as something resting on four pillars: the fourfold assembly of monks (*bhikkhus*), nuns (*bhikkhunīs*), laymen (*upāsakas*), and laywomen (*upāsikās*). Therefore, from the side of the lay donors, it should not be thought: "Our task is simply to acquire wealth, by hook or by crook, righteously or unrighteously, offer a portion of it to the Sangha, and secure heavenly bliss." Rather, they must understand that they, too, must walk the path of the Dhamma. There is no need to expound on this at length now. When one examines the *Maṅgala Sutta* mentioned earlier, it becomes clear. The lay Buddhist, beginning life in a good environment, gradually associates with the Sangha, discusses the Dhamma, and ultimately goes towards Nibbāna. This sequence is contained even in the *Maṅgala Sutta*, which lay devotees recite so often. It shows us that our lives must be a gradual movement towards progress, not stagnation in one place.</w:t>
       </w:r>
@@ -736,20 +665,21 @@
       <w:r>
         <w:rPr>
           <w:rFonts w:ascii="Georgia" w:hAnsi="Georgia"/>
-          <w:b w:val="0"/>
-          <w:i w:val="0"/>
-          <w:sz w:val="24"/>
         </w:rPr>
-        <w:t>I trust these points will suffice for this meritorious gathering. You should reflect on this and decide the course of action you should take. Indeed, in daily life today, what can be easily said of everyone, given the lifestyle and social conditions, is that this Dhamma journey is not an easy one. Finding time for Dhamma and meditation is difficult. Daily life passes through various daunting economic and social pressures. But, as we have said on previous occasions, we must use all of these as a support to escape from saṃsāra, to complete this task quickly. That is what is called a "blessing in disguise." Indeed, were it not for such challenges, some might be tempted by luxury, incline towards the unrighteous path, and end their lives without deriving any benefit from this Dhamma. But if someone understands the suffering (*dukkha*) of life, the suffering of saṃsāra, and realizes through the hardships of this life, "We must have suffered like this for an infinite time; therefore, we must find a solution to this"—then, even with difficulty, they will incline towards the practice of virtue, concentration, and wisdom taught by the Buddha. Once they incline in that direction, if they can find even a small opening to dedicate five or ten minutes a day to meditation, then as their interest, desire (*chanda*), and commitment gradually grow, they will realize for themselves that they actually have more time. In this way, a certain sacrifice must be made. By sacrifice, I do not mean material wealth, but time. Indeed, people today are extremely hesitant to sacrifice their time. They are that busy. There is that much work. There is also a tendency to want everything done easily, which is a result of modern science. What we used to do with great effort can now be done easily. It is true that we also occasionally benefit from this indirectly. With the turn of a small key, what was once done with great difficulty is completed effortlessly. But we should not assume that the Dhamma is the same. It was because they had fulfilled their perfections over an immensely long period that individuals like Venerable Sāriputta understood the Dhamma in a very short time, just by hearing a single verse. We should not conclude from this that the Dhamma requires no effort on our part. How long must Venerable Sāriputta and others have strived, fulfilling their perfections, to realize Stream-entry from just two lines of a verse?</w:t>
+        <w:t xml:space="preserve">I trust these points will suffice for this meritorious gathering. You should reflect on this and decide the course of action you should take. Indeed, in daily life today, what can be easily said of everyone, given the lifestyle and social conditions, is that this Dhamma journey is not an easy one. Finding time for Dhamma and meditation is difficult. Daily life passes through various daunting economic and social pressures. But, as we have said on previous occasions, we must use all of these as a support to escape from saṃsāra, to complete this task quickly. That is what is called a "blessing in disguise." Indeed, were it not for such challenges, some might be tempted by luxury, incline towards the unrighteous path, and end their lives without deriving any benefit from this Dhamma. But if someone understands the suffering (*dukkha*) of life, the suffering of saṃsāra, and realizes through the hardships of this life, "We must have suffered like this for an infinite time; therefore, we must find a solution to this"—then, even with difficulty, they will incline towards the practice of virtue, concentration, and wisdom taught by the Buddha. Once they incline in that direction, if they can find even a small opening to dedicate five or ten minutes a day to meditation, then as their interest, desire (*chanda*), and commitment gradually grow, they will realize for themselves that they actually have more time. In this way, a </w:t>
+      </w:r>
+      <w:r>
+        <w:rPr>
+          <w:rFonts w:ascii="Georgia" w:hAnsi="Georgia"/>
+        </w:rPr>
+        <w:lastRenderedPageBreak/>
+        <w:t>certain sacrifice must be made. By sacrifice, I do not mean material wealth, but time. Indeed, people today are extremely hesitant to sacrifice their time. They are that busy. There is that much work. There is also a tendency to want everything done easily, which is a result of modern science. What we used to do with great effort can now be done easily. It is true that we also occasionally benefit from this indirectly. With the turn of a small key, what was once done with great difficulty is completed effortlessly. But we should not assume that the Dhamma is the same. It was because they had fulfilled their perfections over an immensely long period that individuals like Venerable Sāriputta understood the Dhamma in a very short time, just by hearing a single verse. We should not conclude from this that the Dhamma requires no effort on our part. How long must Venerable Sāriputta and others have strived, fulfilling their perfections, to realize Stream-entry from just two lines of a verse?</w:t>
       </w:r>
     </w:p>
     <w:p>
       <w:r>
         <w:rPr>
           <w:rFonts w:ascii="Georgia" w:hAnsi="Georgia"/>
-          <w:b w:val="0"/>
-          <w:i w:val="0"/>
-          <w:sz w:val="24"/>
         </w:rPr>
         <w:t>Thinking in this way, we must realize that if we do not possess such meritorious power, we must build that meritorious power by engaging in these practices. That is why it is called a sacrifice. That time and effort—which we spend on other things—must be spent on this Dhamma. For we will not always have the opportunity to do this. The path to Nibbāna is open only during the era of a Buddha's appearance. Reflecting thus, you must preserve the Dispensation within yourselves. It is the Dispensation preserved within oneself that we refer to when we say "the Dispensation has protected a nation." We can make such a statement only if the Dispensation grows within each individual in that manner. Otherwise, that Dispensation is merely something that attracts tourists, something existing only for show, to be visited here and there. That is not true progress. It is empty and hollow. Therefore, if everyone walks on the path of the Dhamma and becomes a spiritual friend (*kalyāṇa-mitta*), then through that spiritual friendship, this Dispensation will grow. That is why the Buddha declared to Venerable Ānanda—when Ānanda once remarked, as we often remind you, that spiritual friendship constitutes half of this holy life—"Do not say so, Ānanda. This entire holy life is spiritual friendship." Therefore, everyone’s aim should be to develop the collection of virtues associated with the blessing of spiritual friendship and, at one's own level, to serve one's children at home, relatives, friends, and colleagues at work with the Dhamma to the best of one's ability, explaining it as far as one knows—not wrong views, but if one truly knows "this is good," then one must explain it. By encouraging them in this way, it is through such a journey that the progress of the Dispensation is secured.</w:t>
       </w:r>
@@ -758,20 +688,21 @@
       <w:r>
         <w:rPr>
           <w:rFonts w:ascii="Georgia" w:hAnsi="Georgia"/>
-          <w:b w:val="0"/>
-          <w:i w:val="0"/>
-          <w:sz w:val="24"/>
         </w:rPr>
-        <w:t>I trust that these few words have conveyed something that this meritorious gathering can remember and practice on a Poson Full Moon Poya Day like today. You have observed a certain level of virtue (*sīla*) according to your capacity. Virtue is something extremely necessary for this society—this discipline. Even if we look at it from the other side, we see a society where terrible, unvirtuous crimes are committed. Having observed valuable virtue and turned your minds towards meditation, you have listened to a Dhamma sermon for about an hour. If through this, a certain degree of faith (*saddhā*), energy (*viriya*), mindfulness (*sati*), concentration (*samādhi*), and wisdom (*paññā*) has arisen in you, that itself will at some point become a spiritual faculty (*indriya*) and a spiritual power (*bala*), granting you the strength to realize the supramundane paths and fruits, and to find peace in the supreme, deathless Nibbāna. Therefore, you should make the aspiration that through this listening to the Dhamma, this supportive condition (*upanissaya-sampatti*) may, not just in some distant future but in this very life, with the help of this power and through association with spiritual friends, grant you the strength and capacity to progress along the paths of Stream-entry, Once-returning, Non-returning, all the way to Arahantship. Let us also aspire that the guardian deities and Brahmās who protect the Dispensation, and indeed any beings from Avīci to Akaniṭṭha who wish to rejoice in these merits, including our departed relatives, may rejoice in the vast collection of merit accumulated today through this preaching and listening to the Dhamma, and by doing so, realize the supreme, deathless Nibbāna through whatever form of awakening (*bodhi*) they have aspired for!</w:t>
+        <w:t xml:space="preserve">I trust that these few words have conveyed something that this meritorious gathering can remember and practice on a Poson Full Moon Poya Day like today. You have observed a certain level of virtue (*sīla*) according to your capacity. Virtue is something extremely necessary for this society—this discipline. Even if we look at it from the other side, we see a society where terrible, unvirtuous crimes are committed. Having observed valuable virtue and turned your minds towards meditation, you have listened to a Dhamma sermon for about an hour. If through this, a certain degree of faith (*saddhā*), energy (*viriya*), mindfulness (*sati*), concentration (*samādhi*), and wisdom (*paññā*) has arisen in you, that itself will </w:t>
+      </w:r>
+      <w:r>
+        <w:rPr>
+          <w:rFonts w:ascii="Georgia" w:hAnsi="Georgia"/>
+        </w:rPr>
+        <w:lastRenderedPageBreak/>
+        <w:t>at some point become a spiritual faculty (*indriya*) and a spiritual power (*bala*), granting you the strength to realize the supramundane paths and fruits, and to find peace in the supreme, deathless Nibbāna. Therefore, you should make the aspiration that through this listening to the Dhamma, this supportive condition (*upanissaya-sampatti*) may, not just in some distant future but in this very life, with the help of this power and through association with spiritual friends, grant you the strength and capacity to progress along the paths of Stream-entry, Once-returning, Non-returning, all the way to Arahantship. Let us also aspire that the guardian deities and Brahmās who protect the Dispensation, and indeed any beings from Avīci to Akaniṭṭha who wish to rejoice in these merits, including our departed relatives, may rejoice in the vast collection of merit accumulated today through this preaching and listening to the Dhamma, and by doing so, realize the supreme, deathless Nibbāna through whatever form of awakening (*bodhi*) they have aspired for!</w:t>
       </w:r>
     </w:p>
     <w:p>
       <w:r>
         <w:rPr>
           <w:rFonts w:ascii="Georgia" w:hAnsi="Georgia"/>
-          <w:b w:val="0"/>
-          <w:i w:val="0"/>
-          <w:sz w:val="24"/>
         </w:rPr>
         <w:t>With that in mind, let us share merits by reciting the verses in this manner.</w:t>
       </w:r>
@@ -780,19 +711,10 @@
       <w:r>
         <w:rPr>
           <w:rFonts w:ascii="Georgia" w:hAnsi="Georgia"/>
-          <w:b w:val="0"/>
-          <w:i w:val="0"/>
-          <w:sz w:val="24"/>
         </w:rPr>
         <w:t>“*Ettāvatā ca amhehi.........*”</w:t>
       </w:r>
     </w:p>
-    <w:sectPr>
-      <w:pgSz w:w="12240" w:h="15840"/>
-      <w:pgMar w:top="1440" w:right="1800" w:bottom="1440" w:left="1800" w:header="720" w:footer="720" w:gutter="0"/>
-      <w:cols w:space="720"/>
-      <w:docGrid w:linePitch="360"/>
-    </w:sectPr>
   </w:body>
 </w:document>
 </file>

--- a/docx/sermon_017_ENGLISH.docx
+++ b/docx/sermon_017_ENGLISH.docx
@@ -3,25 +3,22 @@
 <w:document xmlns:wpc="http://schemas.microsoft.com/office/word/2010/wordprocessingCanvas" xmlns:mo="http://schemas.microsoft.com/office/mac/office/2008/main" xmlns:mc="http://schemas.openxmlformats.org/markup-compatibility/2006" xmlns:mv="urn:schemas-microsoft-com:mac:vml" xmlns:o="urn:schemas-microsoft-com:office:office" xmlns:r="http://schemas.openxmlformats.org/officeDocument/2006/relationships" xmlns:m="http://schemas.openxmlformats.org/officeDocument/2006/math" xmlns:v="urn:schemas-microsoft-com:vml" xmlns:wp14="http://schemas.microsoft.com/office/word/2010/wordprocessingDrawing" xmlns:wp="http://schemas.openxmlformats.org/drawingml/2006/wordprocessingDrawing" xmlns:w10="urn:schemas-microsoft-com:office:word" xmlns:w="http://schemas.openxmlformats.org/wordprocessingml/2006/main" xmlns:w14="http://schemas.microsoft.com/office/word/2010/wordml" xmlns:wpg="http://schemas.microsoft.com/office/word/2010/wordprocessingGroup" xmlns:wpi="http://schemas.microsoft.com/office/word/2010/wordprocessingInk" xmlns:wne="http://schemas.microsoft.com/office/word/2006/wordml" xmlns:wps="http://schemas.microsoft.com/office/word/2010/wordprocessingShape" mc:Ignorable="w14 wp14">
   <w:body>
     <w:p>
-      <w:pPr>
-        <w:pStyle w:val="Heading1"/>
-      </w:pPr>
-      <w:bookmarkStart w:id="19" w:name="_Toc242628800"/>
       <w:r>
         <w:rPr>
           <w:rFonts w:ascii="Georgia" w:hAnsi="Georgia"/>
           <w:b/>
+          <w:i w:val="0"/>
           <w:sz w:val="32"/>
         </w:rPr>
-        <w:lastRenderedPageBreak/>
         <w:t>Pahankanuwa Sermon #17</w:t>
       </w:r>
-      <w:bookmarkEnd w:id="19"/>
     </w:p>
     <w:p>
       <w:r>
         <w:rPr>
           <w:rFonts w:ascii="Georgia" w:hAnsi="Georgia"/>
+          <w:b w:val="0"/>
+          <w:i w:val="0"/>
           <w:sz w:val="22"/>
         </w:rPr>
         <w:t>English Translation</w:t>
@@ -31,6 +28,8 @@
       <w:r>
         <w:rPr>
           <w:rFonts w:ascii="Georgia" w:hAnsi="Georgia"/>
+          <w:b w:val="0"/>
+          <w:i w:val="0"/>
           <w:sz w:val="22"/>
         </w:rPr>
         <w:t>Translated from Sinhala</w:t>
@@ -41,7 +40,9 @@
         <w:rPr>
           <w:rFonts w:ascii="Georgia" w:hAnsi="Georgia"/>
           <w:b/>
+          <w:i w:val="0"/>
           <w:color w:val="000000"/>
+          <w:sz w:val="24"/>
         </w:rPr>
         <w:t>Author: Ven. Katukurunde Nanananda Thero</w:t>
       </w:r>
@@ -50,6 +51,9 @@
       <w:r>
         <w:rPr>
           <w:rFonts w:ascii="Georgia" w:hAnsi="Georgia"/>
+          <w:b w:val="0"/>
+          <w:i w:val="0"/>
+          <w:sz w:val="24"/>
         </w:rPr>
         <w:t>(Pahankaṇuwa Sinhala Audio Dhamma Sermon No. )</w:t>
       </w:r>
@@ -58,6 +62,9 @@
       <w:r>
         <w:rPr>
           <w:rFonts w:ascii="Georgia" w:hAnsi="Georgia"/>
+          <w:b w:val="0"/>
+          <w:i w:val="0"/>
+          <w:sz w:val="24"/>
         </w:rPr>
         <w:t>Namo tassa bhagavato arahato sammāsambuddhassa</w:t>
       </w:r>
@@ -66,6 +73,9 @@
       <w:r>
         <w:rPr>
           <w:rFonts w:ascii="Georgia" w:hAnsi="Georgia"/>
+          <w:b w:val="0"/>
+          <w:i w:val="0"/>
+          <w:sz w:val="24"/>
         </w:rPr>
         <w:t>(Homage to the Blessed One, the Worthy One, the Fully Self-Enlightened One)</w:t>
       </w:r>
@@ -75,6 +85,7 @@
         <w:rPr>
           <w:rFonts w:ascii="Georgia" w:hAnsi="Georgia"/>
           <w:b/>
+          <w:i w:val="0"/>
           <w:color w:val="000000"/>
           <w:sz w:val="22"/>
         </w:rPr>
@@ -85,6 +96,7 @@
       <w:r>
         <w:rPr>
           <w:rFonts w:ascii="Georgia" w:hAnsi="Georgia"/>
+          <w:b w:val="0"/>
           <w:i/>
           <w:color w:val="000000"/>
           <w:sz w:val="28"/>
@@ -97,6 +109,7 @@
         <w:rPr>
           <w:rFonts w:ascii="Georgia" w:hAnsi="Georgia"/>
           <w:b/>
+          <w:i w:val="0"/>
           <w:sz w:val="22"/>
         </w:rPr>
         <w:t>From:</w:t>
@@ -106,6 +119,8 @@
       <w:r>
         <w:rPr>
           <w:rFonts w:ascii="Georgia" w:hAnsi="Georgia"/>
+          <w:b w:val="0"/>
+          <w:i w:val="0"/>
           <w:color w:val="000000"/>
           <w:sz w:val="28"/>
         </w:rPr>
@@ -116,6 +131,9 @@
       <w:r>
         <w:rPr>
           <w:rFonts w:ascii="Georgia" w:hAnsi="Georgia"/>
+          <w:b w:val="0"/>
+          <w:i w:val="0"/>
+          <w:sz w:val="24"/>
         </w:rPr>
         <w:t>Dear Listeners,</w:t>
       </w:r>
@@ -124,6 +142,9 @@
       <w:r>
         <w:rPr>
           <w:rFonts w:ascii="Georgia" w:hAnsi="Georgia"/>
+          <w:b w:val="0"/>
+          <w:i w:val="0"/>
+          <w:sz w:val="24"/>
         </w:rPr>
         <w:t>One can achieve true progress and development only if one has enough inner strength to abandon the essenceless and accept what is essential. The life of a person who has the wrong attitude of seeing the essenceless as essential and the essential as essenceless is a complete failure. It is because our ancient Sri Lankan ancestors possessed the noble principle of abandoning the essenceless the moment they saw the essential that the Dispensation of the Buddha (*Sambuddha Sāsana*), brought to this island of Lankā by the Great Arahant Mahinda on a Poson Full Moon Poya Day like today, took deep root in this country. The two verses we have taken as our theme today express this very valuable principle, which also serves the future of that Dispensation.</w:t>
       </w:r>
@@ -132,21 +153,20 @@
       <w:r>
         <w:rPr>
           <w:rFonts w:ascii="Georgia" w:hAnsi="Georgia"/>
+          <w:b w:val="0"/>
+          <w:i w:val="0"/>
+          <w:sz w:val="24"/>
         </w:rPr>
-        <w:t xml:space="preserve">The occasion for preaching these two verses arose in connection with certain events in the lives of the chief disciples of this Dispensation, the Venerable Sāriputta and Moggallāna. After these two Venerables, Sāriputta and Moggallāna, entered this Buddha-Dispensation, joined the community of monks, and attained Arahantship, the Buddha gathered the Sangha and conferred upon them the titles of Chief Disciples. On that occasion, a certain critical discussion and whispering arose among the monks regarding the way the Buddha conferred these titles. They murmured that the Buddha had acted with bias, like someone distributing alms based on personal favor. "If Chief Disciple positions were to be given, they should have been given to the group of five monks who ordained first. Otherwise, they should have been selected from the fifty-five monks headed by the clan-son Yasa. Or else from among the thirty of the *Bhaddavaggiya* group. Or perhaps from among the thousand </w:t>
-      </w:r>
-      <w:r>
-        <w:rPr>
-          <w:rFonts w:ascii="Georgia" w:hAnsi="Georgia"/>
-        </w:rPr>
-        <w:lastRenderedPageBreak/>
-        <w:t>monks led by Uruvela Kassapa." While the monks were engaged in such talk, expressing what was like an accusation against the Buddha, the Supreme Buddha asked, "What are you discussing, monks?" When they explained the matter, He replied, "No, monks, I do not confer titles out of favoritism. I confer titles according to each individual’s past aspirations and the power of their perfections (*pāramīs*)." Then, in great detail, He explained the past meritorious deeds and the definite prophecies received by Venerable Aññā Koṇḍañña, the clan-son Yasa, and others individually, and finally declared how the two, Sāriputta and Moggallāna, had received their definite prophecy to become Chief Disciples from the Buddha Anomadassī.</w:t>
+        <w:t>The occasion for preaching these two verses arose in connection with certain events in the lives of the chief disciples of this Dispensation, the Venerable Sāriputta and Moggallāna. After these two Venerables, Sāriputta and Moggallāna, entered this Buddha-Dispensation, joined the community of monks, and attained Arahantship, the Buddha gathered the Sangha and conferred upon them the titles of Chief Disciples. On that occasion, a certain critical discussion and whispering arose among the monks regarding the way the Buddha conferred these titles. They murmured that the Buddha had acted with bias, like someone distributing alms based on personal favor. "If Chief Disciple positions were to be given, they should have been given to the group of five monks who ordained first. Otherwise, they should have been selected from the fifty-five monks headed by the clan-son Yasa. Or else from among the thirty of the *Bhaddavaggiya* group. Or perhaps from among the thousand monks led by Uruvela Kassapa." While the monks were engaged in such talk, expressing what was like an accusation against the Buddha, the Supreme Buddha asked, "What are you discussing, monks?" When they explained the matter, He replied, "No, monks, I do not confer titles out of favoritism. I confer titles according to each individual’s past aspirations and the power of their perfections (*pāramīs*)." Then, in great detail, He explained the past meritorious deeds and the definite prophecies received by Venerable Aññā Koṇḍañña, the clan-son Yasa, and others individually, and finally declared how the two, Sāriputta and Moggallāna, had received their definite prophecy to become Chief Disciples from the Buddha Anomadassī.</w:t>
       </w:r>
     </w:p>
     <w:p>
       <w:r>
         <w:rPr>
           <w:rFonts w:ascii="Georgia" w:hAnsi="Georgia"/>
+          <w:b w:val="0"/>
+          <w:i w:val="0"/>
+          <w:sz w:val="24"/>
         </w:rPr>
         <w:t>After all these accounts were related, the two Venerables, Sāriputta and Moggallāna, approached the Buddha, paid homage, and in front of the assembly, recounted how they had engaged in the search for truth before coming to the Buddha. To mention that story briefly, it is as follows. Many of you may have already heard the valuable life story of these two. There were two Brahmin villages named Upatissa and Kolita near Rajagaha. Two meritorious Brahmin youths were born into the leading families of these villages. They received the names Upatissa and Kolita. These families had been friends for generations. Similarly, these two became extremely close friends and began to do everything together. In their youth, after completing their education, they, like other young people, turned to recreational activities and made it a habit to attend a certain public festival called the *Giragga-samajja* (Mountain-top Festival) held annually in Rajagaha. It must have been something like the variety shows or musical nights of today—a festival held on a mountain peak.</w:t>
       </w:r>
@@ -155,21 +175,20 @@
       <w:r>
         <w:rPr>
           <w:rFonts w:ascii="Georgia" w:hAnsi="Georgia"/>
+          <w:b w:val="0"/>
+          <w:i w:val="0"/>
+          <w:sz w:val="24"/>
         </w:rPr>
-        <w:t xml:space="preserve">Although this had been their custom, on one particular year, while watching the *Giragga-samajja* festival—perhaps because their wisdom accumulated over saṃsāra had matured and ripened by then—they did not laugh where they usually would have laughed. They did not show excitement or sorrow where others did. They did not distribute gifts as usual but looked on as if disillusioned. When they spoke to each other, they found they shared the same thoughts. What was the thought? "There is nothing of value here. There is no essence. This is essenceless. All these people who are dancing, playing music, and singing here will be dead before a hundred years pass. It is far more valuable for us to go in search of the path of liberation from this saṃsāra." Thus, they both agreed and discussed their next step. "If we expect liberation, we must receive ordination. From whom shall we receive ordination?" At that time in Rajagaha, there was a well-known wanderer (*paribbājaka*) named Sañjaya, who had a large following. They decided to go there and ordain. Sending back their carriages and royal retinues, they took ordination under the wanderer Sañjaya along with five hundred companions. Having ordained, because they possessed extremely sharp wisdom, within a few days they learned everything that the wanderer Sañjaya knew, and they asked their teacher, "Do you know anything beyond this?" When he replied, "No, this is all I know. I cannot tell you anything beyond this," they realized that staying there was essenceless. They agreed, "We must search for the truth individually. Whichever of us finds the path of liberation, or </w:t>
-      </w:r>
-      <w:r>
-        <w:rPr>
-          <w:rFonts w:ascii="Georgia" w:hAnsi="Georgia"/>
-        </w:rPr>
-        <w:lastRenderedPageBreak/>
-        <w:t>Nibbāna first, must inform the other." They went to various places, met teachers, and began to hold discussions and ask questions. Not a single teacher was able to answer their questions. On the contrary, these two were able to answer the questions posed by those teachers.</w:t>
+        <w:t>Although this had been their custom, on one particular year, while watching the *Giragga-samajja* festival—perhaps because their wisdom accumulated over saṃsāra had matured and ripened by then—they did not laugh where they usually would have laughed. They did not show excitement or sorrow where others did. They did not distribute gifts as usual but looked on as if disillusioned. When they spoke to each other, they found they shared the same thoughts. What was the thought? "There is nothing of value here. There is no essence. This is essenceless. All these people who are dancing, playing music, and singing here will be dead before a hundred years pass. It is far more valuable for us to go in search of the path of liberation from this saṃsāra." Thus, they both agreed and discussed their next step. "If we expect liberation, we must receive ordination. From whom shall we receive ordination?" At that time in Rajagaha, there was a well-known wanderer (*paribbājaka*) named Sañjaya, who had a large following. They decided to go there and ordain. Sending back their carriages and royal retinues, they took ordination under the wanderer Sañjaya along with five hundred companions. Having ordained, because they possessed extremely sharp wisdom, within a few days they learned everything that the wanderer Sañjaya knew, and they asked their teacher, "Do you know anything beyond this?" When he replied, "No, this is all I know. I cannot tell you anything beyond this," they realized that staying there was essenceless. They agreed, "We must search for the truth individually. Whichever of us finds the path of liberation, or Nibbāna first, must inform the other." They went to various places, met teachers, and began to hold discussions and ask questions. Not a single teacher was able to answer their questions. On the contrary, these two were able to answer the questions posed by those teachers.</w:t>
       </w:r>
     </w:p>
     <w:p>
       <w:r>
         <w:rPr>
           <w:rFonts w:ascii="Georgia" w:hAnsi="Georgia"/>
+          <w:b w:val="0"/>
+          <w:i w:val="0"/>
+          <w:sz w:val="24"/>
         </w:rPr>
         <w:t>As time went on, the Buddha, having accepted the Veluvana Monastery, was residing in Rajagaha. One day, Venerable Assaji, one of the first group of five monks, was walking for alms. On that day, the wanderer Upatissa—whom we now know as Venerable Sāriputta—having finished his meal, left his dwelling and was heading towards the wanderers' monastery when he saw this Venerable monk. He thought, "I have never seen such a person before. I have never seen anyone with such peaceful senses and such a composed posture. He must be either an Arahant or one who has entered the path to Arahantship. It is not appropriate to speak to him right now while he is walking for alms," he thought. So he followed him from behind. When the Venerable monk finished his alms-round and was preparing to eat his meal, Upatissa prepared a suitable seat for him, offered water from his own water vessel, and performed all the duties of an attendant. After the meal was finished and all service was complete, he asked the Venerable monk, "Friend, who is your teacher? What is the Dhamma you follow? Your faculties are so serene, and your complexion is exceptionally bright and radiant." He then requested, "Please tell me that Dhamma."</w:t>
       </w:r>
@@ -178,6 +197,9 @@
       <w:r>
         <w:rPr>
           <w:rFonts w:ascii="Georgia" w:hAnsi="Georgia"/>
+          <w:b w:val="0"/>
+          <w:i w:val="0"/>
+          <w:sz w:val="24"/>
         </w:rPr>
         <w:t>Then, Venerable Assaji very humbly replied, "I am but a novice, recently ordained. I cannot deliver a long discourse or explain the Dhamma in detail." Then the wanderer Upatissa said, "My name is Upatissa. It is enough if you tell me just a little. There is no need for many words. I only want the meaning—the core essence. If you speak just that much, I will understand." At that moment, Venerable Assaji recited a verse of immense depth—a precious verse that presents the entire essence and fundamental law of Dependent Arising (*Paṭiccasamuppāda*).</w:t>
       </w:r>
@@ -186,6 +208,9 @@
       <w:r>
         <w:rPr>
           <w:rFonts w:ascii="Georgia" w:hAnsi="Georgia"/>
+          <w:b w:val="0"/>
+          <w:i w:val="0"/>
+          <w:sz w:val="24"/>
         </w:rPr>
         <w:t>*“Ye dhammā hetuppabhavā – tesaṃ hetuṃ tathāgato āha*</w:t>
       </w:r>
@@ -194,6 +219,9 @@
       <w:r>
         <w:rPr>
           <w:rFonts w:ascii="Georgia" w:hAnsi="Georgia"/>
+          <w:b w:val="0"/>
+          <w:i w:val="0"/>
+          <w:sz w:val="24"/>
         </w:rPr>
         <w:t>*tesañca yo nirodho – evaṃ vādī mahāsamṇo”*</w:t>
       </w:r>
@@ -202,6 +230,9 @@
       <w:r>
         <w:rPr>
           <w:rFonts w:ascii="Georgia" w:hAnsi="Georgia"/>
+          <w:b w:val="0"/>
+          <w:i w:val="0"/>
+          <w:sz w:val="24"/>
         </w:rPr>
         <w:t>"Of those phenomena that arise from a cause, the Tathāgata has declared the cause, and also their cessation. Such is the doctrine of the Great Ascetic." This is the meaning of that verse.</w:t>
       </w:r>
@@ -210,21 +241,20 @@
       <w:r>
         <w:rPr>
           <w:rFonts w:ascii="Georgia" w:hAnsi="Georgia"/>
+          <w:b w:val="0"/>
+          <w:i w:val="0"/>
+          <w:sz w:val="24"/>
         </w:rPr>
-        <w:t xml:space="preserve">So profound was this verse, and so sharp was the wisdom and meritorious potential of the wanderer Upatissa, that upon hearing just the first two lines of the verse, he attained the fruit of Stream-entry (*Sotāpatti-phala*). The moment he heard, "Of those phenomena that arise from a cause, the Tathāgata has declared the cause," he had already entered the stream. After the verse was completed, the wanderer Upatissa asked the Venerable monk, "Where does our Teacher reside?" When told it was Veluvana Monastery, he inquired about the path and said, "I have one more task. I have a friend to whom I made a promise that if I found the truth, the deathless, or Nibbāna, I would inform him. I will fulfill that promise and then come. Please go ahead." Sending Venerable Assaji ahead, the wanderer Upatissa returned to the </w:t>
-      </w:r>
-      <w:r>
-        <w:rPr>
-          <w:rFonts w:ascii="Georgia" w:hAnsi="Georgia"/>
-        </w:rPr>
-        <w:lastRenderedPageBreak/>
-        <w:t>wanderers' monastery. As he was arriving, his friend Kolita saw him from afar and thought, "Today my friend does not look his usual self. He has an exceptionally serene and joyful appearance. Surely, he must have attained Nibbāna." When Kolita asked for details, the wanderer Upatissa recounted the story of how he met the monk and recited the verse in full. Upon the completion of that verse, the wanderer Kolita also became established in the fruit of Stream-entry.</w:t>
+        <w:t>So profound was this verse, and so sharp was the wisdom and meritorious potential of the wanderer Upatissa, that upon hearing just the first two lines of the verse, he attained the fruit of Stream-entry (*Sotāpatti-phala*). The moment he heard, "Of those phenomena that arise from a cause, the Tathāgata has declared the cause," he had already entered the stream. After the verse was completed, the wanderer Upatissa asked the Venerable monk, "Where does our Teacher reside?" When told it was Veluvana Monastery, he inquired about the path and said, "I have one more task. I have a friend to whom I made a promise that if I found the truth, the deathless, or Nibbāna, I would inform him. I will fulfill that promise and then come. Please go ahead." Sending Venerable Assaji ahead, the wanderer Upatissa returned to the wanderers' monastery. As he was arriving, his friend Kolita saw him from afar and thought, "Today my friend does not look his usual self. He has an exceptionally serene and joyful appearance. Surely, he must have attained Nibbāna." When Kolita asked for details, the wanderer Upatissa recounted the story of how he met the monk and recited the verse in full. Upon the completion of that verse, the wanderer Kolita also became established in the fruit of Stream-entry.</w:t>
       </w:r>
     </w:p>
     <w:p>
       <w:r>
         <w:rPr>
           <w:rFonts w:ascii="Georgia" w:hAnsi="Georgia"/>
+          <w:b w:val="0"/>
+          <w:i w:val="0"/>
+          <w:sz w:val="24"/>
         </w:rPr>
         <w:t>Then the wanderer Kolita said, "Let us now go to meet the Buddha." However, because Upatissa was someone who always respected his teachers, he thought of their former preceptor, the wanderer Sañjaya, and said, "Let us go and tell this new discovery to our teacher as well. Perhaps he will understand the Dhamma upon hearing this verse. Even if he cannot, he might at least go to see the Buddha." So they went to find their teacher.</w:t>
       </w:r>
@@ -233,6 +263,9 @@
       <w:r>
         <w:rPr>
           <w:rFonts w:ascii="Georgia" w:hAnsi="Georgia"/>
+          <w:b w:val="0"/>
+          <w:i w:val="0"/>
+          <w:sz w:val="24"/>
         </w:rPr>
         <w:t>Seeing them, the wanderer Sañjaya asked, "How is it, my children, have you found the truth?" When they related the news, he did not show much faith. After hearing everything, he said, "Then you two may go. As for me, I cannot go." When they asked, "Why?", he replied, "Having been a teacher for so long, I cannot now become a disciple, a pupil. To use a simile, it would be like having been a water-pot and then becoming a ladle or a spoon." You know that it is the water-pot that provides water to others, while a ladle or a spoon is used to take from it. That was the simile he used. "Having been like a water-pot before, how can I now become like a ladle or a spoon? It would demean me." Saying this, he refused to go. When they pleaded again, saying, "Do not say so, teacher. Such a supreme person, a Buddha, has arisen in the world. The Dhamma has arisen, the Sangha has arisen. This is a rare opportunity!"—he asked, "My children, are there more fools or wise people in this world?" Upatissa and Kolita replied, "Fools are in the majority." "Very well, then. Let the fools come to me, and let the wise go to the wise Ascetic Gotama." Thus he rejected their invitation.</w:t>
       </w:r>
@@ -241,6 +274,9 @@
       <w:r>
         <w:rPr>
           <w:rFonts w:ascii="Georgia" w:hAnsi="Georgia"/>
+          <w:b w:val="0"/>
+          <w:i w:val="0"/>
+          <w:sz w:val="24"/>
         </w:rPr>
         <w:t>As soon as the two of them departed after this conversation, a large portion of Sañjaya's disciples set out to go with them. Seeing this, it is recorded that the wanderer Sañjaya spat warm blood from his mouth due to intense grief. Such was his sorrow.</w:t>
       </w:r>
@@ -249,6 +285,9 @@
       <w:r>
         <w:rPr>
           <w:rFonts w:ascii="Georgia" w:hAnsi="Georgia"/>
+          <w:b w:val="0"/>
+          <w:i w:val="0"/>
+          <w:sz w:val="24"/>
         </w:rPr>
         <w:t>That is the account we wished to mention. Sāriputta and Moggallāna related this entire story to the Buddha in front of the Sangha on that occasion. Finally, they remarked, "Despite all our efforts, our teacher, the wanderer Sañjaya, did not come."</w:t>
       </w:r>
@@ -257,6 +296,9 @@
       <w:r>
         <w:rPr>
           <w:rFonts w:ascii="Georgia" w:hAnsi="Georgia"/>
+          <w:b w:val="0"/>
+          <w:i w:val="0"/>
+          <w:sz w:val="24"/>
         </w:rPr>
         <w:t>Upon hearing this, the Buddha declared, "Such is the nature of the world. Because of his wrong view and mistaken ideas, Sañjaya regarded the essenceless as essential and the essential as essenceless. But because of your wisdom and intelligence, you two understood the true essence and attained it." Praising them, He uttered the two verses we mentioned earlier:</w:t>
       </w:r>
@@ -265,6 +307,9 @@
       <w:r>
         <w:rPr>
           <w:rFonts w:ascii="Georgia" w:hAnsi="Georgia"/>
+          <w:b w:val="0"/>
+          <w:i w:val="0"/>
+          <w:sz w:val="24"/>
         </w:rPr>
         <w:t>*“Asāre sāramatino – sāre cāsāradassino*</w:t>
       </w:r>
@@ -273,6 +318,9 @@
       <w:r>
         <w:rPr>
           <w:rFonts w:ascii="Georgia" w:hAnsi="Georgia"/>
+          <w:b w:val="0"/>
+          <w:i w:val="0"/>
+          <w:sz w:val="24"/>
         </w:rPr>
         <w:t>*te sāraṃ nādhigacchanti – micchāsaṅkappagocarā”*</w:t>
       </w:r>
@@ -281,8 +329,10 @@
       <w:r>
         <w:rPr>
           <w:rFonts w:ascii="Georgia" w:hAnsi="Georgia"/>
+          <w:b w:val="0"/>
+          <w:i w:val="0"/>
+          <w:sz w:val="24"/>
         </w:rPr>
-        <w:lastRenderedPageBreak/>
         <w:t>Those who conceive of the essenceless as essential, and who hold the view of the essential as essenceless, being governed by wrong thoughts, never arrive at the true essence. Having stated one side in this manner, He declared the other side:</w:t>
       </w:r>
     </w:p>
@@ -290,6 +340,9 @@
       <w:r>
         <w:rPr>
           <w:rFonts w:ascii="Georgia" w:hAnsi="Georgia"/>
+          <w:b w:val="0"/>
+          <w:i w:val="0"/>
+          <w:sz w:val="24"/>
         </w:rPr>
         <w:t>*“Sārañca sārato ñatvā – asārañca asārato*</w:t>
       </w:r>
@@ -298,6 +351,9 @@
       <w:r>
         <w:rPr>
           <w:rFonts w:ascii="Georgia" w:hAnsi="Georgia"/>
+          <w:b w:val="0"/>
+          <w:i w:val="0"/>
+          <w:sz w:val="24"/>
         </w:rPr>
         <w:t>*te sāraṃ adhigacchanti – sammāsaṅkappagocarā”*</w:t>
       </w:r>
@@ -306,6 +362,9 @@
       <w:r>
         <w:rPr>
           <w:rFonts w:ascii="Georgia" w:hAnsi="Georgia"/>
+          <w:b w:val="0"/>
+          <w:i w:val="0"/>
+          <w:sz w:val="24"/>
         </w:rPr>
         <w:t>But those who understand the essential as essential, and the essenceless as essenceless, directing their thoughts in accordance with right thoughts, arrive at the true essence. This is the meaning of the verse.</w:t>
       </w:r>
@@ -314,6 +373,9 @@
       <w:r>
         <w:rPr>
           <w:rFonts w:ascii="Georgia" w:hAnsi="Georgia"/>
+          <w:b w:val="0"/>
+          <w:i w:val="0"/>
+          <w:sz w:val="24"/>
         </w:rPr>
         <w:t>These are two highly valuable verses containing very profound ideas. From both this narrative and the two verses, we can extract many lessons on a day like today regarding the Dispensation of the Buddha and our own lives. Now, if we look closely at the first verse, its best illustration is found within the very story we just recounted: the character of the wanderer Sañjaya. His character is depicted by that first verse. Why? Because *asāre sāramatino*—he took the essenceless to be essential, and consequently, took the essential to be essenceless. As a result, a precious opportunity slipped away. It is shown that he lacked the capacity even to see the Buddha because of falling prey to wrong thoughts. To explain further in the light of the meaning of this verse: what is meant by "essenceless" in the phrase *asāre sāramatino*? When we reflect on why the wanderer Sañjaya hesitated to go to the Buddha, we can see what those essenceless things were.</w:t>
       </w:r>
@@ -322,6 +384,9 @@
       <w:r>
         <w:rPr>
           <w:rFonts w:ascii="Georgia" w:hAnsi="Georgia"/>
+          <w:b w:val="0"/>
+          <w:i w:val="0"/>
+          <w:sz w:val="24"/>
         </w:rPr>
         <w:t>He had a large following, gains, offerings, fame, and praise. These were the things that the wanderer Sañjaya held in high esteem. Yet, all of these are completely essenceless. Thus, he took the essenceless to be essential. He thought, "I have a large following—even if they are fools, they are numerous. I have great strength of numbers." Furthermore, out of pride, he thought, "I am a teacher; I cannot now become a disciple." These are foolish thoughts. Accordingly, "wrong thoughts" (*micchā-saṅkappa*), in terms of the Noble Eightfold Path, refers to thoughts of sensual desire, thoughts of ill-will, and thoughts of harmfulness, as you all must have read many times. Thoughts connected to sensual desires, hatred, and cruelty. Once one is overcome by such thoughts, one is continuously drawn in that direction.</w:t>
       </w:r>
@@ -330,6 +395,9 @@
       <w:r>
         <w:rPr>
           <w:rFonts w:ascii="Georgia" w:hAnsi="Georgia"/>
+          <w:b w:val="0"/>
+          <w:i w:val="0"/>
+          <w:sz w:val="24"/>
         </w:rPr>
         <w:t>Thus, that view, that perspective, and that attitude are expressed by the first verse. Sañjaya is an excellent example of this. Indeed, if we reflect on it, this is true not only of that time but also of today. The majority of people in the world are of that very type. Moreover, many people easily drift into wrong view. They easily succumb to wrong views. What is called "essenceless" basically falls under the side of wrong views. In fact, although we speak of wrong view, what is sometimes more dangerous than outright falsehood is what we call "half-truths." Devotees, "half-truths" are incomplete truths; at first glance, they appear to be true, but upon looking inside, they are empty, false, and hollow, containing various flaws.</w:t>
       </w:r>
@@ -338,8 +406,10 @@
       <w:r>
         <w:rPr>
           <w:rFonts w:ascii="Georgia" w:hAnsi="Georgia"/>
+          <w:b w:val="0"/>
+          <w:i w:val="0"/>
+          <w:sz w:val="24"/>
         </w:rPr>
-        <w:lastRenderedPageBreak/>
         <w:t>There is an ancient term used in this Dispensation for such half-truths: *muggasuppatā* (literally, mung-bean soup). It means being "like mung-bean soup." You can understand this: when you eat rice with mung-bean curry, you occasionally bite into half-cooked, hard wild beans. Sometimes, those hard, unboiled beans are in the majority. It is just like that. That is, it is only half-cooked. Such are these half-truths. These half-truths are just like that. And just like in those days, "mung-bean soup" is extremely popular today. A large crowd is drawn to this mung-bean soup. If you look at society, you will see it for yourselves. Such is the state of society.</w:t>
       </w:r>
     </w:p>
@@ -347,6 +417,9 @@
       <w:r>
         <w:rPr>
           <w:rFonts w:ascii="Georgia" w:hAnsi="Georgia"/>
+          <w:b w:val="0"/>
+          <w:i w:val="0"/>
+          <w:sz w:val="24"/>
         </w:rPr>
         <w:t>Furthermore, when reflecting on wrong view, the Buddha declared that among all the faults in this world, the supreme or greatest fault—called *parama-vajja* (the ultimate fault)—is wrong view. Why is that? He states this with reasons. Someone might think, "Why? Surely we have freedom of thought. What does it matter to others if we adopt whatever view we want?" But the primary cause of a person's ruin in life is wrong view. The Buddha demonstrated the danger of wrong view to the Sangha with an excellent illustration and simile.</w:t>
       </w:r>
@@ -355,6 +428,9 @@
       <w:r>
         <w:rPr>
           <w:rFonts w:ascii="Georgia" w:hAnsi="Georgia"/>
+          <w:b w:val="0"/>
+          <w:i w:val="0"/>
+          <w:sz w:val="24"/>
         </w:rPr>
         <w:t>First, He declared the fact: "Monks, the bodily actions, verbal actions, and mental actions of a person with wrong view all conform to that very wrong view. Whatever intention he forms, whatever aspiration, whatever goal, whatever activity he undertakes—all of it conforms to that wrong view." "Then, what is their result, their disadvantage? Consequently, he has to experience severe unwholesome results, suffering (*dukkha*), and painful, undesirable consequences." Then comes the simile: "Just as, monks, when a seed of neem, or a bitter cucumber seed, or a bitter gourd seed is planted in moist soil, whatever soil-nutrients and moisture it draws in all work to produce a bitter fruit; it produces only a bitter fruit." "In the same way, the entire conduct of a person holding wrong view leads to bad, improper, and undesirable results."</w:t>
       </w:r>
@@ -363,6 +439,9 @@
       <w:r>
         <w:rPr>
           <w:rFonts w:ascii="Georgia" w:hAnsi="Georgia"/>
+          <w:b w:val="0"/>
+          <w:i w:val="0"/>
+          <w:sz w:val="24"/>
         </w:rPr>
         <w:t>Then He declared the opposite side: "Similarly, monks, all bodily, verbal, and mental actions of a person with right view are nurtured in accordance with that right view. Likewise, his intentions, aspirations, expectations, goals, and activities conform to that right view and ultimately yield good results and benefits. The simile for this can be understood in the same way. Just as, monks, when a grape seed, a grain of hill-paddy, or a sugar-cane seed is planted in moist soil, whatever soil-nutrients and moisture it draws in yield a sweet and delicious fruit; in the same way is right view." Thus He showed the difference between the two.</w:t>
       </w:r>
@@ -371,21 +450,20 @@
       <w:r>
         <w:rPr>
           <w:rFonts w:ascii="Georgia" w:hAnsi="Georgia"/>
+          <w:b w:val="0"/>
+          <w:i w:val="0"/>
+          <w:sz w:val="24"/>
         </w:rPr>
-        <w:t xml:space="preserve">From this, we can understand that the majority of people in the world are drawn towards "mung-bean soup" and drift along the path of wrong views. Now, regarding the second verse: the best illustration for this—which you can easily understand even without my mentioning it—is the life of the two Venerables, Sāriputta and Moggallāna. Their lives demonstrate this clearly. Indeed, when we speak of the Chief Disciples of this Dispensation, we must all remember that, next to the Buddha Himself, it is from the Chief Disciples that we should draw inspiration and example. Indeed, looking back at their exemplary past, we see that they possessed the strength </w:t>
-      </w:r>
-      <w:r>
-        <w:rPr>
-          <w:rFonts w:ascii="Georgia" w:hAnsi="Georgia"/>
-        </w:rPr>
-        <w:lastRenderedPageBreak/>
-        <w:t>of character to humbly cast aside the essenceless and accept what is essential. This was demonstrated on several occasions even during their lay life.</w:t>
+        <w:t>From this, we can understand that the majority of people in the world are drawn towards "mung-bean soup" and drift along the path of wrong views. Now, regarding the second verse: the best illustration for this—which you can easily understand even without my mentioning it—is the life of the two Venerables, Sāriputta and Moggallāna. Their lives demonstrate this clearly. Indeed, when we speak of the Chief Disciples of this Dispensation, we must all remember that, next to the Buddha Himself, it is from the Chief Disciples that we should draw inspiration and example. Indeed, looking back at their exemplary past, we see that they possessed the strength of character to humbly cast aside the essenceless and accept what is essential. This was demonstrated on several occasions even during their lay life.</w:t>
       </w:r>
     </w:p>
     <w:p>
       <w:r>
         <w:rPr>
           <w:rFonts w:ascii="Georgia" w:hAnsi="Georgia"/>
+          <w:b w:val="0"/>
+          <w:i w:val="0"/>
+          <w:sz w:val="24"/>
         </w:rPr>
         <w:t>The first instance was mentioned in the story itself. In youth, variety shows and musical nights are the kind of entertainments that everyone frequents. But once the wisdom accumulated through saṃsāra matures, there comes a point when one becomes weary of them. As we have mentioned in previous Dhamma sermons: if we take the entire world as a school, there are three grades in it: gratification (*assāda*), danger (*ādīnava*), and escape (*nissaraṇa*). The majority of the world remains in the class of gratification. Most people run after the five cords of sensual pleasure. Then, at some point, due to the maturation of intelligence and through experience, the danger—the defective aspect of these things—begins to appear. Once that is seen, one passes into the class of escape, through renunciation (*nekkhamma*) and ordination. Here too, when their wisdom matured, what these two had previously thought of as essential appeared to them as essenceless. There was no laughter or joy as before. They sat with solemn faces, filled with disillusionment. While everyone around them was dancing and enjoying themselves, because the wisdom of these two had matured, they saw it all as essenceless.</w:t>
       </w:r>
@@ -394,38 +472,20 @@
       <w:r>
         <w:rPr>
           <w:rFonts w:ascii="Georgia" w:hAnsi="Georgia"/>
+          <w:b w:val="0"/>
+          <w:i w:val="0"/>
+          <w:sz w:val="24"/>
         </w:rPr>
-        <w:t xml:space="preserve">Consequently, the next step they took was to abandon all their wealth and go forth into ordination. Yet even that ordination was not in the right place; it was under the wanderer Sañjaya. Even there, they did not settle down, simply saying, "This is my teacher." Having learned whatever was to be learned, they realized there was no essence there either. They abandoned that too. Then they began to search for the truth. While searching, the best illustration of their natural inclination towards what is truly essential is seen in the moment they met Venerable Assaji and made that request: "I do not need many words. Tell me the true essence." When this was said, Venerable Assaji recited that highly valuable verse, which, though seemingly simple, contains the core meaning of the entire True Dhamma, the very essence of the deep doctrine of Dependent Arising (*Paṭiccasamuppāda*). Hearing just the first two lines of that verse, the wanderer Upatissa understood the truth, realizing the Noble Truths—and subsequently, the wanderer Kolita did the same upon hearing it. Here we must understand—even without a lengthy analysis of that verse—briefly, as the mature devotees among you must know, that there is this doctrine called Dependent Arising (*Paṭiccasamuppāda*). When many people take precepts, they often recite the twelve links: "With ignorance as condition, </w:t>
-      </w:r>
-      <w:r>
-        <w:rPr>
-          <w:rFonts w:ascii="Georgia" w:hAnsi="Georgia"/>
-        </w:rPr>
-        <w:t>Preparations</w:t>
-      </w:r>
-      <w:r>
-        <w:rPr>
-          <w:rFonts w:ascii="Georgia" w:hAnsi="Georgia"/>
-        </w:rPr>
-        <w:t xml:space="preserve"> (*saṅkhāra*); with </w:t>
-      </w:r>
-      <w:r>
-        <w:rPr>
-          <w:rFonts w:ascii="Georgia" w:hAnsi="Georgia"/>
-        </w:rPr>
-        <w:t>Preparations</w:t>
-      </w:r>
-      <w:r>
-        <w:rPr>
-          <w:rFonts w:ascii="Georgia" w:hAnsi="Georgia"/>
-        </w:rPr>
-        <w:t xml:space="preserve"> as condition, consciousness (*viññāṇa*)," and so on. But, devotees, this alone is not the core of Dependent Arising. The true core is what is stated in that verse. What is it? "Of those phenomena that arise from a cause, the Tathāgata has declared their arising and also their cessation." The fundamental doctrinal principle presented there, if we express it briefly, is mentioned elsewhere in the Dhamma:</w:t>
+        <w:t>Consequently, the next step they took was to abandon all their wealth and go forth into ordination. Yet even that ordination was not in the right place; it was under the wanderer Sañjaya. Even there, they did not settle down, simply saying, "This is my teacher." Having learned whatever was to be learned, they realized there was no essence there either. They abandoned that too. Then they began to search for the truth. While searching, the best illustration of their natural inclination towards what is truly essential is seen in the moment they met Venerable Assaji and made that request: "I do not need many words. Tell me the true essence." When this was said, Venerable Assaji recited that highly valuable verse, which, though seemingly simple, contains the core meaning of the entire True Dhamma, the very essence of the deep doctrine of Dependent Arising (*Paṭiccasamuppāda*). Hearing just the first two lines of that verse, the wanderer Upatissa understood the truth, realizing the Noble Truths—and subsequently, the wanderer Kolita did the same upon hearing it. Here we must understand—even without a lengthy analysis of that verse—briefly, as the mature devotees among you must know, that there is this doctrine called Dependent Arising (*Paṭiccasamuppāda*). When many people take precepts, they often recite the twelve links: "With ignorance as condition, preparations (*saṅkhāra*); with preparations as condition, consciousness (*viññāṇa*)," and so on. But, devotees, this alone is not the core of Dependent Arising. The true core is what is stated in that verse. What is it? "Of those phenomena that arise from a cause, the Tathāgata has declared their arising and also their cessation." The fundamental doctrinal principle presented there, if we express it briefly, is mentioned elsewhere in the Dhamma:</w:t>
       </w:r>
     </w:p>
     <w:p>
       <w:r>
         <w:rPr>
           <w:rFonts w:ascii="Georgia" w:hAnsi="Georgia"/>
+          <w:b w:val="0"/>
+          <w:i w:val="0"/>
+          <w:sz w:val="24"/>
         </w:rPr>
         <w:t>*“Imasmiṃ sati idaṃ hoti*</w:t>
       </w:r>
@@ -434,6 +494,9 @@
       <w:r>
         <w:rPr>
           <w:rFonts w:ascii="Georgia" w:hAnsi="Georgia"/>
+          <w:b w:val="0"/>
+          <w:i w:val="0"/>
+          <w:sz w:val="24"/>
         </w:rPr>
         <w:t>*imassuppādā idaṃ upajjati*</w:t>
       </w:r>
@@ -442,8 +505,10 @@
       <w:r>
         <w:rPr>
           <w:rFonts w:ascii="Georgia" w:hAnsi="Georgia"/>
+          <w:b w:val="0"/>
+          <w:i w:val="0"/>
+          <w:sz w:val="24"/>
         </w:rPr>
-        <w:lastRenderedPageBreak/>
         <w:t>*imasmiṃ asati idaṃ na hoti*</w:t>
       </w:r>
     </w:p>
@@ -451,6 +516,9 @@
       <w:r>
         <w:rPr>
           <w:rFonts w:ascii="Georgia" w:hAnsi="Georgia"/>
+          <w:b w:val="0"/>
+          <w:i w:val="0"/>
+          <w:sz w:val="24"/>
         </w:rPr>
         <w:t>*imassa nirodhā idaṃ nirujjhati”*</w:t>
       </w:r>
@@ -459,6 +527,9 @@
       <w:r>
         <w:rPr>
           <w:rFonts w:ascii="Georgia" w:hAnsi="Georgia"/>
+          <w:b w:val="0"/>
+          <w:i w:val="0"/>
+          <w:sz w:val="24"/>
         </w:rPr>
         <w:t>When this exists, this is.</w:t>
       </w:r>
@@ -467,6 +538,9 @@
       <w:r>
         <w:rPr>
           <w:rFonts w:ascii="Georgia" w:hAnsi="Georgia"/>
+          <w:b w:val="0"/>
+          <w:i w:val="0"/>
+          <w:sz w:val="24"/>
         </w:rPr>
         <w:t>With the arising of this, this arises.</w:t>
       </w:r>
@@ -475,6 +549,9 @@
       <w:r>
         <w:rPr>
           <w:rFonts w:ascii="Georgia" w:hAnsi="Georgia"/>
+          <w:b w:val="0"/>
+          <w:i w:val="0"/>
+          <w:sz w:val="24"/>
         </w:rPr>
         <w:t>When this does not exist, this is not.</w:t>
       </w:r>
@@ -483,6 +560,9 @@
       <w:r>
         <w:rPr>
           <w:rFonts w:ascii="Georgia" w:hAnsi="Georgia"/>
+          <w:b w:val="0"/>
+          <w:i w:val="0"/>
+          <w:sz w:val="24"/>
         </w:rPr>
         <w:t>With the cessation of this, this ceases.</w:t>
       </w:r>
@@ -491,6 +571,9 @@
       <w:r>
         <w:rPr>
           <w:rFonts w:ascii="Georgia" w:hAnsi="Georgia"/>
+          <w:b w:val="0"/>
+          <w:i w:val="0"/>
+          <w:sz w:val="24"/>
         </w:rPr>
         <w:t>That is the fundamental principle, the axiom. Within it lies the essence of the entire doctrine of Dependent Arising. Regarding the things that the world considers as a soul, as eternal, as permanent, the wondrous law that the Buddhas bring to light—a law always present in the world but hidden from beings due to the darkness of ignorance—is the marvelous causal relationship between things called Dependent Arising. This is what is revealed by this verse. Therefore, because of the sharp wisdom of the wanderer Upatissa, upon hearing just the first two lines, he realized the fruit of Stream-entry through the path-knowledge of Stream-entry.</w:t>
       </w:r>
@@ -499,21 +582,20 @@
       <w:r>
         <w:rPr>
           <w:rFonts w:ascii="Georgia" w:hAnsi="Georgia"/>
+          <w:b w:val="0"/>
+          <w:i w:val="0"/>
+          <w:sz w:val="24"/>
         </w:rPr>
-        <w:t xml:space="preserve">Here too, we see the appreciation of what is truly essential. Through this, we can see that no matter how many essenceless things there are in the world towards which people drift, our effort should be to gradually abandon the essenceless and acquire the essential, so that progress may develop within us. It is of no use to cling to the essenceless for however long. You must have heard a common saying in society about the "tradition of the bundle of hemp"—like the man who clung to the bundle of hemp. There is a long story behind it. Briefly, it is as follows. The story underlying this proverb is quite humorous. Two friends left their village and went from village to village in search of wealth. On their way, they first came to a village where hemp was abundant and easily obtained, even discarded. So, both of them tied up two large bundles of hemp. Carrying these, they went to the next village. There, they found plenty of hemp thread. The wise friend said to the other, "We are carrying this hemp to make thread. Now that hemp thread is available here, let us throw away the hemp and take the thread instead." The other replied, "No, no. I have tied this bundle of hemp very securely. I cannot throw it away. You do as you please." So, one friend took the hemp thread, while the other carried the old bundle of hemp. When they went to the next village, they found hemp cloth. Once again, the wise friend made the same suggestion: "We are carrying this thread for the sake of cloth. Let us throw away the thread and take the hemp cloth instead." "No, not even that. I will carry this bundle which I have brought with such difficulty." So he went on. Thus they went from village to village. To cut the story short, in the next village there was cotton cloth, in the next iron, then bronze, then silver, and in the next gold, in abundance—free to be taken. Out of the two, the wise friend eventually threw away his bundle of silver and tied up a bundle of gold. The other friend was still carrying his bundle of hemp. Having shouldered that bundle of hemp, he refused to let it go. Finally, they returned to their village. Upon their return, the family of the hemp-carrier was </w:t>
-      </w:r>
-      <w:r>
-        <w:rPr>
-          <w:rFonts w:ascii="Georgia" w:hAnsi="Georgia"/>
-        </w:rPr>
-        <w:lastRenderedPageBreak/>
-        <w:t>deeply disappointed and grieved, thinking, "Is this what he carried and brought back after all this time?" Meanwhile, at the home of the one who brought the bundle of gold, his wife and children were filled with joy and delight.</w:t>
+        <w:t>Here too, we see the appreciation of what is truly essential. Through this, we can see that no matter how many essenceless things there are in the world towards which people drift, our effort should be to gradually abandon the essenceless and acquire the essential, so that progress may develop within us. It is of no use to cling to the essenceless for however long. You must have heard a common saying in society about the "tradition of the bundle of hemp"—like the man who clung to the bundle of hemp. There is a long story behind it. Briefly, it is as follows. The story underlying this proverb is quite humorous. Two friends left their village and went from village to village in search of wealth. On their way, they first came to a village where hemp was abundant and easily obtained, even discarded. So, both of them tied up two large bundles of hemp. Carrying these, they went to the next village. There, they found plenty of hemp thread. The wise friend said to the other, "We are carrying this hemp to make thread. Now that hemp thread is available here, let us throw away the hemp and take the thread instead." The other replied, "No, no. I have tied this bundle of hemp very securely. I cannot throw it away. You do as you please." So, one friend took the hemp thread, while the other carried the old bundle of hemp. When they went to the next village, they found hemp cloth. Once again, the wise friend made the same suggestion: "We are carrying this thread for the sake of cloth. Let us throw away the thread and take the hemp cloth instead." "No, not even that. I will carry this bundle which I have brought with such difficulty." So he went on. Thus they went from village to village. To cut the story short, in the next village there was cotton cloth, in the next iron, then bronze, then silver, and in the next gold, in abundance—free to be taken. Out of the two, the wise friend eventually threw away his bundle of silver and tied up a bundle of gold. The other friend was still carrying his bundle of hemp. Having shouldered that bundle of hemp, he refused to let it go. Finally, they returned to their village. Upon their return, the family of the hemp-carrier was deeply disappointed and grieved, thinking, "Is this what he carried and brought back after all this time?" Meanwhile, at the home of the one who brought the bundle of gold, his wife and children were filled with joy and delight.</w:t>
       </w:r>
     </w:p>
     <w:p>
       <w:r>
         <w:rPr>
           <w:rFonts w:ascii="Georgia" w:hAnsi="Georgia"/>
+          <w:b w:val="0"/>
+          <w:i w:val="0"/>
+          <w:sz w:val="24"/>
         </w:rPr>
         <w:t>That is the parabolic story. Since you enjoy hearing stories, I related this as well. The proverb itself is common in society, but some might not understand its background meaning, so it is good to know it. This is because most people lean in that direction. They grasp tightly to the essenceless, looking for some temporary comfort in it. Now, why did the wanderer Sañjaya follow those half-truths? Because the majority of people are drawn to them. He regarded having a large following—if one can gather a crowd and gain gifts and honors—as the ultimate achievement. He did not strive to achieve liberation, the escape from saṃsāra, which is the supreme essence, the fundamental purpose of life, of ordination, and of renunciation (*nekkhamma*).</w:t>
       </w:r>
@@ -522,6 +604,9 @@
       <w:r>
         <w:rPr>
           <w:rFonts w:ascii="Georgia" w:hAnsi="Georgia"/>
+          <w:b w:val="0"/>
+          <w:i w:val="0"/>
+          <w:sz w:val="24"/>
         </w:rPr>
         <w:t>Accordingly, we can understand that even when we think of the future of this Dispensation, if we are to preserve this Dispensation of the Buddha, we must understand its true essence, highlight that essence, and lead our lives accordingly. Indeed, the Buddha on one occasion declared to the Great Arahant Mahā Kassapa one of the reasons that leads to the decline of the Dispensation. Indeed, after the passing away of the Buddha, it was Venerable Mahā Kassapa who was most dedicated to preserving the Dispensation. Perhaps because of this, on one occasion, the Buddha declared to Venerable Kassapa: "Kassapa, this True Dhamma does not disappear until a counterfeit of the True Dhamma arises in the world—a counterfeit that looks like the True Dhamma." The simile given for this is as follows: When we say "gold," we use the word commonly. In ancient texts, there is a distinction made between processed gold and raw gold. Gold that is heated, refined, and fashioned is called processed gold, while raw gold is gold in its natural state, referred to as *jātarūpa*. Even that genuine gold disappears from the world not due to anything else, but because of the emergence of counterfeit gold. In modern terms, when "imitation" gold arises, genuine gold disappears from the market. People are deceived into thinking it is genuine gold. The Buddha declared that something similar happens to the True Dhamma.</w:t>
       </w:r>
@@ -530,21 +615,20 @@
       <w:r>
         <w:rPr>
           <w:rFonts w:ascii="Georgia" w:hAnsi="Georgia"/>
+          <w:b w:val="0"/>
+          <w:i w:val="0"/>
+          <w:sz w:val="24"/>
         </w:rPr>
-        <w:t xml:space="preserve">Thus, it is not external religions of wrong view that can destroy this Dispensation—this Dhamma. It can be destroyed from within. Why? Because "counterfeit of the True Dhamma" (*saddhamma-patirūpaka*) means teachings that look like the True Dhamma. This too is just like that "mung-bean soup." Many are likely to be drawn to it. Buddhist devotees must be mindful of this when thinking about the future. You must understand the true essence of the True Dhamma. What is that essence? A Buddha arises in the world to provide a solution, through the path of liberation, to this riddle of saṃsāra which no other teacher has been able to solve. It is to reveal this liberation from saṃsāra. In short, Nibbāna is the ultimate goal and the essence. This is shown in the Dhamma, where the Buddha Himself, on one occasion, used the simile of a sal tree in the *Mahāsāropama Sutta*. Some people go away carrying the leaves, twigs, and branches of a sal tree, thinking they are what is valuable. Others </w:t>
-      </w:r>
-      <w:r>
-        <w:rPr>
-          <w:rFonts w:ascii="Georgia" w:hAnsi="Georgia"/>
-        </w:rPr>
-        <w:lastRenderedPageBreak/>
-        <w:t>take the bark, others the softwood. But it is only a rare person who takes its heartwood—the truly valuable part. Similarly, there is such a distinction between what is valuable and what is not in this Dispensation. Suppose someone ordains or commits to these practices. Next, gains and favors pour in. These are like the leaves and branches. Next, virtue (*sīla*) is like the bark. That too is a great thing, far better than the former. But even that is not the heartwood. Beyond that lies concentration (*samādhi*), which is like the softwood. Passing through all of these, finally, there is the fruit of Arahantship, which is Nibbāna—the liberation achieved through the realization of the paths and fruits. That alone is the heartwood, the essence of this Dispensation.</w:t>
+        <w:t>Thus, it is not external religions of wrong view that can destroy this Dispensation—this Dhamma. It can be destroyed from within. Why? Because "counterfeit of the True Dhamma" (*saddhamma-patirūpaka*) means teachings that look like the True Dhamma. This too is just like that "mung-bean soup." Many are likely to be drawn to it. Buddhist devotees must be mindful of this when thinking about the future. You must understand the true essence of the True Dhamma. What is that essence? A Buddha arises in the world to provide a solution, through the path of liberation, to this riddle of saṃsāra which no other teacher has been able to solve. It is to reveal this liberation from saṃsāra. In short, Nibbāna is the ultimate goal and the essence. This is shown in the Dhamma, where the Buddha Himself, on one occasion, used the simile of a sal tree in the *Mahāsāropama Sutta*. Some people go away carrying the leaves, twigs, and branches of a sal tree, thinking they are what is valuable. Others take the bark, others the softwood. But it is only a rare person who takes its heartwood—the truly valuable part. Similarly, there is such a distinction between what is valuable and what is not in this Dispensation. Suppose someone ordains or commits to these practices. Next, gains and favors pour in. These are like the leaves and branches. Next, virtue (*sīla*) is like the bark. That too is a great thing, far better than the former. But even that is not the heartwood. Beyond that lies concentration (*samādhi*), which is like the softwood. Passing through all of these, finally, there is the fruit of Arahantship, which is Nibbāna—the liberation achieved through the realization of the paths and fruits. That alone is the heartwood, the essence of this Dispensation.</w:t>
       </w:r>
     </w:p>
     <w:p>
       <w:r>
         <w:rPr>
           <w:rFonts w:ascii="Georgia" w:hAnsi="Georgia"/>
+          <w:b w:val="0"/>
+          <w:i w:val="0"/>
+          <w:sz w:val="24"/>
         </w:rPr>
         <w:t>Therefore, if a Dhamma sermon forgets about Nibbāna, sets it aside, and instead highlights mundane goals that offer only temporary relief—whereas in the past, Dhamma preachers culminated every single sermon with Nibbāna—today, sermons often end not with that, but with common, mundane aspirations. Many people prefer this, thinking, "If we can resolve the temporary problems of our daily lives, that is a great thing." But to be satisfied with such temporary relief is like regarding the essenceless as essential. It is like completely wasting this extremely rare human existence. Thus, in these Dhamma sermons as well, we must remember that whether one is a layperson or a monk, if one commits to this path of practice, one can attain liberation from saṃsāra through the realization of the paths and fruits.</w:t>
       </w:r>
@@ -553,33 +637,20 @@
       <w:r>
         <w:rPr>
           <w:rFonts w:ascii="Georgia" w:hAnsi="Georgia"/>
+          <w:b w:val="0"/>
+          <w:i w:val="0"/>
+          <w:sz w:val="24"/>
         </w:rPr>
-        <w:t xml:space="preserve">A certain Brahmin once came and asked the Buddha, "Venerable Sir, is it the layperson or the monk who attains those supramundane states in this Dispensation?" The Buddha replied, "That question should not be asked in that way. It is a question that must be answered with a distinction. For, whether one is a layperson or a monk, if they walk on this path of practice, they can realize the paths and fruits." Thus He answered. Accordingly, we must understand that the essence to be derived from a Dhamma sermon is indeed to obtain a peace of a kind that has not been found in our lives throughout this long saṃsāra. For, in the Dhamma accounts we see, read, and hear the Buddha declaring that even the Bodhisatta, countless times and on incalculable occasions, by virtue of his meritorious power and the strength of his perfections, had attained the position of a Wheel-turning Monarch (*Cakkavatti*). The luxuries and pleasures of such a Wheel-turning Monarch are described in various suttas—and when one reads them, it is truly astonishing. They describe an almost endless, marvelous abundance of sensual pleasures. Yet, those sutta discourses culminate by showing even those to be essenceless. "All of these—all these </w:t>
-      </w:r>
-      <w:r>
-        <w:rPr>
-          <w:rFonts w:ascii="Georgia" w:hAnsi="Georgia"/>
-        </w:rPr>
-        <w:t>Preparations</w:t>
-      </w:r>
-      <w:r>
-        <w:rPr>
-          <w:rFonts w:ascii="Georgia" w:hAnsi="Georgia"/>
-        </w:rPr>
-        <w:t xml:space="preserve"> (*saṅkhāra*)—are impermanent (*anicca*), monks. All of them, including that Wheel-turning Monarch and his kingdoms, are no more. They are now destroyed, subject to that law of impermanence." It is to show their essencelessness that the Buddha describes even things like the domain of a Wheel-turning Monarch. But, devotees, the common trend today is to take the physical progress of ordinary, daily life—which cannot even begin to compare to that of a Wheel-turning Monarch—magnify it, present it as the essence, and preach the Dhamma in a way that draws a </w:t>
-      </w:r>
-      <w:r>
-        <w:rPr>
-          <w:rFonts w:ascii="Georgia" w:hAnsi="Georgia"/>
-        </w:rPr>
-        <w:lastRenderedPageBreak/>
-        <w:t>large crowd toward it. This is like the approach of Sañjaya. Through this, the True Dhamma quickly disappears, and the Dispensation rapidly declines.</w:t>
+        <w:t>A certain Brahmin once came and asked the Buddha, "Venerable Sir, is it the layperson or the monk who attains those supramundane states in this Dispensation?" The Buddha replied, "That question should not be asked in that way. It is a question that must be answered with a distinction. For, whether one is a layperson or a monk, if they walk on this path of practice, they can realize the paths and fruits." Thus He answered. Accordingly, we must understand that the essence to be derived from a Dhamma sermon is indeed to obtain a peace of a kind that has not been found in our lives throughout this long saṃsāra. For, in the Dhamma accounts we see, read, and hear the Buddha declaring that even the Bodhisatta, countless times and on incalculable occasions, by virtue of his meritorious power and the strength of his perfections, had attained the position of a Wheel-turning Monarch (*Cakkavatti*). The luxuries and pleasures of such a Wheel-turning Monarch are described in various suttas—and when one reads them, it is truly astonishing. They describe an almost endless, marvelous abundance of sensual pleasures. Yet, those sutta discourses culminate by showing even those to be essenceless. "All of these—all these preparations (*saṅkhāra*)—are impermanent (*anicca*), monks. All of them, including that Wheel-turning Monarch and his kingdoms, are no more. They are now destroyed, subject to that law of impermanence." It is to show their essencelessness that the Buddha describes even things like the domain of a Wheel-turning Monarch. But, devotees, the common trend today is to take the physical progress of ordinary, daily life—which cannot even begin to compare to that of a Wheel-turning Monarch—magnify it, present it as the essence, and preach the Dhamma in a way that draws a large crowd toward it. This is like the approach of Sañjaya. Through this, the True Dhamma quickly disappears, and the Dispensation rapidly declines.</w:t>
       </w:r>
     </w:p>
     <w:p>
       <w:r>
         <w:rPr>
           <w:rFonts w:ascii="Georgia" w:hAnsi="Georgia"/>
+          <w:b w:val="0"/>
+          <w:i w:val="0"/>
+          <w:sz w:val="24"/>
         </w:rPr>
         <w:t>Therefore, on a day like today, we must reflect on these things, wise devotees. For there is always a tendency among crowds to run simply because others are running. When there is a large crowd, if one person runs, the others run too, without even knowing the reason. Later, they find there is nothing to be gained; it is empty, and they all turn back. Then they see people running to another place, and they run there too. They run and run, spending all their resources to get there, only to find there is nothing there either. Thus, they spend their entire lives running here and there, as if chasing a mirage. You can find illustrations of these stories in what you see, hear, and read in daily life. What I am saying is just a general observation. From all of this, we must understand one thing: we must have firm confidence that we have the ability to bring out the essence of the Buddha's Dispensation and go a considerable distance in our daily lives. Whether lay or ordained, if one applies oneself, the results can be realized even today. But it is not something easily achieved; we must understand this. What is good and essential cannot be obtained easily. Cultivating grass is easy, but the yield is minimal. Farming, on the other hand, is difficult; it is done with great effort and sweat, but the harvest is abundant. Similarly, you must consider what you are planting in your own mind. Is it something like grass? Or is it the cultivation of virtue (*sīla*), concentration (*samādhi*), and wisdom (*paññā*), which is done with great effort? The Buddha has pointed this out. He compared it to farming, advising us to quickly cultivate these qualities of virtue and so on, just as a farmer works quickly when the rain comes.</w:t>
       </w:r>
@@ -588,6 +659,9 @@
       <w:r>
         <w:rPr>
           <w:rFonts w:ascii="Georgia" w:hAnsi="Georgia"/>
+          <w:b w:val="0"/>
+          <w:i w:val="0"/>
+          <w:sz w:val="24"/>
         </w:rPr>
         <w:t>Why is this said? Because this is an extremely rare opportunity. That is why the Buddha presented the word "heedfulness" (*appamāda*) as the most valuable, primary word in the entire True Dhamma. Walk on this path of liberation with heedfulness, and secure your release from saṃsāra. For saṃsāra is dangerous. Saṃsāra is indeed perilous. If one has not achieved a state of assured destiny through at least the fruit of Stream-entry (*Sotāpatti-phala*), even those who are now leading good lives—we cannot say when life will end—may, despite their present goodness, exhaust the meritorious power that granted them this human life. Then, a past unwholesome karma may surface, causing them to be reborn in the animal realm, the ghost realm (*peta*), or as a demon (*yakṣa*). Because saṃsāra holds such a terrifying nature, the Buddha urged us to regard this obtained human existence—which even the devas hold in high esteem—as something precious, and to strive to derive the maximum benefit from it.</w:t>
       </w:r>
@@ -596,21 +670,20 @@
       <w:r>
         <w:rPr>
           <w:rFonts w:ascii="Georgia" w:hAnsi="Georgia"/>
+          <w:b w:val="0"/>
+          <w:i w:val="0"/>
+          <w:sz w:val="24"/>
         </w:rPr>
-        <w:t xml:space="preserve">Of course, in this Dhamma, those physical and mundane purposes are indeed mentioned to a certain extent. Some of you might think, "But isn't it stated in our *Maṅgala Sutta* that there are thirty-eight blessings? Doesn't it mention caring for one's wife and children, and all those other things?" But, devotees, all of those blessings culminate in the blessing of Nibbāna. The thirty-eighth blessing is the blessing of Nibbāna. That is probably why Nibbāna is declared at the end as the </w:t>
-      </w:r>
-      <w:r>
-        <w:rPr>
-          <w:rFonts w:ascii="Georgia" w:hAnsi="Georgia"/>
-        </w:rPr>
-        <w:lastRenderedPageBreak/>
-        <w:t>"supreme blessing" (*parama-maṅgala*). Indeed, that is the ultimate blessing. Therefore, if one's wisdom is to develop, one must not settle right there, clinging to the bundle of hemp, but must make true use of this human existence. Indeed, the human mind is a mind of wonder, possessing a power beyond comprehension in this entire universe. You can easily understand this today through the feats performed by scientists who have developed their intellect in the name of science. Yet, far more wondrous are the feats performed in the past by the Buddhas, Paccekabuddhas, and Great Arahants who developed the power of their perfections. Perhaps because those are somewhat difficult, or because their results are not glaringly obvious to the ordinary world, people do not show much interest in them. Nevertheless, one must contemplate the danger of saṃsāra. Therefore, in a Dhamma sermon, we must constantly remind ourselves of that word: heedfulness (*appamāda*). Furthermore, there are what are called the grounds for urgency (*saṃvega-vatthu*). These are things that help arouse effort: the danger of saṃsāra, the perilous nature of life, birth (*jāti*), aging (*jarā*), sickness (*vyādhi*), death (*maraṇa*), and the fear of lower realms. One must constantly contemplate such matters, including the mindfulness of death (*maraṇasati*). When contemplating these, one's effort increases.</w:t>
+        <w:t>Of course, in this Dhamma, those physical and mundane purposes are indeed mentioned to a certain extent. Some of you might think, "But isn't it stated in our *Maṅgala Sutta* that there are thirty-eight blessings? Doesn't it mention caring for one's wife and children, and all those other things?" But, devotees, all of those blessings culminate in the blessing of Nibbāna. The thirty-eighth blessing is the blessing of Nibbāna. That is probably why Nibbāna is declared at the end as the "supreme blessing" (*parama-maṅgala*). Indeed, that is the ultimate blessing. Therefore, if one's wisdom is to develop, one must not settle right there, clinging to the bundle of hemp, but must make true use of this human existence. Indeed, the human mind is a mind of wonder, possessing a power beyond comprehension in this entire universe. You can easily understand this today through the feats performed by scientists who have developed their intellect in the name of science. Yet, far more wondrous are the feats performed in the past by the Buddhas, Paccekabuddhas, and Great Arahants who developed the power of their perfections. Perhaps because those are somewhat difficult, or because their results are not glaringly obvious to the ordinary world, people do not show much interest in them. Nevertheless, one must contemplate the danger of saṃsāra. Therefore, in a Dhamma sermon, we must constantly remind ourselves of that word: heedfulness (*appamāda*). Furthermore, there are what are called the grounds for urgency (*saṃvega-vatthu*). These are things that help arouse effort: the danger of saṃsāra, the perilous nature of life, birth (*jāti*), aging (*jarā*), sickness (*vyādhi*), death (*maraṇa*), and the fear of lower realms. One must constantly contemplate such matters, including the mindfulness of death (*maraṇasati*). When contemplating these, one's effort increases.</w:t>
       </w:r>
     </w:p>
     <w:p>
       <w:r>
         <w:rPr>
           <w:rFonts w:ascii="Georgia" w:hAnsi="Georgia"/>
+          <w:b w:val="0"/>
+          <w:i w:val="0"/>
+          <w:sz w:val="24"/>
         </w:rPr>
         <w:t>These are what we must take as the essence of this Dhamma. Through them, instead of falling into heedlessness, drifting along with saṃsāra, and holding onto mundane things as grand, we aim at the cessation of existence rather than its continuation. "We have run an essenceless race in this saṃsāra for so long. We have run after a mirage. At least now, we must bring an end to this." With this understanding, we must enter the path of practice that leads to the heartwood shown by the Buddha, namely: virtue (*sīla*), concentration (*samādhi*), and wisdom (*paññā*). The true heartwood is that state of liberation which relinquishes everything, freed from the five aggregates (*pañcakkhandha*). The Buddhas, entering the attainment of fruition (*phala-samāpatti*), experience that very supreme blessing, that state, and its true power. And the greatest relief obtained through that is release from saṃsāra. To reach that state, one must walk the path of virtue, concentration, and wisdom; one must engage in meditation (*bhāvanā*). Yet, commonly, some people think of meditation merely as something done to cure physical ailments, or as something done blindly because others do it. Today, it has almost become a fashion, a trend, to say, "We, too, meditate." But it is not something to be done merely for the sake of saying so. Meditation means the genuine development of the mind. It must be done systematically. It involves establishing a certain concentration through serenity (*samatha*), and then maintaining one's attention—insight attention (*vipassanā-manasikāra*)—in a way that realizes the three characteristics of the world: impermanence (*anicca*), suffering (*dukkha*), and not-self (*anattā*).</w:t>
       </w:r>
@@ -619,21 +692,20 @@
       <w:r>
         <w:rPr>
           <w:rFonts w:ascii="Georgia" w:hAnsi="Georgia"/>
+          <w:b w:val="0"/>
+          <w:i w:val="0"/>
+          <w:sz w:val="24"/>
         </w:rPr>
-        <w:t xml:space="preserve">Through that, when the essence is recognized, the abandoning of the essenceless becomes natural. Indeed, this cannot be prevented. We know that when a tree grows, its withered and dry leaves fall off. As new buds sprout at the top, the old leaves drop from below. This cannot be stopped; it is natural. In the same way, as you develop through Dhamma-knowledge and meditation, the things you previously held in high </w:t>
-      </w:r>
-      <w:r>
-        <w:rPr>
-          <w:rFonts w:ascii="Georgia" w:hAnsi="Georgia"/>
-        </w:rPr>
-        <w:lastRenderedPageBreak/>
-        <w:t>regard—such as musical nights and variety shows—will appear as essenceless, as mere theatrical dramas (*nāḍagam*). But one should not worry, thinking, "If we go on like this, won't we lose our means of entertainment? Won't sources of income disappear? Won't the world become a joyless place?" Some might argue in this manner. It is to such people that we sometimes refer as "world-expanders" (*lokavaḍḍhana*). The Buddha declared: *Na siyā lokavaḍḍhano*—"One should not be a world-expander." For all this time, what we have done is expand the world and expand the cemetery. Now, in this rare era of a Buddha's appearance, what remains to be done is to escape from this world, to escape from the entirety of saṃsāra.</w:t>
+        <w:t>Through that, when the essence is recognized, the abandoning of the essenceless becomes natural. Indeed, this cannot be prevented. We know that when a tree grows, its withered and dry leaves fall off. As new buds sprout at the top, the old leaves drop from below. This cannot be stopped; it is natural. In the same way, as you develop through Dhamma-knowledge and meditation, the things you previously held in high regard—such as musical nights and variety shows—will appear as essenceless, as mere theatrical dramas (*nāḍagam*). But one should not worry, thinking, "If we go on like this, won't we lose our means of entertainment? Won't sources of income disappear? Won't the world become a joyless place?" Some might argue in this manner. It is to such people that we sometimes refer as "world-expanders" (*lokavaḍḍhana*). The Buddha declared: *Na siyā lokavaḍḍhano*—"One should not be a world-expander." For all this time, what we have done is expand the world and expand the cemetery. Now, in this rare era of a Buddha's appearance, what remains to be done is to escape from this world, to escape from the entirety of saṃsāra.</w:t>
       </w:r>
     </w:p>
     <w:p>
       <w:r>
         <w:rPr>
           <w:rFonts w:ascii="Georgia" w:hAnsi="Georgia"/>
+          <w:b w:val="0"/>
+          <w:i w:val="0"/>
+          <w:sz w:val="24"/>
         </w:rPr>
         <w:t>We possess the capacity within us to achieve that liberation. The power of our perfections may sometimes be hidden, but the human mind has the ability to bring it forth, even in a young child. When it is said in this Dispensation that a seven-year-old child can attain Arahantship, what a wondrous power of the mind is demonstrated! One must constantly reflect on the leading-out (*niyyānika*) quality of this Dispensation, and its timeless (*akālika*) quality, meaning that the fruit can be harvested right here on this earth, at this very moment. Thus, when contemplating the qualities of the Dhamma—such as *sandiṭṭhika* (to be seen for oneself), *akālika* (timeless), and *ehipassika* (inviting to come and see)—one develops a stronger desire to walk this path. For this is not a futile journey. To the extent that this Dhamma grows in one's mind, the results are present right there. Those benefits are immediate. As one reaps those benefits, one becomes increasingly motivated to walk this path.</w:t>
       </w:r>
@@ -642,21 +714,20 @@
       <w:r>
         <w:rPr>
           <w:rFonts w:ascii="Georgia" w:hAnsi="Georgia"/>
+          <w:b w:val="0"/>
+          <w:i w:val="0"/>
+          <w:sz w:val="24"/>
         </w:rPr>
-        <w:t xml:space="preserve">At the same time, from the other side, through the grounds for urgency (*saṃvega-vatthu*) and the happenings in society, one must draw lessons regarding the suffering nature of saṃsāra. Many of the sights we see—some of them are covered up in society. It is like a trap set by Māra. Things that would bring disillusionment with society and the world are covered up. There is even an attitude in the world that says, "Do not look at those things." But the Buddha brings them to light through practices such as the meditation on foulness (*asubha-bhāvanā*). At first, the things pointed out by the Buddha might seem unpleasant. Indeed, we sometimes compare them to a myrobalan fruit (*nelli*). When you first bite into a myrobalan, it is bitter, but later it leaves a sweet taste. That is why it is called *āmalaka*—the deathless. Similarly, there is an apparent bitterness to this Dhamma at first glance. But when one applies oneself to it, for the practitioner, it has a wondrous taste. One must reflect in this way. One should not judge by external polish, pomp, and appearance, just because the majority of people are drawn to them. No matter what, what Sañjaya said is true: there are only a few wise people in the world, and the majority are fools. But we should not simply accept that statement and settle down in one place. Even in a school, although there are different grades, everyone hopes to pass. Just because one is in a certain class or grade, one does not remain there forever. Why do we sit for exams? It is to pass to the next class. Once we get there, we do not settle down saying, "This is my class now." We sit for another exam and go to a higher class, and </w:t>
-      </w:r>
-      <w:r>
-        <w:rPr>
-          <w:rFonts w:ascii="Georgia" w:hAnsi="Georgia"/>
-        </w:rPr>
-        <w:lastRenderedPageBreak/>
-        <w:t>so on. It is the same here. There must be progress in this saṃsāra. Remaining stagnant in one place is what is called the "tradition of the bundle of hemp."</w:t>
+        <w:t>At the same time, from the other side, through the grounds for urgency (*saṃvega-vatthu*) and the happenings in society, one must draw lessons regarding the suffering nature of saṃsāra. Many of the sights we see—some of them are covered up in society. It is like a trap set by Māra. Things that would bring disillusionment with society and the world are covered up. There is even an attitude in the world that says, "Do not look at those things." But the Buddha brings them to light through practices such as the meditation on foulness (*asubha-bhāvanā*). At first, the things pointed out by the Buddha might seem unpleasant. Indeed, we sometimes compare them to a myrobalan fruit (*nelli*). When you first bite into a myrobalan, it is bitter, but later it leaves a sweet taste. That is why it is called *āmalaka*—the deathless. Similarly, there is an apparent bitterness to this Dhamma at first glance. But when one applies oneself to it, for the practitioner, it has a wondrous taste. One must reflect in this way. One should not judge by external polish, pomp, and appearance, just because the majority of people are drawn to them. No matter what, what Sañjaya said is true: there are only a few wise people in the world, and the majority are fools. But we should not simply accept that statement and settle down in one place. Even in a school, although there are different grades, everyone hopes to pass. Just because one is in a certain class or grade, one does not remain there forever. Why do we sit for exams? It is to pass to the next class. Once we get there, we do not settle down saying, "This is my class now." We sit for another exam and go to a higher class, and so on. It is the same here. There must be progress in this saṃsāra. Remaining stagnant in one place is what is called the "tradition of the bundle of hemp."</w:t>
       </w:r>
     </w:p>
     <w:p>
       <w:r>
         <w:rPr>
           <w:rFonts w:ascii="Georgia" w:hAnsi="Georgia"/>
+          <w:b w:val="0"/>
+          <w:i w:val="0"/>
+          <w:sz w:val="24"/>
         </w:rPr>
         <w:t>Therefore, contemplate these matters wisely on a valuable day like today. Preserving this Dispensation is not something done through external things like buildings and golden fences. Those, too, may be necessary to inspire faith in the Dispensation. But in truth, this is like a message that travels from heart to heart. Therefore, it is to the extent that the heart is purified. Suppose the parents' hearts are pure; they walk the path of the Dhamma, practicing generosity, virtue, and meditation—cultivating virtue, concentration, and wisdom. That message is received by the child. The child then passes it on to his or her child. In this way, the lay lineage continues. It is the same among the Sangha. When teachers and preceptors among the Sangha grow through these practices, the message is transmitted to their disciples. That is how a Dispensation endures. Nowadays, when people speak of the Dispensation, they think of it as if it has been written off as the sole property of the Sangha. But the Buddha described it as something resting on four pillars: the fourfold assembly of monks (*bhikkhus*), nuns (*bhikkhunīs*), laymen (*upāsakas*), and laywomen (*upāsikās*). Therefore, from the side of the lay donors, it should not be thought: "Our task is simply to acquire wealth, by hook or by crook, righteously or unrighteously, offer a portion of it to the Sangha, and secure heavenly bliss." Rather, they must understand that they, too, must walk the path of the Dhamma. There is no need to expound on this at length now. When one examines the *Maṅgala Sutta* mentioned earlier, it becomes clear. The lay Buddhist, beginning life in a good environment, gradually associates with the Sangha, discusses the Dhamma, and ultimately goes towards Nibbāna. This sequence is contained even in the *Maṅgala Sutta*, which lay devotees recite so often. It shows us that our lives must be a gradual movement towards progress, not stagnation in one place.</w:t>
       </w:r>
@@ -665,21 +736,20 @@
       <w:r>
         <w:rPr>
           <w:rFonts w:ascii="Georgia" w:hAnsi="Georgia"/>
+          <w:b w:val="0"/>
+          <w:i w:val="0"/>
+          <w:sz w:val="24"/>
         </w:rPr>
-        <w:t xml:space="preserve">I trust these points will suffice for this meritorious gathering. You should reflect on this and decide the course of action you should take. Indeed, in daily life today, what can be easily said of everyone, given the lifestyle and social conditions, is that this Dhamma journey is not an easy one. Finding time for Dhamma and meditation is difficult. Daily life passes through various daunting economic and social pressures. But, as we have said on previous occasions, we must use all of these as a support to escape from saṃsāra, to complete this task quickly. That is what is called a "blessing in disguise." Indeed, were it not for such challenges, some might be tempted by luxury, incline towards the unrighteous path, and end their lives without deriving any benefit from this Dhamma. But if someone understands the suffering (*dukkha*) of life, the suffering of saṃsāra, and realizes through the hardships of this life, "We must have suffered like this for an infinite time; therefore, we must find a solution to this"—then, even with difficulty, they will incline towards the practice of virtue, concentration, and wisdom taught by the Buddha. Once they incline in that direction, if they can find even a small opening to dedicate five or ten minutes a day to meditation, then as their interest, desire (*chanda*), and commitment gradually grow, they will realize for themselves that they actually have more time. In this way, a </w:t>
-      </w:r>
-      <w:r>
-        <w:rPr>
-          <w:rFonts w:ascii="Georgia" w:hAnsi="Georgia"/>
-        </w:rPr>
-        <w:lastRenderedPageBreak/>
-        <w:t>certain sacrifice must be made. By sacrifice, I do not mean material wealth, but time. Indeed, people today are extremely hesitant to sacrifice their time. They are that busy. There is that much work. There is also a tendency to want everything done easily, which is a result of modern science. What we used to do with great effort can now be done easily. It is true that we also occasionally benefit from this indirectly. With the turn of a small key, what was once done with great difficulty is completed effortlessly. But we should not assume that the Dhamma is the same. It was because they had fulfilled their perfections over an immensely long period that individuals like Venerable Sāriputta understood the Dhamma in a very short time, just by hearing a single verse. We should not conclude from this that the Dhamma requires no effort on our part. How long must Venerable Sāriputta and others have strived, fulfilling their perfections, to realize Stream-entry from just two lines of a verse?</w:t>
+        <w:t>I trust these points will suffice for this meritorious gathering. You should reflect on this and decide the course of action you should take. Indeed, in daily life today, what can be easily said of everyone, given the lifestyle and social conditions, is that this Dhamma journey is not an easy one. Finding time for Dhamma and meditation is difficult. Daily life passes through various daunting economic and social pressures. But, as we have said on previous occasions, we must use all of these as a support to escape from saṃsāra, to complete this task quickly. That is what is called a "blessing in disguise." Indeed, were it not for such challenges, some might be tempted by luxury, incline towards the unrighteous path, and end their lives without deriving any benefit from this Dhamma. But if someone understands the suffering (*dukkha*) of life, the suffering of saṃsāra, and realizes through the hardships of this life, "We must have suffered like this for an infinite time; therefore, we must find a solution to this"—then, even with difficulty, they will incline towards the practice of virtue, concentration, and wisdom taught by the Buddha. Once they incline in that direction, if they can find even a small opening to dedicate five or ten minutes a day to meditation, then as their interest, desire (*chanda*), and commitment gradually grow, they will realize for themselves that they actually have more time. In this way, a certain sacrifice must be made. By sacrifice, I do not mean material wealth, but time. Indeed, people today are extremely hesitant to sacrifice their time. They are that busy. There is that much work. There is also a tendency to want everything done easily, which is a result of modern science. What we used to do with great effort can now be done easily. It is true that we also occasionally benefit from this indirectly. With the turn of a small key, what was once done with great difficulty is completed effortlessly. But we should not assume that the Dhamma is the same. It was because they had fulfilled their perfections over an immensely long period that individuals like Venerable Sāriputta understood the Dhamma in a very short time, just by hearing a single verse. We should not conclude from this that the Dhamma requires no effort on our part. How long must Venerable Sāriputta and others have strived, fulfilling their perfections, to realize Stream-entry from just two lines of a verse?</w:t>
       </w:r>
     </w:p>
     <w:p>
       <w:r>
         <w:rPr>
           <w:rFonts w:ascii="Georgia" w:hAnsi="Georgia"/>
+          <w:b w:val="0"/>
+          <w:i w:val="0"/>
+          <w:sz w:val="24"/>
         </w:rPr>
         <w:t>Thinking in this way, we must realize that if we do not possess such meritorious power, we must build that meritorious power by engaging in these practices. That is why it is called a sacrifice. That time and effort—which we spend on other things—must be spent on this Dhamma. For we will not always have the opportunity to do this. The path to Nibbāna is open only during the era of a Buddha's appearance. Reflecting thus, you must preserve the Dispensation within yourselves. It is the Dispensation preserved within oneself that we refer to when we say "the Dispensation has protected a nation." We can make such a statement only if the Dispensation grows within each individual in that manner. Otherwise, that Dispensation is merely something that attracts tourists, something existing only for show, to be visited here and there. That is not true progress. It is empty and hollow. Therefore, if everyone walks on the path of the Dhamma and becomes a spiritual friend (*kalyāṇa-mitta*), then through that spiritual friendship, this Dispensation will grow. That is why the Buddha declared to Venerable Ānanda—when Ānanda once remarked, as we often remind you, that spiritual friendship constitutes half of this holy life—"Do not say so, Ānanda. This entire holy life is spiritual friendship." Therefore, everyone’s aim should be to develop the collection of virtues associated with the blessing of spiritual friendship and, at one's own level, to serve one's children at home, relatives, friends, and colleagues at work with the Dhamma to the best of one's ability, explaining it as far as one knows—not wrong views, but if one truly knows "this is good," then one must explain it. By encouraging them in this way, it is through such a journey that the progress of the Dispensation is secured.</w:t>
       </w:r>
@@ -688,21 +758,20 @@
       <w:r>
         <w:rPr>
           <w:rFonts w:ascii="Georgia" w:hAnsi="Georgia"/>
+          <w:b w:val="0"/>
+          <w:i w:val="0"/>
+          <w:sz w:val="24"/>
         </w:rPr>
-        <w:t xml:space="preserve">I trust that these few words have conveyed something that this meritorious gathering can remember and practice on a Poson Full Moon Poya Day like today. You have observed a certain level of virtue (*sīla*) according to your capacity. Virtue is something extremely necessary for this society—this discipline. Even if we look at it from the other side, we see a society where terrible, unvirtuous crimes are committed. Having observed valuable virtue and turned your minds towards meditation, you have listened to a Dhamma sermon for about an hour. If through this, a certain degree of faith (*saddhā*), energy (*viriya*), mindfulness (*sati*), concentration (*samādhi*), and wisdom (*paññā*) has arisen in you, that itself will </w:t>
-      </w:r>
-      <w:r>
-        <w:rPr>
-          <w:rFonts w:ascii="Georgia" w:hAnsi="Georgia"/>
-        </w:rPr>
-        <w:lastRenderedPageBreak/>
-        <w:t>at some point become a spiritual faculty (*indriya*) and a spiritual power (*bala*), granting you the strength to realize the supramundane paths and fruits, and to find peace in the supreme, deathless Nibbāna. Therefore, you should make the aspiration that through this listening to the Dhamma, this supportive condition (*upanissaya-sampatti*) may, not just in some distant future but in this very life, with the help of this power and through association with spiritual friends, grant you the strength and capacity to progress along the paths of Stream-entry, Once-returning, Non-returning, all the way to Arahantship. Let us also aspire that the guardian deities and Brahmās who protect the Dispensation, and indeed any beings from Avīci to Akaniṭṭha who wish to rejoice in these merits, including our departed relatives, may rejoice in the vast collection of merit accumulated today through this preaching and listening to the Dhamma, and by doing so, realize the supreme, deathless Nibbāna through whatever form of awakening (*bodhi*) they have aspired for!</w:t>
+        <w:t>I trust that these few words have conveyed something that this meritorious gathering can remember and practice on a Poson Full Moon Poya Day like today. You have observed a certain level of virtue (*sīla*) according to your capacity. Virtue is something extremely necessary for this society—this discipline. Even if we look at it from the other side, we see a society where terrible, unvirtuous crimes are committed. Having observed valuable virtue and turned your minds towards meditation, you have listened to a Dhamma sermon for about an hour. If through this, a certain degree of faith (*saddhā*), energy (*viriya*), mindfulness (*sati*), concentration (*samādhi*), and wisdom (*paññā*) has arisen in you, that itself will at some point become a spiritual faculty (*indriya*) and a spiritual power (*bala*), granting you the strength to realize the supramundane paths and fruits, and to find peace in the supreme, deathless Nibbāna. Therefore, you should make the aspiration that through this listening to the Dhamma, this supportive condition (*upanissaya-sampatti*) may, not just in some distant future but in this very life, with the help of this power and through association with spiritual friends, grant you the strength and capacity to progress along the paths of Stream-entry, Once-returning, Non-returning, all the way to Arahantship. Let us also aspire that the guardian deities and Brahmās who protect the Dispensation, and indeed any beings from Avīci to Akaniṭṭha who wish to rejoice in these merits, including our departed relatives, may rejoice in the vast collection of merit accumulated today through this preaching and listening to the Dhamma, and by doing so, realize the supreme, deathless Nibbāna through whatever form of awakening (*bodhi*) they have aspired for!</w:t>
       </w:r>
     </w:p>
     <w:p>
       <w:r>
         <w:rPr>
           <w:rFonts w:ascii="Georgia" w:hAnsi="Georgia"/>
+          <w:b w:val="0"/>
+          <w:i w:val="0"/>
+          <w:sz w:val="24"/>
         </w:rPr>
         <w:t>With that in mind, let us share merits by reciting the verses in this manner.</w:t>
       </w:r>
@@ -711,10 +780,19 @@
       <w:r>
         <w:rPr>
           <w:rFonts w:ascii="Georgia" w:hAnsi="Georgia"/>
+          <w:b w:val="0"/>
+          <w:i w:val="0"/>
+          <w:sz w:val="24"/>
         </w:rPr>
         <w:t>“*Ettāvatā ca amhehi.........*”</w:t>
       </w:r>
     </w:p>
+    <w:sectPr>
+      <w:pgSz w:w="12240" w:h="15840"/>
+      <w:pgMar w:top="1440" w:right="1800" w:bottom="1440" w:left="1800" w:header="720" w:footer="720" w:gutter="0"/>
+      <w:cols w:space="720"/>
+      <w:docGrid w:linePitch="360"/>
+    </w:sectPr>
   </w:body>
 </w:document>
 </file>

--- a/docx/sermon_017_ENGLISH.docx
+++ b/docx/sermon_017_ENGLISH.docx
@@ -3,22 +3,25 @@
 <w:document xmlns:wpc="http://schemas.microsoft.com/office/word/2010/wordprocessingCanvas" xmlns:mo="http://schemas.microsoft.com/office/mac/office/2008/main" xmlns:mc="http://schemas.openxmlformats.org/markup-compatibility/2006" xmlns:mv="urn:schemas-microsoft-com:mac:vml" xmlns:o="urn:schemas-microsoft-com:office:office" xmlns:r="http://schemas.openxmlformats.org/officeDocument/2006/relationships" xmlns:m="http://schemas.openxmlformats.org/officeDocument/2006/math" xmlns:v="urn:schemas-microsoft-com:vml" xmlns:wp14="http://schemas.microsoft.com/office/word/2010/wordprocessingDrawing" xmlns:wp="http://schemas.openxmlformats.org/drawingml/2006/wordprocessingDrawing" xmlns:w10="urn:schemas-microsoft-com:office:word" xmlns:w="http://schemas.openxmlformats.org/wordprocessingml/2006/main" xmlns:w14="http://schemas.microsoft.com/office/word/2010/wordml" xmlns:wpg="http://schemas.microsoft.com/office/word/2010/wordprocessingGroup" xmlns:wpi="http://schemas.microsoft.com/office/word/2010/wordprocessingInk" xmlns:wne="http://schemas.microsoft.com/office/word/2006/wordml" xmlns:wps="http://schemas.microsoft.com/office/word/2010/wordprocessingShape" mc:Ignorable="w14 wp14">
   <w:body>
     <w:p>
+      <w:pPr>
+        <w:pStyle w:val="Heading1"/>
+      </w:pPr>
+      <w:bookmarkStart w:id="19" w:name="_Toc242628800"/>
       <w:r>
         <w:rPr>
           <w:rFonts w:ascii="Georgia" w:hAnsi="Georgia"/>
           <w:b/>
-          <w:i w:val="0"/>
           <w:sz w:val="32"/>
         </w:rPr>
+        <w:lastRenderedPageBreak/>
         <w:t>Pahankanuwa Sermon #17</w:t>
       </w:r>
+      <w:bookmarkEnd w:id="19"/>
     </w:p>
     <w:p>
       <w:r>
         <w:rPr>
           <w:rFonts w:ascii="Georgia" w:hAnsi="Georgia"/>
-          <w:b w:val="0"/>
-          <w:i w:val="0"/>
           <w:sz w:val="22"/>
         </w:rPr>
         <w:t>English Translation</w:t>
@@ -28,8 +31,6 @@
       <w:r>
         <w:rPr>
           <w:rFonts w:ascii="Georgia" w:hAnsi="Georgia"/>
-          <w:b w:val="0"/>
-          <w:i w:val="0"/>
           <w:sz w:val="22"/>
         </w:rPr>
         <w:t>Translated from Sinhala</w:t>
@@ -40,9 +41,7 @@
         <w:rPr>
           <w:rFonts w:ascii="Georgia" w:hAnsi="Georgia"/>
           <w:b/>
-          <w:i w:val="0"/>
           <w:color w:val="000000"/>
-          <w:sz w:val="24"/>
         </w:rPr>
         <w:t>Author: Ven. Katukurunde Nanananda Thero</w:t>
       </w:r>
@@ -51,9 +50,6 @@
       <w:r>
         <w:rPr>
           <w:rFonts w:ascii="Georgia" w:hAnsi="Georgia"/>
-          <w:b w:val="0"/>
-          <w:i w:val="0"/>
-          <w:sz w:val="24"/>
         </w:rPr>
         <w:t>(Pahankaṇuwa Sinhala Audio Dhamma Sermon No. )</w:t>
       </w:r>
@@ -62,9 +58,6 @@
       <w:r>
         <w:rPr>
           <w:rFonts w:ascii="Georgia" w:hAnsi="Georgia"/>
-          <w:b w:val="0"/>
-          <w:i w:val="0"/>
-          <w:sz w:val="24"/>
         </w:rPr>
         <w:t>Namo tassa bhagavato arahato sammāsambuddhassa</w:t>
       </w:r>
@@ -73,9 +66,6 @@
       <w:r>
         <w:rPr>
           <w:rFonts w:ascii="Georgia" w:hAnsi="Georgia"/>
-          <w:b w:val="0"/>
-          <w:i w:val="0"/>
-          <w:sz w:val="24"/>
         </w:rPr>
         <w:t>(Homage to the Blessed One, the Worthy One, the Fully Self-Enlightened One)</w:t>
       </w:r>
@@ -85,7 +75,6 @@
         <w:rPr>
           <w:rFonts w:ascii="Georgia" w:hAnsi="Georgia"/>
           <w:b/>
-          <w:i w:val="0"/>
           <w:color w:val="000000"/>
           <w:sz w:val="22"/>
         </w:rPr>
@@ -96,7 +85,6 @@
       <w:r>
         <w:rPr>
           <w:rFonts w:ascii="Georgia" w:hAnsi="Georgia"/>
-          <w:b w:val="0"/>
           <w:i/>
           <w:color w:val="000000"/>
           <w:sz w:val="28"/>
@@ -109,7 +97,6 @@
         <w:rPr>
           <w:rFonts w:ascii="Georgia" w:hAnsi="Georgia"/>
           <w:b/>
-          <w:i w:val="0"/>
           <w:sz w:val="22"/>
         </w:rPr>
         <w:t>From:</w:t>
@@ -119,8 +106,6 @@
       <w:r>
         <w:rPr>
           <w:rFonts w:ascii="Georgia" w:hAnsi="Georgia"/>
-          <w:b w:val="0"/>
-          <w:i w:val="0"/>
           <w:color w:val="000000"/>
           <w:sz w:val="28"/>
         </w:rPr>
@@ -131,9 +116,6 @@
       <w:r>
         <w:rPr>
           <w:rFonts w:ascii="Georgia" w:hAnsi="Georgia"/>
-          <w:b w:val="0"/>
-          <w:i w:val="0"/>
-          <w:sz w:val="24"/>
         </w:rPr>
         <w:t>Dear Listeners,</w:t>
       </w:r>
@@ -142,9 +124,6 @@
       <w:r>
         <w:rPr>
           <w:rFonts w:ascii="Georgia" w:hAnsi="Georgia"/>
-          <w:b w:val="0"/>
-          <w:i w:val="0"/>
-          <w:sz w:val="24"/>
         </w:rPr>
         <w:t>One can achieve true progress and development only if one has enough inner strength to abandon the essenceless and accept what is essential. The life of a person who has the wrong attitude of seeing the essenceless as essential and the essential as essenceless is a complete failure. It is because our ancient Sri Lankan ancestors possessed the noble principle of abandoning the essenceless the moment they saw the essential that the Dispensation of the Buddha (*Sambuddha Sāsana*), brought to this island of Lankā by the Great Arahant Mahinda on a Poson Full Moon Poya Day like today, took deep root in this country. The two verses we have taken as our theme today express this very valuable principle, which also serves the future of that Dispensation.</w:t>
       </w:r>
@@ -153,20 +132,21 @@
       <w:r>
         <w:rPr>
           <w:rFonts w:ascii="Georgia" w:hAnsi="Georgia"/>
-          <w:b w:val="0"/>
-          <w:i w:val="0"/>
-          <w:sz w:val="24"/>
         </w:rPr>
-        <w:t>The occasion for preaching these two verses arose in connection with certain events in the lives of the chief disciples of this Dispensation, the Venerable Sāriputta and Moggallāna. After these two Venerables, Sāriputta and Moggallāna, entered this Buddha-Dispensation, joined the community of monks, and attained Arahantship, the Buddha gathered the Sangha and conferred upon them the titles of Chief Disciples. On that occasion, a certain critical discussion and whispering arose among the monks regarding the way the Buddha conferred these titles. They murmured that the Buddha had acted with bias, like someone distributing alms based on personal favor. "If Chief Disciple positions were to be given, they should have been given to the group of five monks who ordained first. Otherwise, they should have been selected from the fifty-five monks headed by the clan-son Yasa. Or else from among the thirty of the *Bhaddavaggiya* group. Or perhaps from among the thousand monks led by Uruvela Kassapa." While the monks were engaged in such talk, expressing what was like an accusation against the Buddha, the Supreme Buddha asked, "What are you discussing, monks?" When they explained the matter, He replied, "No, monks, I do not confer titles out of favoritism. I confer titles according to each individual’s past aspirations and the power of their perfections (*pāramīs*)." Then, in great detail, He explained the past meritorious deeds and the definite prophecies received by Venerable Aññā Koṇḍañña, the clan-son Yasa, and others individually, and finally declared how the two, Sāriputta and Moggallāna, had received their definite prophecy to become Chief Disciples from the Buddha Anomadassī.</w:t>
+        <w:t xml:space="preserve">The occasion for preaching these two verses arose in connection with certain events in the lives of the chief disciples of this Dispensation, the Venerable Sāriputta and Moggallāna. After these two Venerables, Sāriputta and Moggallāna, entered this Buddha-Dispensation, joined the community of monks, and attained Arahantship, the Buddha gathered the Sangha and conferred upon them the titles of Chief Disciples. On that occasion, a certain critical discussion and whispering arose among the monks regarding the way the Buddha conferred these titles. They murmured that the Buddha had acted with bias, like someone distributing alms based on personal favor. "If Chief Disciple positions were to be given, they should have been given to the group of five monks who ordained first. Otherwise, they should have been selected from the fifty-five monks headed by the clan-son Yasa. Or else from among the thirty of the *Bhaddavaggiya* group. Or perhaps from among the thousand </w:t>
+      </w:r>
+      <w:r>
+        <w:rPr>
+          <w:rFonts w:ascii="Georgia" w:hAnsi="Georgia"/>
+        </w:rPr>
+        <w:lastRenderedPageBreak/>
+        <w:t>monks led by Uruvela Kassapa." While the monks were engaged in such talk, expressing what was like an accusation against the Buddha, the Supreme Buddha asked, "What are you discussing, monks?" When they explained the matter, He replied, "No, monks, I do not confer titles out of favoritism. I confer titles according to each individual’s past aspirations and the power of their perfections (*pāramīs*)." Then, in great detail, He explained the past meritorious deeds and the definite prophecies received by Venerable Aññā Koṇḍañña, the clan-son Yasa, and others individually, and finally declared how the two, Sāriputta and Moggallāna, had received their definite prophecy to become Chief Disciples from the Buddha Anomadassī.</w:t>
       </w:r>
     </w:p>
     <w:p>
       <w:r>
         <w:rPr>
           <w:rFonts w:ascii="Georgia" w:hAnsi="Georgia"/>
-          <w:b w:val="0"/>
-          <w:i w:val="0"/>
-          <w:sz w:val="24"/>
         </w:rPr>
         <w:t>After all these accounts were related, the two Venerables, Sāriputta and Moggallāna, approached the Buddha, paid homage, and in front of the assembly, recounted how they had engaged in the search for truth before coming to the Buddha. To mention that story briefly, it is as follows. Many of you may have already heard the valuable life story of these two. There were two Brahmin villages named Upatissa and Kolita near Rajagaha. Two meritorious Brahmin youths were born into the leading families of these villages. They received the names Upatissa and Kolita. These families had been friends for generations. Similarly, these two became extremely close friends and began to do everything together. In their youth, after completing their education, they, like other young people, turned to recreational activities and made it a habit to attend a certain public festival called the *Giragga-samajja* (Mountain-top Festival) held annually in Rajagaha. It must have been something like the variety shows or musical nights of today—a festival held on a mountain peak.</w:t>
       </w:r>
@@ -175,20 +155,21 @@
       <w:r>
         <w:rPr>
           <w:rFonts w:ascii="Georgia" w:hAnsi="Georgia"/>
-          <w:b w:val="0"/>
-          <w:i w:val="0"/>
-          <w:sz w:val="24"/>
         </w:rPr>
-        <w:t>Although this had been their custom, on one particular year, while watching the *Giragga-samajja* festival—perhaps because their wisdom accumulated over saṃsāra had matured and ripened by then—they did not laugh where they usually would have laughed. They did not show excitement or sorrow where others did. They did not distribute gifts as usual but looked on as if disillusioned. When they spoke to each other, they found they shared the same thoughts. What was the thought? "There is nothing of value here. There is no essence. This is essenceless. All these people who are dancing, playing music, and singing here will be dead before a hundred years pass. It is far more valuable for us to go in search of the path of liberation from this saṃsāra." Thus, they both agreed and discussed their next step. "If we expect liberation, we must receive ordination. From whom shall we receive ordination?" At that time in Rajagaha, there was a well-known wanderer (*paribbājaka*) named Sañjaya, who had a large following. They decided to go there and ordain. Sending back their carriages and royal retinues, they took ordination under the wanderer Sañjaya along with five hundred companions. Having ordained, because they possessed extremely sharp wisdom, within a few days they learned everything that the wanderer Sañjaya knew, and they asked their teacher, "Do you know anything beyond this?" When he replied, "No, this is all I know. I cannot tell you anything beyond this," they realized that staying there was essenceless. They agreed, "We must search for the truth individually. Whichever of us finds the path of liberation, or Nibbāna first, must inform the other." They went to various places, met teachers, and began to hold discussions and ask questions. Not a single teacher was able to answer their questions. On the contrary, these two were able to answer the questions posed by those teachers.</w:t>
+        <w:t xml:space="preserve">Although this had been their custom, on one particular year, while watching the *Giragga-samajja* festival—perhaps because their wisdom accumulated over saṃsāra had matured and ripened by then—they did not laugh where they usually would have laughed. They did not show excitement or sorrow where others did. They did not distribute gifts as usual but looked on as if disillusioned. When they spoke to each other, they found they shared the same thoughts. What was the thought? "There is nothing of value here. There is no essence. This is essenceless. All these people who are dancing, playing music, and singing here will be dead before a hundred years pass. It is far more valuable for us to go in search of the path of liberation from this saṃsāra." Thus, they both agreed and discussed their next step. "If we expect liberation, we must receive ordination. From whom shall we receive ordination?" At that time in Rajagaha, there was a well-known wanderer (*paribbājaka*) named Sañjaya, who had a large following. They decided to go there and ordain. Sending back their carriages and royal retinues, they took ordination under the wanderer Sañjaya along with five hundred companions. Having ordained, because they possessed extremely sharp wisdom, within a few days they learned everything that the wanderer Sañjaya knew, and they asked their teacher, "Do you know anything beyond this?" When he replied, "No, this is all I know. I cannot tell you anything beyond this," they realized that staying there was essenceless. They agreed, "We must search for the truth individually. Whichever of us finds the path of liberation, or </w:t>
+      </w:r>
+      <w:r>
+        <w:rPr>
+          <w:rFonts w:ascii="Georgia" w:hAnsi="Georgia"/>
+        </w:rPr>
+        <w:lastRenderedPageBreak/>
+        <w:t>Nibbāna first, must inform the other." They went to various places, met teachers, and began to hold discussions and ask questions. Not a single teacher was able to answer their questions. On the contrary, these two were able to answer the questions posed by those teachers.</w:t>
       </w:r>
     </w:p>
     <w:p>
       <w:r>
         <w:rPr>
           <w:rFonts w:ascii="Georgia" w:hAnsi="Georgia"/>
-          <w:b w:val="0"/>
-          <w:i w:val="0"/>
-          <w:sz w:val="24"/>
         </w:rPr>
         <w:t>As time went on, the Buddha, having accepted the Veluvana Monastery, was residing in Rajagaha. One day, Venerable Assaji, one of the first group of five monks, was walking for alms. On that day, the wanderer Upatissa—whom we now know as Venerable Sāriputta—having finished his meal, left his dwelling and was heading towards the wanderers' monastery when he saw this Venerable monk. He thought, "I have never seen such a person before. I have never seen anyone with such peaceful senses and such a composed posture. He must be either an Arahant or one who has entered the path to Arahantship. It is not appropriate to speak to him right now while he is walking for alms," he thought. So he followed him from behind. When the Venerable monk finished his alms-round and was preparing to eat his meal, Upatissa prepared a suitable seat for him, offered water from his own water vessel, and performed all the duties of an attendant. After the meal was finished and all service was complete, he asked the Venerable monk, "Friend, who is your teacher? What is the Dhamma you follow? Your faculties are so serene, and your complexion is exceptionally bright and radiant." He then requested, "Please tell me that Dhamma."</w:t>
       </w:r>
@@ -197,9 +178,6 @@
       <w:r>
         <w:rPr>
           <w:rFonts w:ascii="Georgia" w:hAnsi="Georgia"/>
-          <w:b w:val="0"/>
-          <w:i w:val="0"/>
-          <w:sz w:val="24"/>
         </w:rPr>
         <w:t>Then, Venerable Assaji very humbly replied, "I am but a novice, recently ordained. I cannot deliver a long discourse or explain the Dhamma in detail." Then the wanderer Upatissa said, "My name is Upatissa. It is enough if you tell me just a little. There is no need for many words. I only want the meaning—the core essence. If you speak just that much, I will understand." At that moment, Venerable Assaji recited a verse of immense depth—a precious verse that presents the entire essence and fundamental law of Dependent Arising (*Paṭiccasamuppāda*).</w:t>
       </w:r>
@@ -208,9 +186,6 @@
       <w:r>
         <w:rPr>
           <w:rFonts w:ascii="Georgia" w:hAnsi="Georgia"/>
-          <w:b w:val="0"/>
-          <w:i w:val="0"/>
-          <w:sz w:val="24"/>
         </w:rPr>
         <w:t>*“Ye dhammā hetuppabhavā – tesaṃ hetuṃ tathāgato āha*</w:t>
       </w:r>
@@ -219,9 +194,6 @@
       <w:r>
         <w:rPr>
           <w:rFonts w:ascii="Georgia" w:hAnsi="Georgia"/>
-          <w:b w:val="0"/>
-          <w:i w:val="0"/>
-          <w:sz w:val="24"/>
         </w:rPr>
         <w:t>*tesañca yo nirodho – evaṃ vādī mahāsamṇo”*</w:t>
       </w:r>
@@ -230,9 +202,6 @@
       <w:r>
         <w:rPr>
           <w:rFonts w:ascii="Georgia" w:hAnsi="Georgia"/>
-          <w:b w:val="0"/>
-          <w:i w:val="0"/>
-          <w:sz w:val="24"/>
         </w:rPr>
         <w:t>"Of those phenomena that arise from a cause, the Tathāgata has declared the cause, and also their cessation. Such is the doctrine of the Great Ascetic." This is the meaning of that verse.</w:t>
       </w:r>
@@ -241,20 +210,21 @@
       <w:r>
         <w:rPr>
           <w:rFonts w:ascii="Georgia" w:hAnsi="Georgia"/>
-          <w:b w:val="0"/>
-          <w:i w:val="0"/>
-          <w:sz w:val="24"/>
         </w:rPr>
-        <w:t>So profound was this verse, and so sharp was the wisdom and meritorious potential of the wanderer Upatissa, that upon hearing just the first two lines of the verse, he attained the fruit of Stream-entry (*Sotāpatti-phala*). The moment he heard, "Of those phenomena that arise from a cause, the Tathāgata has declared the cause," he had already entered the stream. After the verse was completed, the wanderer Upatissa asked the Venerable monk, "Where does our Teacher reside?" When told it was Veluvana Monastery, he inquired about the path and said, "I have one more task. I have a friend to whom I made a promise that if I found the truth, the deathless, or Nibbāna, I would inform him. I will fulfill that promise and then come. Please go ahead." Sending Venerable Assaji ahead, the wanderer Upatissa returned to the wanderers' monastery. As he was arriving, his friend Kolita saw him from afar and thought, "Today my friend does not look his usual self. He has an exceptionally serene and joyful appearance. Surely, he must have attained Nibbāna." When Kolita asked for details, the wanderer Upatissa recounted the story of how he met the monk and recited the verse in full. Upon the completion of that verse, the wanderer Kolita also became established in the fruit of Stream-entry.</w:t>
+        <w:t xml:space="preserve">So profound was this verse, and so sharp was the wisdom and meritorious potential of the wanderer Upatissa, that upon hearing just the first two lines of the verse, he attained the fruit of Stream-entry (*Sotāpatti-phala*). The moment he heard, "Of those phenomena that arise from a cause, the Tathāgata has declared the cause," he had already entered the stream. After the verse was completed, the wanderer Upatissa asked the Venerable monk, "Where does our Teacher reside?" When told it was Veluvana Monastery, he inquired about the path and said, "I have one more task. I have a friend to whom I made a promise that if I found the truth, the deathless, or Nibbāna, I would inform him. I will fulfill that promise and then come. Please go ahead." Sending Venerable Assaji ahead, the wanderer Upatissa returned to the </w:t>
+      </w:r>
+      <w:r>
+        <w:rPr>
+          <w:rFonts w:ascii="Georgia" w:hAnsi="Georgia"/>
+        </w:rPr>
+        <w:lastRenderedPageBreak/>
+        <w:t>wanderers' monastery. As he was arriving, his friend Kolita saw him from afar and thought, "Today my friend does not look his usual self. He has an exceptionally serene and joyful appearance. Surely, he must have attained Nibbāna." When Kolita asked for details, the wanderer Upatissa recounted the story of how he met the monk and recited the verse in full. Upon the completion of that verse, the wanderer Kolita also became established in the fruit of Stream-entry.</w:t>
       </w:r>
     </w:p>
     <w:p>
       <w:r>
         <w:rPr>
           <w:rFonts w:ascii="Georgia" w:hAnsi="Georgia"/>
-          <w:b w:val="0"/>
-          <w:i w:val="0"/>
-          <w:sz w:val="24"/>
         </w:rPr>
         <w:t>Then the wanderer Kolita said, "Let us now go to meet the Buddha." However, because Upatissa was someone who always respected his teachers, he thought of their former preceptor, the wanderer Sañjaya, and said, "Let us go and tell this new discovery to our teacher as well. Perhaps he will understand the Dhamma upon hearing this verse. Even if he cannot, he might at least go to see the Buddha." So they went to find their teacher.</w:t>
       </w:r>
@@ -263,9 +233,6 @@
       <w:r>
         <w:rPr>
           <w:rFonts w:ascii="Georgia" w:hAnsi="Georgia"/>
-          <w:b w:val="0"/>
-          <w:i w:val="0"/>
-          <w:sz w:val="24"/>
         </w:rPr>
         <w:t>Seeing them, the wanderer Sañjaya asked, "How is it, my children, have you found the truth?" When they related the news, he did not show much faith. After hearing everything, he said, "Then you two may go. As for me, I cannot go." When they asked, "Why?", he replied, "Having been a teacher for so long, I cannot now become a disciple, a pupil. To use a simile, it would be like having been a water-pot and then becoming a ladle or a spoon." You know that it is the water-pot that provides water to others, while a ladle or a spoon is used to take from it. That was the simile he used. "Having been like a water-pot before, how can I now become like a ladle or a spoon? It would demean me." Saying this, he refused to go. When they pleaded again, saying, "Do not say so, teacher. Such a supreme person, a Buddha, has arisen in the world. The Dhamma has arisen, the Sangha has arisen. This is a rare opportunity!"—he asked, "My children, are there more fools or wise people in this world?" Upatissa and Kolita replied, "Fools are in the majority." "Very well, then. Let the fools come to me, and let the wise go to the wise Ascetic Gotama." Thus he rejected their invitation.</w:t>
       </w:r>
@@ -274,9 +241,6 @@
       <w:r>
         <w:rPr>
           <w:rFonts w:ascii="Georgia" w:hAnsi="Georgia"/>
-          <w:b w:val="0"/>
-          <w:i w:val="0"/>
-          <w:sz w:val="24"/>
         </w:rPr>
         <w:t>As soon as the two of them departed after this conversation, a large portion of Sañjaya's disciples set out to go with them. Seeing this, it is recorded that the wanderer Sañjaya spat warm blood from his mouth due to intense grief. Such was his sorrow.</w:t>
       </w:r>
@@ -285,9 +249,6 @@
       <w:r>
         <w:rPr>
           <w:rFonts w:ascii="Georgia" w:hAnsi="Georgia"/>
-          <w:b w:val="0"/>
-          <w:i w:val="0"/>
-          <w:sz w:val="24"/>
         </w:rPr>
         <w:t>That is the account we wished to mention. Sāriputta and Moggallāna related this entire story to the Buddha in front of the Sangha on that occasion. Finally, they remarked, "Despite all our efforts, our teacher, the wanderer Sañjaya, did not come."</w:t>
       </w:r>
@@ -296,9 +257,6 @@
       <w:r>
         <w:rPr>
           <w:rFonts w:ascii="Georgia" w:hAnsi="Georgia"/>
-          <w:b w:val="0"/>
-          <w:i w:val="0"/>
-          <w:sz w:val="24"/>
         </w:rPr>
         <w:t>Upon hearing this, the Buddha declared, "Such is the nature of the world. Because of his wrong view and mistaken ideas, Sañjaya regarded the essenceless as essential and the essential as essenceless. But because of your wisdom and intelligence, you two understood the true essence and attained it." Praising them, He uttered the two verses we mentioned earlier:</w:t>
       </w:r>
@@ -307,9 +265,6 @@
       <w:r>
         <w:rPr>
           <w:rFonts w:ascii="Georgia" w:hAnsi="Georgia"/>
-          <w:b w:val="0"/>
-          <w:i w:val="0"/>
-          <w:sz w:val="24"/>
         </w:rPr>
         <w:t>*“Asāre sāramatino – sāre cāsāradassino*</w:t>
       </w:r>
@@ -318,9 +273,6 @@
       <w:r>
         <w:rPr>
           <w:rFonts w:ascii="Georgia" w:hAnsi="Georgia"/>
-          <w:b w:val="0"/>
-          <w:i w:val="0"/>
-          <w:sz w:val="24"/>
         </w:rPr>
         <w:t>*te sāraṃ nādhigacchanti – micchāsaṅkappagocarā”*</w:t>
       </w:r>
@@ -329,10 +281,8 @@
       <w:r>
         <w:rPr>
           <w:rFonts w:ascii="Georgia" w:hAnsi="Georgia"/>
-          <w:b w:val="0"/>
-          <w:i w:val="0"/>
-          <w:sz w:val="24"/>
         </w:rPr>
+        <w:lastRenderedPageBreak/>
         <w:t>Those who conceive of the essenceless as essential, and who hold the view of the essential as essenceless, being governed by wrong thoughts, never arrive at the true essence. Having stated one side in this manner, He declared the other side:</w:t>
       </w:r>
     </w:p>
@@ -340,9 +290,6 @@
       <w:r>
         <w:rPr>
           <w:rFonts w:ascii="Georgia" w:hAnsi="Georgia"/>
-          <w:b w:val="0"/>
-          <w:i w:val="0"/>
-          <w:sz w:val="24"/>
         </w:rPr>
         <w:t>*“Sārañca sārato ñatvā – asārañca asārato*</w:t>
       </w:r>
@@ -351,9 +298,6 @@
       <w:r>
         <w:rPr>
           <w:rFonts w:ascii="Georgia" w:hAnsi="Georgia"/>
-          <w:b w:val="0"/>
-          <w:i w:val="0"/>
-          <w:sz w:val="24"/>
         </w:rPr>
         <w:t>*te sāraṃ adhigacchanti – sammāsaṅkappagocarā”*</w:t>
       </w:r>
@@ -362,9 +306,6 @@
       <w:r>
         <w:rPr>
           <w:rFonts w:ascii="Georgia" w:hAnsi="Georgia"/>
-          <w:b w:val="0"/>
-          <w:i w:val="0"/>
-          <w:sz w:val="24"/>
         </w:rPr>
         <w:t>But those who understand the essential as essential, and the essenceless as essenceless, directing their thoughts in accordance with right thoughts, arrive at the true essence. This is the meaning of the verse.</w:t>
       </w:r>
@@ -373,9 +314,6 @@
       <w:r>
         <w:rPr>
           <w:rFonts w:ascii="Georgia" w:hAnsi="Georgia"/>
-          <w:b w:val="0"/>
-          <w:i w:val="0"/>
-          <w:sz w:val="24"/>
         </w:rPr>
         <w:t>These are two highly valuable verses containing very profound ideas. From both this narrative and the two verses, we can extract many lessons on a day like today regarding the Dispensation of the Buddha and our own lives. Now, if we look closely at the first verse, its best illustration is found within the very story we just recounted: the character of the wanderer Sañjaya. His character is depicted by that first verse. Why? Because *asāre sāramatino*—he took the essenceless to be essential, and consequently, took the essential to be essenceless. As a result, a precious opportunity slipped away. It is shown that he lacked the capacity even to see the Buddha because of falling prey to wrong thoughts. To explain further in the light of the meaning of this verse: what is meant by "essenceless" in the phrase *asāre sāramatino*? When we reflect on why the wanderer Sañjaya hesitated to go to the Buddha, we can see what those essenceless things were.</w:t>
       </w:r>
@@ -384,9 +322,6 @@
       <w:r>
         <w:rPr>
           <w:rFonts w:ascii="Georgia" w:hAnsi="Georgia"/>
-          <w:b w:val="0"/>
-          <w:i w:val="0"/>
-          <w:sz w:val="24"/>
         </w:rPr>
         <w:t>He had a large following, gains, offerings, fame, and praise. These were the things that the wanderer Sañjaya held in high esteem. Yet, all of these are completely essenceless. Thus, he took the essenceless to be essential. He thought, "I have a large following—even if they are fools, they are numerous. I have great strength of numbers." Furthermore, out of pride, he thought, "I am a teacher; I cannot now become a disciple." These are foolish thoughts. Accordingly, "wrong thoughts" (*micchā-saṅkappa*), in terms of the Noble Eightfold Path, refers to thoughts of sensual desire, thoughts of ill-will, and thoughts of harmfulness, as you all must have read many times. Thoughts connected to sensual desires, hatred, and cruelty. Once one is overcome by such thoughts, one is continuously drawn in that direction.</w:t>
       </w:r>
@@ -395,9 +330,6 @@
       <w:r>
         <w:rPr>
           <w:rFonts w:ascii="Georgia" w:hAnsi="Georgia"/>
-          <w:b w:val="0"/>
-          <w:i w:val="0"/>
-          <w:sz w:val="24"/>
         </w:rPr>
         <w:t>Thus, that view, that perspective, and that attitude are expressed by the first verse. Sañjaya is an excellent example of this. Indeed, if we reflect on it, this is true not only of that time but also of today. The majority of people in the world are of that very type. Moreover, many people easily drift into wrong view. They easily succumb to wrong views. What is called "essenceless" basically falls under the side of wrong views. In fact, although we speak of wrong view, what is sometimes more dangerous than outright falsehood is what we call "half-truths." Devotees, "half-truths" are incomplete truths; at first glance, they appear to be true, but upon looking inside, they are empty, false, and hollow, containing various flaws.</w:t>
       </w:r>
@@ -406,10 +338,8 @@
       <w:r>
         <w:rPr>
           <w:rFonts w:ascii="Georgia" w:hAnsi="Georgia"/>
-          <w:b w:val="0"/>
-          <w:i w:val="0"/>
-          <w:sz w:val="24"/>
         </w:rPr>
+        <w:lastRenderedPageBreak/>
         <w:t>There is an ancient term used in this Dispensation for such half-truths: *muggasuppatā* (literally, mung-bean soup). It means being "like mung-bean soup." You can understand this: when you eat rice with mung-bean curry, you occasionally bite into half-cooked, hard wild beans. Sometimes, those hard, unboiled beans are in the majority. It is just like that. That is, it is only half-cooked. Such are these half-truths. These half-truths are just like that. And just like in those days, "mung-bean soup" is extremely popular today. A large crowd is drawn to this mung-bean soup. If you look at society, you will see it for yourselves. Such is the state of society.</w:t>
       </w:r>
     </w:p>
@@ -417,9 +347,6 @@
       <w:r>
         <w:rPr>
           <w:rFonts w:ascii="Georgia" w:hAnsi="Georgia"/>
-          <w:b w:val="0"/>
-          <w:i w:val="0"/>
-          <w:sz w:val="24"/>
         </w:rPr>
         <w:t>Furthermore, when reflecting on wrong view, the Buddha declared that among all the faults in this world, the supreme or greatest fault—called *parama-vajja* (the ultimate fault)—is wrong view. Why is that? He states this with reasons. Someone might think, "Why? Surely we have freedom of thought. What does it matter to others if we adopt whatever view we want?" But the primary cause of a person's ruin in life is wrong view. The Buddha demonstrated the danger of wrong view to the Sangha with an excellent illustration and simile.</w:t>
       </w:r>
@@ -428,9 +355,6 @@
       <w:r>
         <w:rPr>
           <w:rFonts w:ascii="Georgia" w:hAnsi="Georgia"/>
-          <w:b w:val="0"/>
-          <w:i w:val="0"/>
-          <w:sz w:val="24"/>
         </w:rPr>
         <w:t>First, He declared the fact: "Monks, the bodily actions, verbal actions, and mental actions of a person with wrong view all conform to that very wrong view. Whatever intention he forms, whatever aspiration, whatever goal, whatever activity he undertakes—all of it conforms to that wrong view." "Then, what is their result, their disadvantage? Consequently, he has to experience severe unwholesome results, suffering (*dukkha*), and painful, undesirable consequences." Then comes the simile: "Just as, monks, when a seed of neem, or a bitter cucumber seed, or a bitter gourd seed is planted in moist soil, whatever soil-nutrients and moisture it draws in all work to produce a bitter fruit; it produces only a bitter fruit." "In the same way, the entire conduct of a person holding wrong view leads to bad, improper, and undesirable results."</w:t>
       </w:r>
@@ -439,9 +363,6 @@
       <w:r>
         <w:rPr>
           <w:rFonts w:ascii="Georgia" w:hAnsi="Georgia"/>
-          <w:b w:val="0"/>
-          <w:i w:val="0"/>
-          <w:sz w:val="24"/>
         </w:rPr>
         <w:t>Then He declared the opposite side: "Similarly, monks, all bodily, verbal, and mental actions of a person with right view are nurtured in accordance with that right view. Likewise, his intentions, aspirations, expectations, goals, and activities conform to that right view and ultimately yield good results and benefits. The simile for this can be understood in the same way. Just as, monks, when a grape seed, a grain of hill-paddy, or a sugar-cane seed is planted in moist soil, whatever soil-nutrients and moisture it draws in yield a sweet and delicious fruit; in the same way is right view." Thus He showed the difference between the two.</w:t>
       </w:r>
@@ -450,20 +371,21 @@
       <w:r>
         <w:rPr>
           <w:rFonts w:ascii="Georgia" w:hAnsi="Georgia"/>
-          <w:b w:val="0"/>
-          <w:i w:val="0"/>
-          <w:sz w:val="24"/>
         </w:rPr>
-        <w:t>From this, we can understand that the majority of people in the world are drawn towards "mung-bean soup" and drift along the path of wrong views. Now, regarding the second verse: the best illustration for this—which you can easily understand even without my mentioning it—is the life of the two Venerables, Sāriputta and Moggallāna. Their lives demonstrate this clearly. Indeed, when we speak of the Chief Disciples of this Dispensation, we must all remember that, next to the Buddha Himself, it is from the Chief Disciples that we should draw inspiration and example. Indeed, looking back at their exemplary past, we see that they possessed the strength of character to humbly cast aside the essenceless and accept what is essential. This was demonstrated on several occasions even during their lay life.</w:t>
+        <w:t xml:space="preserve">From this, we can understand that the majority of people in the world are drawn towards "mung-bean soup" and drift along the path of wrong views. Now, regarding the second verse: the best illustration for this—which you can easily understand even without my mentioning it—is the life of the two Venerables, Sāriputta and Moggallāna. Their lives demonstrate this clearly. Indeed, when we speak of the Chief Disciples of this Dispensation, we must all remember that, next to the Buddha Himself, it is from the Chief Disciples that we should draw inspiration and example. Indeed, looking back at their exemplary past, we see that they possessed the strength </w:t>
+      </w:r>
+      <w:r>
+        <w:rPr>
+          <w:rFonts w:ascii="Georgia" w:hAnsi="Georgia"/>
+        </w:rPr>
+        <w:lastRenderedPageBreak/>
+        <w:t>of character to humbly cast aside the essenceless and accept what is essential. This was demonstrated on several occasions even during their lay life.</w:t>
       </w:r>
     </w:p>
     <w:p>
       <w:r>
         <w:rPr>
           <w:rFonts w:ascii="Georgia" w:hAnsi="Georgia"/>
-          <w:b w:val="0"/>
-          <w:i w:val="0"/>
-          <w:sz w:val="24"/>
         </w:rPr>
         <w:t>The first instance was mentioned in the story itself. In youth, variety shows and musical nights are the kind of entertainments that everyone frequents. But once the wisdom accumulated through saṃsāra matures, there comes a point when one becomes weary of them. As we have mentioned in previous Dhamma sermons: if we take the entire world as a school, there are three grades in it: gratification (*assāda*), danger (*ādīnava*), and escape (*nissaraṇa*). The majority of the world remains in the class of gratification. Most people run after the five cords of sensual pleasure. Then, at some point, due to the maturation of intelligence and through experience, the danger—the defective aspect of these things—begins to appear. Once that is seen, one passes into the class of escape, through renunciation (*nekkhamma*) and ordination. Here too, when their wisdom matured, what these two had previously thought of as essential appeared to them as essenceless. There was no laughter or joy as before. They sat with solemn faces, filled with disillusionment. While everyone around them was dancing and enjoying themselves, because the wisdom of these two had matured, they saw it all as essenceless.</w:t>
       </w:r>
@@ -472,20 +394,38 @@
       <w:r>
         <w:rPr>
           <w:rFonts w:ascii="Georgia" w:hAnsi="Georgia"/>
-          <w:b w:val="0"/>
-          <w:i w:val="0"/>
-          <w:sz w:val="24"/>
         </w:rPr>
-        <w:t>Consequently, the next step they took was to abandon all their wealth and go forth into ordination. Yet even that ordination was not in the right place; it was under the wanderer Sañjaya. Even there, they did not settle down, simply saying, "This is my teacher." Having learned whatever was to be learned, they realized there was no essence there either. They abandoned that too. Then they began to search for the truth. While searching, the best illustration of their natural inclination towards what is truly essential is seen in the moment they met Venerable Assaji and made that request: "I do not need many words. Tell me the true essence." When this was said, Venerable Assaji recited that highly valuable verse, which, though seemingly simple, contains the core meaning of the entire True Dhamma, the very essence of the deep doctrine of Dependent Arising (*Paṭiccasamuppāda*). Hearing just the first two lines of that verse, the wanderer Upatissa understood the truth, realizing the Noble Truths—and subsequently, the wanderer Kolita did the same upon hearing it. Here we must understand—even without a lengthy analysis of that verse—briefly, as the mature devotees among you must know, that there is this doctrine called Dependent Arising (*Paṭiccasamuppāda*). When many people take precepts, they often recite the twelve links: "With ignorance as condition, preparations (*saṅkhāra*); with preparations as condition, consciousness (*viññāṇa*)," and so on. But, devotees, this alone is not the core of Dependent Arising. The true core is what is stated in that verse. What is it? "Of those phenomena that arise from a cause, the Tathāgata has declared their arising and also their cessation." The fundamental doctrinal principle presented there, if we express it briefly, is mentioned elsewhere in the Dhamma:</w:t>
+        <w:t xml:space="preserve">Consequently, the next step they took was to abandon all their wealth and go forth into ordination. Yet even that ordination was not in the right place; it was under the wanderer Sañjaya. Even there, they did not settle down, simply saying, "This is my teacher." Having learned whatever was to be learned, they realized there was no essence there either. They abandoned that too. Then they began to search for the truth. While searching, the best illustration of their natural inclination towards what is truly essential is seen in the moment they met Venerable Assaji and made that request: "I do not need many words. Tell me the true essence." When this was said, Venerable Assaji recited that highly valuable verse, which, though seemingly simple, contains the core meaning of the entire True Dhamma, the very essence of the deep doctrine of Dependent Arising (*Paṭiccasamuppāda*). Hearing just the first two lines of that verse, the wanderer Upatissa understood the truth, realizing the Noble Truths—and subsequently, the wanderer Kolita did the same upon hearing it. Here we must understand—even without a lengthy analysis of that verse—briefly, as the mature devotees among you must know, that there is this doctrine called Dependent Arising (*Paṭiccasamuppāda*). When many people take precepts, they often recite the twelve links: "With ignorance as condition, </w:t>
+      </w:r>
+      <w:r>
+        <w:rPr>
+          <w:rFonts w:ascii="Georgia" w:hAnsi="Georgia"/>
+        </w:rPr>
+        <w:t>Preparations</w:t>
+      </w:r>
+      <w:r>
+        <w:rPr>
+          <w:rFonts w:ascii="Georgia" w:hAnsi="Georgia"/>
+        </w:rPr>
+        <w:t xml:space="preserve"> (*saṅkhāra*); with </w:t>
+      </w:r>
+      <w:r>
+        <w:rPr>
+          <w:rFonts w:ascii="Georgia" w:hAnsi="Georgia"/>
+        </w:rPr>
+        <w:t>Preparations</w:t>
+      </w:r>
+      <w:r>
+        <w:rPr>
+          <w:rFonts w:ascii="Georgia" w:hAnsi="Georgia"/>
+        </w:rPr>
+        <w:t xml:space="preserve"> as condition, consciousness (*viññāṇa*)," and so on. But, devotees, this alone is not the core of Dependent Arising. The true core is what is stated in that verse. What is it? "Of those phenomena that arise from a cause, the Tathāgata has declared their arising and also their cessation." The fundamental doctrinal principle presented there, if we express it briefly, is mentioned elsewhere in the Dhamma:</w:t>
       </w:r>
     </w:p>
     <w:p>
       <w:r>
         <w:rPr>
           <w:rFonts w:ascii="Georgia" w:hAnsi="Georgia"/>
-          <w:b w:val="0"/>
-          <w:i w:val="0"/>
-          <w:sz w:val="24"/>
         </w:rPr>
         <w:t>*“Imasmiṃ sati idaṃ hoti*</w:t>
       </w:r>
@@ -494,9 +434,6 @@
       <w:r>
         <w:rPr>
           <w:rFonts w:ascii="Georgia" w:hAnsi="Georgia"/>
-          <w:b w:val="0"/>
-          <w:i w:val="0"/>
-          <w:sz w:val="24"/>
         </w:rPr>
         <w:t>*imassuppādā idaṃ upajjati*</w:t>
       </w:r>
@@ -505,10 +442,8 @@
       <w:r>
         <w:rPr>
           <w:rFonts w:ascii="Georgia" w:hAnsi="Georgia"/>
-          <w:b w:val="0"/>
-          <w:i w:val="0"/>
-          <w:sz w:val="24"/>
         </w:rPr>
+        <w:lastRenderedPageBreak/>
         <w:t>*imasmiṃ asati idaṃ na hoti*</w:t>
       </w:r>
     </w:p>
@@ -516,9 +451,6 @@
       <w:r>
         <w:rPr>
           <w:rFonts w:ascii="Georgia" w:hAnsi="Georgia"/>
-          <w:b w:val="0"/>
-          <w:i w:val="0"/>
-          <w:sz w:val="24"/>
         </w:rPr>
         <w:t>*imassa nirodhā idaṃ nirujjhati”*</w:t>
       </w:r>
@@ -527,9 +459,6 @@
       <w:r>
         <w:rPr>
           <w:rFonts w:ascii="Georgia" w:hAnsi="Georgia"/>
-          <w:b w:val="0"/>
-          <w:i w:val="0"/>
-          <w:sz w:val="24"/>
         </w:rPr>
         <w:t>When this exists, this is.</w:t>
       </w:r>
@@ -538,9 +467,6 @@
       <w:r>
         <w:rPr>
           <w:rFonts w:ascii="Georgia" w:hAnsi="Georgia"/>
-          <w:b w:val="0"/>
-          <w:i w:val="0"/>
-          <w:sz w:val="24"/>
         </w:rPr>
         <w:t>With the arising of this, this arises.</w:t>
       </w:r>
@@ -549,9 +475,6 @@
       <w:r>
         <w:rPr>
           <w:rFonts w:ascii="Georgia" w:hAnsi="Georgia"/>
-          <w:b w:val="0"/>
-          <w:i w:val="0"/>
-          <w:sz w:val="24"/>
         </w:rPr>
         <w:t>When this does not exist, this is not.</w:t>
       </w:r>
@@ -560,9 +483,6 @@
       <w:r>
         <w:rPr>
           <w:rFonts w:ascii="Georgia" w:hAnsi="Georgia"/>
-          <w:b w:val="0"/>
-          <w:i w:val="0"/>
-          <w:sz w:val="24"/>
         </w:rPr>
         <w:t>With the cessation of this, this ceases.</w:t>
       </w:r>
@@ -571,9 +491,6 @@
       <w:r>
         <w:rPr>
           <w:rFonts w:ascii="Georgia" w:hAnsi="Georgia"/>
-          <w:b w:val="0"/>
-          <w:i w:val="0"/>
-          <w:sz w:val="24"/>
         </w:rPr>
         <w:t>That is the fundamental principle, the axiom. Within it lies the essence of the entire doctrine of Dependent Arising. Regarding the things that the world considers as a soul, as eternal, as permanent, the wondrous law that the Buddhas bring to light—a law always present in the world but hidden from beings due to the darkness of ignorance—is the marvelous causal relationship between things called Dependent Arising. This is what is revealed by this verse. Therefore, because of the sharp wisdom of the wanderer Upatissa, upon hearing just the first two lines, he realized the fruit of Stream-entry through the path-knowledge of Stream-entry.</w:t>
       </w:r>
@@ -582,20 +499,21 @@
       <w:r>
         <w:rPr>
           <w:rFonts w:ascii="Georgia" w:hAnsi="Georgia"/>
-          <w:b w:val="0"/>
-          <w:i w:val="0"/>
-          <w:sz w:val="24"/>
         </w:rPr>
-        <w:t>Here too, we see the appreciation of what is truly essential. Through this, we can see that no matter how many essenceless things there are in the world towards which people drift, our effort should be to gradually abandon the essenceless and acquire the essential, so that progress may develop within us. It is of no use to cling to the essenceless for however long. You must have heard a common saying in society about the "tradition of the bundle of hemp"—like the man who clung to the bundle of hemp. There is a long story behind it. Briefly, it is as follows. The story underlying this proverb is quite humorous. Two friends left their village and went from village to village in search of wealth. On their way, they first came to a village where hemp was abundant and easily obtained, even discarded. So, both of them tied up two large bundles of hemp. Carrying these, they went to the next village. There, they found plenty of hemp thread. The wise friend said to the other, "We are carrying this hemp to make thread. Now that hemp thread is available here, let us throw away the hemp and take the thread instead." The other replied, "No, no. I have tied this bundle of hemp very securely. I cannot throw it away. You do as you please." So, one friend took the hemp thread, while the other carried the old bundle of hemp. When they went to the next village, they found hemp cloth. Once again, the wise friend made the same suggestion: "We are carrying this thread for the sake of cloth. Let us throw away the thread and take the hemp cloth instead." "No, not even that. I will carry this bundle which I have brought with such difficulty." So he went on. Thus they went from village to village. To cut the story short, in the next village there was cotton cloth, in the next iron, then bronze, then silver, and in the next gold, in abundance—free to be taken. Out of the two, the wise friend eventually threw away his bundle of silver and tied up a bundle of gold. The other friend was still carrying his bundle of hemp. Having shouldered that bundle of hemp, he refused to let it go. Finally, they returned to their village. Upon their return, the family of the hemp-carrier was deeply disappointed and grieved, thinking, "Is this what he carried and brought back after all this time?" Meanwhile, at the home of the one who brought the bundle of gold, his wife and children were filled with joy and delight.</w:t>
+        <w:t xml:space="preserve">Here too, we see the appreciation of what is truly essential. Through this, we can see that no matter how many essenceless things there are in the world towards which people drift, our effort should be to gradually abandon the essenceless and acquire the essential, so that progress may develop within us. It is of no use to cling to the essenceless for however long. You must have heard a common saying in society about the "tradition of the bundle of hemp"—like the man who clung to the bundle of hemp. There is a long story behind it. Briefly, it is as follows. The story underlying this proverb is quite humorous. Two friends left their village and went from village to village in search of wealth. On their way, they first came to a village where hemp was abundant and easily obtained, even discarded. So, both of them tied up two large bundles of hemp. Carrying these, they went to the next village. There, they found plenty of hemp thread. The wise friend said to the other, "We are carrying this hemp to make thread. Now that hemp thread is available here, let us throw away the hemp and take the thread instead." The other replied, "No, no. I have tied this bundle of hemp very securely. I cannot throw it away. You do as you please." So, one friend took the hemp thread, while the other carried the old bundle of hemp. When they went to the next village, they found hemp cloth. Once again, the wise friend made the same suggestion: "We are carrying this thread for the sake of cloth. Let us throw away the thread and take the hemp cloth instead." "No, not even that. I will carry this bundle which I have brought with such difficulty." So he went on. Thus they went from village to village. To cut the story short, in the next village there was cotton cloth, in the next iron, then bronze, then silver, and in the next gold, in abundance—free to be taken. Out of the two, the wise friend eventually threw away his bundle of silver and tied up a bundle of gold. The other friend was still carrying his bundle of hemp. Having shouldered that bundle of hemp, he refused to let it go. Finally, they returned to their village. Upon their return, the family of the hemp-carrier was </w:t>
+      </w:r>
+      <w:r>
+        <w:rPr>
+          <w:rFonts w:ascii="Georgia" w:hAnsi="Georgia"/>
+        </w:rPr>
+        <w:lastRenderedPageBreak/>
+        <w:t>deeply disappointed and grieved, thinking, "Is this what he carried and brought back after all this time?" Meanwhile, at the home of the one who brought the bundle of gold, his wife and children were filled with joy and delight.</w:t>
       </w:r>
     </w:p>
     <w:p>
       <w:r>
         <w:rPr>
           <w:rFonts w:ascii="Georgia" w:hAnsi="Georgia"/>
-          <w:b w:val="0"/>
-          <w:i w:val="0"/>
-          <w:sz w:val="24"/>
         </w:rPr>
         <w:t>That is the parabolic story. Since you enjoy hearing stories, I related this as well. The proverb itself is common in society, but some might not understand its background meaning, so it is good to know it. This is because most people lean in that direction. They grasp tightly to the essenceless, looking for some temporary comfort in it. Now, why did the wanderer Sañjaya follow those half-truths? Because the majority of people are drawn to them. He regarded having a large following—if one can gather a crowd and gain gifts and honors—as the ultimate achievement. He did not strive to achieve liberation, the escape from saṃsāra, which is the supreme essence, the fundamental purpose of life, of ordination, and of renunciation (*nekkhamma*).</w:t>
       </w:r>
@@ -604,9 +522,6 @@
       <w:r>
         <w:rPr>
           <w:rFonts w:ascii="Georgia" w:hAnsi="Georgia"/>
-          <w:b w:val="0"/>
-          <w:i w:val="0"/>
-          <w:sz w:val="24"/>
         </w:rPr>
         <w:t>Accordingly, we can understand that even when we think of the future of this Dispensation, if we are to preserve this Dispensation of the Buddha, we must understand its true essence, highlight that essence, and lead our lives accordingly. Indeed, the Buddha on one occasion declared to the Great Arahant Mahā Kassapa one of the reasons that leads to the decline of the Dispensation. Indeed, after the passing away of the Buddha, it was Venerable Mahā Kassapa who was most dedicated to preserving the Dispensation. Perhaps because of this, on one occasion, the Buddha declared to Venerable Kassapa: "Kassapa, this True Dhamma does not disappear until a counterfeit of the True Dhamma arises in the world—a counterfeit that looks like the True Dhamma." The simile given for this is as follows: When we say "gold," we use the word commonly. In ancient texts, there is a distinction made between processed gold and raw gold. Gold that is heated, refined, and fashioned is called processed gold, while raw gold is gold in its natural state, referred to as *jātarūpa*. Even that genuine gold disappears from the world not due to anything else, but because of the emergence of counterfeit gold. In modern terms, when "imitation" gold arises, genuine gold disappears from the market. People are deceived into thinking it is genuine gold. The Buddha declared that something similar happens to the True Dhamma.</w:t>
       </w:r>
@@ -615,20 +530,21 @@
       <w:r>
         <w:rPr>
           <w:rFonts w:ascii="Georgia" w:hAnsi="Georgia"/>
-          <w:b w:val="0"/>
-          <w:i w:val="0"/>
-          <w:sz w:val="24"/>
         </w:rPr>
-        <w:t>Thus, it is not external religions of wrong view that can destroy this Dispensation—this Dhamma. It can be destroyed from within. Why? Because "counterfeit of the True Dhamma" (*saddhamma-patirūpaka*) means teachings that look like the True Dhamma. This too is just like that "mung-bean soup." Many are likely to be drawn to it. Buddhist devotees must be mindful of this when thinking about the future. You must understand the true essence of the True Dhamma. What is that essence? A Buddha arises in the world to provide a solution, through the path of liberation, to this riddle of saṃsāra which no other teacher has been able to solve. It is to reveal this liberation from saṃsāra. In short, Nibbāna is the ultimate goal and the essence. This is shown in the Dhamma, where the Buddha Himself, on one occasion, used the simile of a sal tree in the *Mahāsāropama Sutta*. Some people go away carrying the leaves, twigs, and branches of a sal tree, thinking they are what is valuable. Others take the bark, others the softwood. But it is only a rare person who takes its heartwood—the truly valuable part. Similarly, there is such a distinction between what is valuable and what is not in this Dispensation. Suppose someone ordains or commits to these practices. Next, gains and favors pour in. These are like the leaves and branches. Next, virtue (*sīla*) is like the bark. That too is a great thing, far better than the former. But even that is not the heartwood. Beyond that lies concentration (*samādhi*), which is like the softwood. Passing through all of these, finally, there is the fruit of Arahantship, which is Nibbāna—the liberation achieved through the realization of the paths and fruits. That alone is the heartwood, the essence of this Dispensation.</w:t>
+        <w:t xml:space="preserve">Thus, it is not external religions of wrong view that can destroy this Dispensation—this Dhamma. It can be destroyed from within. Why? Because "counterfeit of the True Dhamma" (*saddhamma-patirūpaka*) means teachings that look like the True Dhamma. This too is just like that "mung-bean soup." Many are likely to be drawn to it. Buddhist devotees must be mindful of this when thinking about the future. You must understand the true essence of the True Dhamma. What is that essence? A Buddha arises in the world to provide a solution, through the path of liberation, to this riddle of saṃsāra which no other teacher has been able to solve. It is to reveal this liberation from saṃsāra. In short, Nibbāna is the ultimate goal and the essence. This is shown in the Dhamma, where the Buddha Himself, on one occasion, used the simile of a sal tree in the *Mahāsāropama Sutta*. Some people go away carrying the leaves, twigs, and branches of a sal tree, thinking they are what is valuable. Others </w:t>
+      </w:r>
+      <w:r>
+        <w:rPr>
+          <w:rFonts w:ascii="Georgia" w:hAnsi="Georgia"/>
+        </w:rPr>
+        <w:lastRenderedPageBreak/>
+        <w:t>take the bark, others the softwood. But it is only a rare person who takes its heartwood—the truly valuable part. Similarly, there is such a distinction between what is valuable and what is not in this Dispensation. Suppose someone ordains or commits to these practices. Next, gains and favors pour in. These are like the leaves and branches. Next, virtue (*sīla*) is like the bark. That too is a great thing, far better than the former. But even that is not the heartwood. Beyond that lies concentration (*samādhi*), which is like the softwood. Passing through all of these, finally, there is the fruit of Arahantship, which is Nibbāna—the liberation achieved through the realization of the paths and fruits. That alone is the heartwood, the essence of this Dispensation.</w:t>
       </w:r>
     </w:p>
     <w:p>
       <w:r>
         <w:rPr>
           <w:rFonts w:ascii="Georgia" w:hAnsi="Georgia"/>
-          <w:b w:val="0"/>
-          <w:i w:val="0"/>
-          <w:sz w:val="24"/>
         </w:rPr>
         <w:t>Therefore, if a Dhamma sermon forgets about Nibbāna, sets it aside, and instead highlights mundane goals that offer only temporary relief—whereas in the past, Dhamma preachers culminated every single sermon with Nibbāna—today, sermons often end not with that, but with common, mundane aspirations. Many people prefer this, thinking, "If we can resolve the temporary problems of our daily lives, that is a great thing." But to be satisfied with such temporary relief is like regarding the essenceless as essential. It is like completely wasting this extremely rare human existence. Thus, in these Dhamma sermons as well, we must remember that whether one is a layperson or a monk, if one commits to this path of practice, one can attain liberation from saṃsāra through the realization of the paths and fruits.</w:t>
       </w:r>
@@ -637,20 +553,33 @@
       <w:r>
         <w:rPr>
           <w:rFonts w:ascii="Georgia" w:hAnsi="Georgia"/>
-          <w:b w:val="0"/>
-          <w:i w:val="0"/>
-          <w:sz w:val="24"/>
         </w:rPr>
-        <w:t>A certain Brahmin once came and asked the Buddha, "Venerable Sir, is it the layperson or the monk who attains those supramundane states in this Dispensation?" The Buddha replied, "That question should not be asked in that way. It is a question that must be answered with a distinction. For, whether one is a layperson or a monk, if they walk on this path of practice, they can realize the paths and fruits." Thus He answered. Accordingly, we must understand that the essence to be derived from a Dhamma sermon is indeed to obtain a peace of a kind that has not been found in our lives throughout this long saṃsāra. For, in the Dhamma accounts we see, read, and hear the Buddha declaring that even the Bodhisatta, countless times and on incalculable occasions, by virtue of his meritorious power and the strength of his perfections, had attained the position of a Wheel-turning Monarch (*Cakkavatti*). The luxuries and pleasures of such a Wheel-turning Monarch are described in various suttas—and when one reads them, it is truly astonishing. They describe an almost endless, marvelous abundance of sensual pleasures. Yet, those sutta discourses culminate by showing even those to be essenceless. "All of these—all these preparations (*saṅkhāra*)—are impermanent (*anicca*), monks. All of them, including that Wheel-turning Monarch and his kingdoms, are no more. They are now destroyed, subject to that law of impermanence." It is to show their essencelessness that the Buddha describes even things like the domain of a Wheel-turning Monarch. But, devotees, the common trend today is to take the physical progress of ordinary, daily life—which cannot even begin to compare to that of a Wheel-turning Monarch—magnify it, present it as the essence, and preach the Dhamma in a way that draws a large crowd toward it. This is like the approach of Sañjaya. Through this, the True Dhamma quickly disappears, and the Dispensation rapidly declines.</w:t>
+        <w:t xml:space="preserve">A certain Brahmin once came and asked the Buddha, "Venerable Sir, is it the layperson or the monk who attains those supramundane states in this Dispensation?" The Buddha replied, "That question should not be asked in that way. It is a question that must be answered with a distinction. For, whether one is a layperson or a monk, if they walk on this path of practice, they can realize the paths and fruits." Thus He answered. Accordingly, we must understand that the essence to be derived from a Dhamma sermon is indeed to obtain a peace of a kind that has not been found in our lives throughout this long saṃsāra. For, in the Dhamma accounts we see, read, and hear the Buddha declaring that even the Bodhisatta, countless times and on incalculable occasions, by virtue of his meritorious power and the strength of his perfections, had attained the position of a Wheel-turning Monarch (*Cakkavatti*). The luxuries and pleasures of such a Wheel-turning Monarch are described in various suttas—and when one reads them, it is truly astonishing. They describe an almost endless, marvelous abundance of sensual pleasures. Yet, those sutta discourses culminate by showing even those to be essenceless. "All of these—all these </w:t>
+      </w:r>
+      <w:r>
+        <w:rPr>
+          <w:rFonts w:ascii="Georgia" w:hAnsi="Georgia"/>
+        </w:rPr>
+        <w:t>Preparations</w:t>
+      </w:r>
+      <w:r>
+        <w:rPr>
+          <w:rFonts w:ascii="Georgia" w:hAnsi="Georgia"/>
+        </w:rPr>
+        <w:t xml:space="preserve"> (*saṅkhāra*)—are impermanent (*anicca*), monks. All of them, including that Wheel-turning Monarch and his kingdoms, are no more. They are now destroyed, subject to that law of impermanence." It is to show their essencelessness that the Buddha describes even things like the domain of a Wheel-turning Monarch. But, devotees, the common trend today is to take the physical progress of ordinary, daily life—which cannot even begin to compare to that of a Wheel-turning Monarch—magnify it, present it as the essence, and preach the Dhamma in a way that draws a </w:t>
+      </w:r>
+      <w:r>
+        <w:rPr>
+          <w:rFonts w:ascii="Georgia" w:hAnsi="Georgia"/>
+        </w:rPr>
+        <w:lastRenderedPageBreak/>
+        <w:t>large crowd toward it. This is like the approach of Sañjaya. Through this, the True Dhamma quickly disappears, and the Dispensation rapidly declines.</w:t>
       </w:r>
     </w:p>
     <w:p>
       <w:r>
         <w:rPr>
           <w:rFonts w:ascii="Georgia" w:hAnsi="Georgia"/>
-          <w:b w:val="0"/>
-          <w:i w:val="0"/>
-          <w:sz w:val="24"/>
         </w:rPr>
         <w:t>Therefore, on a day like today, we must reflect on these things, wise devotees. For there is always a tendency among crowds to run simply because others are running. When there is a large crowd, if one person runs, the others run too, without even knowing the reason. Later, they find there is nothing to be gained; it is empty, and they all turn back. Then they see people running to another place, and they run there too. They run and run, spending all their resources to get there, only to find there is nothing there either. Thus, they spend their entire lives running here and there, as if chasing a mirage. You can find illustrations of these stories in what you see, hear, and read in daily life. What I am saying is just a general observation. From all of this, we must understand one thing: we must have firm confidence that we have the ability to bring out the essence of the Buddha's Dispensation and go a considerable distance in our daily lives. Whether lay or ordained, if one applies oneself, the results can be realized even today. But it is not something easily achieved; we must understand this. What is good and essential cannot be obtained easily. Cultivating grass is easy, but the yield is minimal. Farming, on the other hand, is difficult; it is done with great effort and sweat, but the harvest is abundant. Similarly, you must consider what you are planting in your own mind. Is it something like grass? Or is it the cultivation of virtue (*sīla*), concentration (*samādhi*), and wisdom (*paññā*), which is done with great effort? The Buddha has pointed this out. He compared it to farming, advising us to quickly cultivate these qualities of virtue and so on, just as a farmer works quickly when the rain comes.</w:t>
       </w:r>
@@ -659,9 +588,6 @@
       <w:r>
         <w:rPr>
           <w:rFonts w:ascii="Georgia" w:hAnsi="Georgia"/>
-          <w:b w:val="0"/>
-          <w:i w:val="0"/>
-          <w:sz w:val="24"/>
         </w:rPr>
         <w:t>Why is this said? Because this is an extremely rare opportunity. That is why the Buddha presented the word "heedfulness" (*appamāda*) as the most valuable, primary word in the entire True Dhamma. Walk on this path of liberation with heedfulness, and secure your release from saṃsāra. For saṃsāra is dangerous. Saṃsāra is indeed perilous. If one has not achieved a state of assured destiny through at least the fruit of Stream-entry (*Sotāpatti-phala*), even those who are now leading good lives—we cannot say when life will end—may, despite their present goodness, exhaust the meritorious power that granted them this human life. Then, a past unwholesome karma may surface, causing them to be reborn in the animal realm, the ghost realm (*peta*), or as a demon (*yakṣa*). Because saṃsāra holds such a terrifying nature, the Buddha urged us to regard this obtained human existence—which even the devas hold in high esteem—as something precious, and to strive to derive the maximum benefit from it.</w:t>
       </w:r>
@@ -670,20 +596,21 @@
       <w:r>
         <w:rPr>
           <w:rFonts w:ascii="Georgia" w:hAnsi="Georgia"/>
-          <w:b w:val="0"/>
-          <w:i w:val="0"/>
-          <w:sz w:val="24"/>
         </w:rPr>
-        <w:t>Of course, in this Dhamma, those physical and mundane purposes are indeed mentioned to a certain extent. Some of you might think, "But isn't it stated in our *Maṅgala Sutta* that there are thirty-eight blessings? Doesn't it mention caring for one's wife and children, and all those other things?" But, devotees, all of those blessings culminate in the blessing of Nibbāna. The thirty-eighth blessing is the blessing of Nibbāna. That is probably why Nibbāna is declared at the end as the "supreme blessing" (*parama-maṅgala*). Indeed, that is the ultimate blessing. Therefore, if one's wisdom is to develop, one must not settle right there, clinging to the bundle of hemp, but must make true use of this human existence. Indeed, the human mind is a mind of wonder, possessing a power beyond comprehension in this entire universe. You can easily understand this today through the feats performed by scientists who have developed their intellect in the name of science. Yet, far more wondrous are the feats performed in the past by the Buddhas, Paccekabuddhas, and Great Arahants who developed the power of their perfections. Perhaps because those are somewhat difficult, or because their results are not glaringly obvious to the ordinary world, people do not show much interest in them. Nevertheless, one must contemplate the danger of saṃsāra. Therefore, in a Dhamma sermon, we must constantly remind ourselves of that word: heedfulness (*appamāda*). Furthermore, there are what are called the grounds for urgency (*saṃvega-vatthu*). These are things that help arouse effort: the danger of saṃsāra, the perilous nature of life, birth (*jāti*), aging (*jarā*), sickness (*vyādhi*), death (*maraṇa*), and the fear of lower realms. One must constantly contemplate such matters, including the mindfulness of death (*maraṇasati*). When contemplating these, one's effort increases.</w:t>
+        <w:t xml:space="preserve">Of course, in this Dhamma, those physical and mundane purposes are indeed mentioned to a certain extent. Some of you might think, "But isn't it stated in our *Maṅgala Sutta* that there are thirty-eight blessings? Doesn't it mention caring for one's wife and children, and all those other things?" But, devotees, all of those blessings culminate in the blessing of Nibbāna. The thirty-eighth blessing is the blessing of Nibbāna. That is probably why Nibbāna is declared at the end as the </w:t>
+      </w:r>
+      <w:r>
+        <w:rPr>
+          <w:rFonts w:ascii="Georgia" w:hAnsi="Georgia"/>
+        </w:rPr>
+        <w:lastRenderedPageBreak/>
+        <w:t>"supreme blessing" (*parama-maṅgala*). Indeed, that is the ultimate blessing. Therefore, if one's wisdom is to develop, one must not settle right there, clinging to the bundle of hemp, but must make true use of this human existence. Indeed, the human mind is a mind of wonder, possessing a power beyond comprehension in this entire universe. You can easily understand this today through the feats performed by scientists who have developed their intellect in the name of science. Yet, far more wondrous are the feats performed in the past by the Buddhas, Paccekabuddhas, and Great Arahants who developed the power of their perfections. Perhaps because those are somewhat difficult, or because their results are not glaringly obvious to the ordinary world, people do not show much interest in them. Nevertheless, one must contemplate the danger of saṃsāra. Therefore, in a Dhamma sermon, we must constantly remind ourselves of that word: heedfulness (*appamāda*). Furthermore, there are what are called the grounds for urgency (*saṃvega-vatthu*). These are things that help arouse effort: the danger of saṃsāra, the perilous nature of life, birth (*jāti*), aging (*jarā*), sickness (*vyādhi*), death (*maraṇa*), and the fear of lower realms. One must constantly contemplate such matters, including the mindfulness of death (*maraṇasati*). When contemplating these, one's effort increases.</w:t>
       </w:r>
     </w:p>
     <w:p>
       <w:r>
         <w:rPr>
           <w:rFonts w:ascii="Georgia" w:hAnsi="Georgia"/>
-          <w:b w:val="0"/>
-          <w:i w:val="0"/>
-          <w:sz w:val="24"/>
         </w:rPr>
         <w:t>These are what we must take as the essence of this Dhamma. Through them, instead of falling into heedlessness, drifting along with saṃsāra, and holding onto mundane things as grand, we aim at the cessation of existence rather than its continuation. "We have run an essenceless race in this saṃsāra for so long. We have run after a mirage. At least now, we must bring an end to this." With this understanding, we must enter the path of practice that leads to the heartwood shown by the Buddha, namely: virtue (*sīla*), concentration (*samādhi*), and wisdom (*paññā*). The true heartwood is that state of liberation which relinquishes everything, freed from the five aggregates (*pañcakkhandha*). The Buddhas, entering the attainment of fruition (*phala-samāpatti*), experience that very supreme blessing, that state, and its true power. And the greatest relief obtained through that is release from saṃsāra. To reach that state, one must walk the path of virtue, concentration, and wisdom; one must engage in meditation (*bhāvanā*). Yet, commonly, some people think of meditation merely as something done to cure physical ailments, or as something done blindly because others do it. Today, it has almost become a fashion, a trend, to say, "We, too, meditate." But it is not something to be done merely for the sake of saying so. Meditation means the genuine development of the mind. It must be done systematically. It involves establishing a certain concentration through serenity (*samatha*), and then maintaining one's attention—insight attention (*vipassanā-manasikāra*)—in a way that realizes the three characteristics of the world: impermanence (*anicca*), suffering (*dukkha*), and not-self (*anattā*).</w:t>
       </w:r>
@@ -692,20 +619,21 @@
       <w:r>
         <w:rPr>
           <w:rFonts w:ascii="Georgia" w:hAnsi="Georgia"/>
-          <w:b w:val="0"/>
-          <w:i w:val="0"/>
-          <w:sz w:val="24"/>
         </w:rPr>
-        <w:t>Through that, when the essence is recognized, the abandoning of the essenceless becomes natural. Indeed, this cannot be prevented. We know that when a tree grows, its withered and dry leaves fall off. As new buds sprout at the top, the old leaves drop from below. This cannot be stopped; it is natural. In the same way, as you develop through Dhamma-knowledge and meditation, the things you previously held in high regard—such as musical nights and variety shows—will appear as essenceless, as mere theatrical dramas (*nāḍagam*). But one should not worry, thinking, "If we go on like this, won't we lose our means of entertainment? Won't sources of income disappear? Won't the world become a joyless place?" Some might argue in this manner. It is to such people that we sometimes refer as "world-expanders" (*lokavaḍḍhana*). The Buddha declared: *Na siyā lokavaḍḍhano*—"One should not be a world-expander." For all this time, what we have done is expand the world and expand the cemetery. Now, in this rare era of a Buddha's appearance, what remains to be done is to escape from this world, to escape from the entirety of saṃsāra.</w:t>
+        <w:t xml:space="preserve">Through that, when the essence is recognized, the abandoning of the essenceless becomes natural. Indeed, this cannot be prevented. We know that when a tree grows, its withered and dry leaves fall off. As new buds sprout at the top, the old leaves drop from below. This cannot be stopped; it is natural. In the same way, as you develop through Dhamma-knowledge and meditation, the things you previously held in high </w:t>
+      </w:r>
+      <w:r>
+        <w:rPr>
+          <w:rFonts w:ascii="Georgia" w:hAnsi="Georgia"/>
+        </w:rPr>
+        <w:lastRenderedPageBreak/>
+        <w:t>regard—such as musical nights and variety shows—will appear as essenceless, as mere theatrical dramas (*nāḍagam*). But one should not worry, thinking, "If we go on like this, won't we lose our means of entertainment? Won't sources of income disappear? Won't the world become a joyless place?" Some might argue in this manner. It is to such people that we sometimes refer as "world-expanders" (*lokavaḍḍhana*). The Buddha declared: *Na siyā lokavaḍḍhano*—"One should not be a world-expander." For all this time, what we have done is expand the world and expand the cemetery. Now, in this rare era of a Buddha's appearance, what remains to be done is to escape from this world, to escape from the entirety of saṃsāra.</w:t>
       </w:r>
     </w:p>
     <w:p>
       <w:r>
         <w:rPr>
           <w:rFonts w:ascii="Georgia" w:hAnsi="Georgia"/>
-          <w:b w:val="0"/>
-          <w:i w:val="0"/>
-          <w:sz w:val="24"/>
         </w:rPr>
         <w:t>We possess the capacity within us to achieve that liberation. The power of our perfections may sometimes be hidden, but the human mind has the ability to bring it forth, even in a young child. When it is said in this Dispensation that a seven-year-old child can attain Arahantship, what a wondrous power of the mind is demonstrated! One must constantly reflect on the leading-out (*niyyānika*) quality of this Dispensation, and its timeless (*akālika*) quality, meaning that the fruit can be harvested right here on this earth, at this very moment. Thus, when contemplating the qualities of the Dhamma—such as *sandiṭṭhika* (to be seen for oneself), *akālika* (timeless), and *ehipassika* (inviting to come and see)—one develops a stronger desire to walk this path. For this is not a futile journey. To the extent that this Dhamma grows in one's mind, the results are present right there. Those benefits are immediate. As one reaps those benefits, one becomes increasingly motivated to walk this path.</w:t>
       </w:r>
@@ -714,20 +642,21 @@
       <w:r>
         <w:rPr>
           <w:rFonts w:ascii="Georgia" w:hAnsi="Georgia"/>
-          <w:b w:val="0"/>
-          <w:i w:val="0"/>
-          <w:sz w:val="24"/>
         </w:rPr>
-        <w:t>At the same time, from the other side, through the grounds for urgency (*saṃvega-vatthu*) and the happenings in society, one must draw lessons regarding the suffering nature of saṃsāra. Many of the sights we see—some of them are covered up in society. It is like a trap set by Māra. Things that would bring disillusionment with society and the world are covered up. There is even an attitude in the world that says, "Do not look at those things." But the Buddha brings them to light through practices such as the meditation on foulness (*asubha-bhāvanā*). At first, the things pointed out by the Buddha might seem unpleasant. Indeed, we sometimes compare them to a myrobalan fruit (*nelli*). When you first bite into a myrobalan, it is bitter, but later it leaves a sweet taste. That is why it is called *āmalaka*—the deathless. Similarly, there is an apparent bitterness to this Dhamma at first glance. But when one applies oneself to it, for the practitioner, it has a wondrous taste. One must reflect in this way. One should not judge by external polish, pomp, and appearance, just because the majority of people are drawn to them. No matter what, what Sañjaya said is true: there are only a few wise people in the world, and the majority are fools. But we should not simply accept that statement and settle down in one place. Even in a school, although there are different grades, everyone hopes to pass. Just because one is in a certain class or grade, one does not remain there forever. Why do we sit for exams? It is to pass to the next class. Once we get there, we do not settle down saying, "This is my class now." We sit for another exam and go to a higher class, and so on. It is the same here. There must be progress in this saṃsāra. Remaining stagnant in one place is what is called the "tradition of the bundle of hemp."</w:t>
+        <w:t xml:space="preserve">At the same time, from the other side, through the grounds for urgency (*saṃvega-vatthu*) and the happenings in society, one must draw lessons regarding the suffering nature of saṃsāra. Many of the sights we see—some of them are covered up in society. It is like a trap set by Māra. Things that would bring disillusionment with society and the world are covered up. There is even an attitude in the world that says, "Do not look at those things." But the Buddha brings them to light through practices such as the meditation on foulness (*asubha-bhāvanā*). At first, the things pointed out by the Buddha might seem unpleasant. Indeed, we sometimes compare them to a myrobalan fruit (*nelli*). When you first bite into a myrobalan, it is bitter, but later it leaves a sweet taste. That is why it is called *āmalaka*—the deathless. Similarly, there is an apparent bitterness to this Dhamma at first glance. But when one applies oneself to it, for the practitioner, it has a wondrous taste. One must reflect in this way. One should not judge by external polish, pomp, and appearance, just because the majority of people are drawn to them. No matter what, what Sañjaya said is true: there are only a few wise people in the world, and the majority are fools. But we should not simply accept that statement and settle down in one place. Even in a school, although there are different grades, everyone hopes to pass. Just because one is in a certain class or grade, one does not remain there forever. Why do we sit for exams? It is to pass to the next class. Once we get there, we do not settle down saying, "This is my class now." We sit for another exam and go to a higher class, and </w:t>
+      </w:r>
+      <w:r>
+        <w:rPr>
+          <w:rFonts w:ascii="Georgia" w:hAnsi="Georgia"/>
+        </w:rPr>
+        <w:lastRenderedPageBreak/>
+        <w:t>so on. It is the same here. There must be progress in this saṃsāra. Remaining stagnant in one place is what is called the "tradition of the bundle of hemp."</w:t>
       </w:r>
     </w:p>
     <w:p>
       <w:r>
         <w:rPr>
           <w:rFonts w:ascii="Georgia" w:hAnsi="Georgia"/>
-          <w:b w:val="0"/>
-          <w:i w:val="0"/>
-          <w:sz w:val="24"/>
         </w:rPr>
         <w:t>Therefore, contemplate these matters wisely on a valuable day like today. Preserving this Dispensation is not something done through external things like buildings and golden fences. Those, too, may be necessary to inspire faith in the Dispensation. But in truth, this is like a message that travels from heart to heart. Therefore, it is to the extent that the heart is purified. Suppose the parents' hearts are pure; they walk the path of the Dhamma, practicing generosity, virtue, and meditation—cultivating virtue, concentration, and wisdom. That message is received by the child. The child then passes it on to his or her child. In this way, the lay lineage continues. It is the same among the Sangha. When teachers and preceptors among the Sangha grow through these practices, the message is transmitted to their disciples. That is how a Dispensation endures. Nowadays, when people speak of the Dispensation, they think of it as if it has been written off as the sole property of the Sangha. But the Buddha described it as something resting on four pillars: the fourfold assembly of monks (*bhikkhus*), nuns (*bhikkhunīs*), laymen (*upāsakas*), and laywomen (*upāsikās*). Therefore, from the side of the lay donors, it should not be thought: "Our task is simply to acquire wealth, by hook or by crook, righteously or unrighteously, offer a portion of it to the Sangha, and secure heavenly bliss." Rather, they must understand that they, too, must walk the path of the Dhamma. There is no need to expound on this at length now. When one examines the *Maṅgala Sutta* mentioned earlier, it becomes clear. The lay Buddhist, beginning life in a good environment, gradually associates with the Sangha, discusses the Dhamma, and ultimately goes towards Nibbāna. This sequence is contained even in the *Maṅgala Sutta*, which lay devotees recite so often. It shows us that our lives must be a gradual movement towards progress, not stagnation in one place.</w:t>
       </w:r>
@@ -736,20 +665,21 @@
       <w:r>
         <w:rPr>
           <w:rFonts w:ascii="Georgia" w:hAnsi="Georgia"/>
-          <w:b w:val="0"/>
-          <w:i w:val="0"/>
-          <w:sz w:val="24"/>
         </w:rPr>
-        <w:t>I trust these points will suffice for this meritorious gathering. You should reflect on this and decide the course of action you should take. Indeed, in daily life today, what can be easily said of everyone, given the lifestyle and social conditions, is that this Dhamma journey is not an easy one. Finding time for Dhamma and meditation is difficult. Daily life passes through various daunting economic and social pressures. But, as we have said on previous occasions, we must use all of these as a support to escape from saṃsāra, to complete this task quickly. That is what is called a "blessing in disguise." Indeed, were it not for such challenges, some might be tempted by luxury, incline towards the unrighteous path, and end their lives without deriving any benefit from this Dhamma. But if someone understands the suffering (*dukkha*) of life, the suffering of saṃsāra, and realizes through the hardships of this life, "We must have suffered like this for an infinite time; therefore, we must find a solution to this"—then, even with difficulty, they will incline towards the practice of virtue, concentration, and wisdom taught by the Buddha. Once they incline in that direction, if they can find even a small opening to dedicate five or ten minutes a day to meditation, then as their interest, desire (*chanda*), and commitment gradually grow, they will realize for themselves that they actually have more time. In this way, a certain sacrifice must be made. By sacrifice, I do not mean material wealth, but time. Indeed, people today are extremely hesitant to sacrifice their time. They are that busy. There is that much work. There is also a tendency to want everything done easily, which is a result of modern science. What we used to do with great effort can now be done easily. It is true that we also occasionally benefit from this indirectly. With the turn of a small key, what was once done with great difficulty is completed effortlessly. But we should not assume that the Dhamma is the same. It was because they had fulfilled their perfections over an immensely long period that individuals like Venerable Sāriputta understood the Dhamma in a very short time, just by hearing a single verse. We should not conclude from this that the Dhamma requires no effort on our part. How long must Venerable Sāriputta and others have strived, fulfilling their perfections, to realize Stream-entry from just two lines of a verse?</w:t>
+        <w:t xml:space="preserve">I trust these points will suffice for this meritorious gathering. You should reflect on this and decide the course of action you should take. Indeed, in daily life today, what can be easily said of everyone, given the lifestyle and social conditions, is that this Dhamma journey is not an easy one. Finding time for Dhamma and meditation is difficult. Daily life passes through various daunting economic and social pressures. But, as we have said on previous occasions, we must use all of these as a support to escape from saṃsāra, to complete this task quickly. That is what is called a "blessing in disguise." Indeed, were it not for such challenges, some might be tempted by luxury, incline towards the unrighteous path, and end their lives without deriving any benefit from this Dhamma. But if someone understands the suffering (*dukkha*) of life, the suffering of saṃsāra, and realizes through the hardships of this life, "We must have suffered like this for an infinite time; therefore, we must find a solution to this"—then, even with difficulty, they will incline towards the practice of virtue, concentration, and wisdom taught by the Buddha. Once they incline in that direction, if they can find even a small opening to dedicate five or ten minutes a day to meditation, then as their interest, desire (*chanda*), and commitment gradually grow, they will realize for themselves that they actually have more time. In this way, a </w:t>
+      </w:r>
+      <w:r>
+        <w:rPr>
+          <w:rFonts w:ascii="Georgia" w:hAnsi="Georgia"/>
+        </w:rPr>
+        <w:lastRenderedPageBreak/>
+        <w:t>certain sacrifice must be made. By sacrifice, I do not mean material wealth, but time. Indeed, people today are extremely hesitant to sacrifice their time. They are that busy. There is that much work. There is also a tendency to want everything done easily, which is a result of modern science. What we used to do with great effort can now be done easily. It is true that we also occasionally benefit from this indirectly. With the turn of a small key, what was once done with great difficulty is completed effortlessly. But we should not assume that the Dhamma is the same. It was because they had fulfilled their perfections over an immensely long period that individuals like Venerable Sāriputta understood the Dhamma in a very short time, just by hearing a single verse. We should not conclude from this that the Dhamma requires no effort on our part. How long must Venerable Sāriputta and others have strived, fulfilling their perfections, to realize Stream-entry from just two lines of a verse?</w:t>
       </w:r>
     </w:p>
     <w:p>
       <w:r>
         <w:rPr>
           <w:rFonts w:ascii="Georgia" w:hAnsi="Georgia"/>
-          <w:b w:val="0"/>
-          <w:i w:val="0"/>
-          <w:sz w:val="24"/>
         </w:rPr>
         <w:t>Thinking in this way, we must realize that if we do not possess such meritorious power, we must build that meritorious power by engaging in these practices. That is why it is called a sacrifice. That time and effort—which we spend on other things—must be spent on this Dhamma. For we will not always have the opportunity to do this. The path to Nibbāna is open only during the era of a Buddha's appearance. Reflecting thus, you must preserve the Dispensation within yourselves. It is the Dispensation preserved within oneself that we refer to when we say "the Dispensation has protected a nation." We can make such a statement only if the Dispensation grows within each individual in that manner. Otherwise, that Dispensation is merely something that attracts tourists, something existing only for show, to be visited here and there. That is not true progress. It is empty and hollow. Therefore, if everyone walks on the path of the Dhamma and becomes a spiritual friend (*kalyāṇa-mitta*), then through that spiritual friendship, this Dispensation will grow. That is why the Buddha declared to Venerable Ānanda—when Ānanda once remarked, as we often remind you, that spiritual friendship constitutes half of this holy life—"Do not say so, Ānanda. This entire holy life is spiritual friendship." Therefore, everyone’s aim should be to develop the collection of virtues associated with the blessing of spiritual friendship and, at one's own level, to serve one's children at home, relatives, friends, and colleagues at work with the Dhamma to the best of one's ability, explaining it as far as one knows—not wrong views, but if one truly knows "this is good," then one must explain it. By encouraging them in this way, it is through such a journey that the progress of the Dispensation is secured.</w:t>
       </w:r>
@@ -758,20 +688,21 @@
       <w:r>
         <w:rPr>
           <w:rFonts w:ascii="Georgia" w:hAnsi="Georgia"/>
-          <w:b w:val="0"/>
-          <w:i w:val="0"/>
-          <w:sz w:val="24"/>
         </w:rPr>
-        <w:t>I trust that these few words have conveyed something that this meritorious gathering can remember and practice on a Poson Full Moon Poya Day like today. You have observed a certain level of virtue (*sīla*) according to your capacity. Virtue is something extremely necessary for this society—this discipline. Even if we look at it from the other side, we see a society where terrible, unvirtuous crimes are committed. Having observed valuable virtue and turned your minds towards meditation, you have listened to a Dhamma sermon for about an hour. If through this, a certain degree of faith (*saddhā*), energy (*viriya*), mindfulness (*sati*), concentration (*samādhi*), and wisdom (*paññā*) has arisen in you, that itself will at some point become a spiritual faculty (*indriya*) and a spiritual power (*bala*), granting you the strength to realize the supramundane paths and fruits, and to find peace in the supreme, deathless Nibbāna. Therefore, you should make the aspiration that through this listening to the Dhamma, this supportive condition (*upanissaya-sampatti*) may, not just in some distant future but in this very life, with the help of this power and through association with spiritual friends, grant you the strength and capacity to progress along the paths of Stream-entry, Once-returning, Non-returning, all the way to Arahantship. Let us also aspire that the guardian deities and Brahmās who protect the Dispensation, and indeed any beings from Avīci to Akaniṭṭha who wish to rejoice in these merits, including our departed relatives, may rejoice in the vast collection of merit accumulated today through this preaching and listening to the Dhamma, and by doing so, realize the supreme, deathless Nibbāna through whatever form of awakening (*bodhi*) they have aspired for!</w:t>
+        <w:t xml:space="preserve">I trust that these few words have conveyed something that this meritorious gathering can remember and practice on a Poson Full Moon Poya Day like today. You have observed a certain level of virtue (*sīla*) according to your capacity. Virtue is something extremely necessary for this society—this discipline. Even if we look at it from the other side, we see a society where terrible, unvirtuous crimes are committed. Having observed valuable virtue and turned your minds towards meditation, you have listened to a Dhamma sermon for about an hour. If through this, a certain degree of faith (*saddhā*), energy (*viriya*), mindfulness (*sati*), concentration (*samādhi*), and wisdom (*paññā*) has arisen in you, that itself will </w:t>
+      </w:r>
+      <w:r>
+        <w:rPr>
+          <w:rFonts w:ascii="Georgia" w:hAnsi="Georgia"/>
+        </w:rPr>
+        <w:lastRenderedPageBreak/>
+        <w:t>at some point become a spiritual faculty (*indriya*) and a spiritual power (*bala*), granting you the strength to realize the supramundane paths and fruits, and to find peace in the supreme, deathless Nibbāna. Therefore, you should make the aspiration that through this listening to the Dhamma, this supportive condition (*upanissaya-sampatti*) may, not just in some distant future but in this very life, with the help of this power and through association with spiritual friends, grant you the strength and capacity to progress along the paths of Stream-entry, Once-returning, Non-returning, all the way to Arahantship. Let us also aspire that the guardian deities and Brahmās who protect the Dispensation, and indeed any beings from Avīci to Akaniṭṭha who wish to rejoice in these merits, including our departed relatives, may rejoice in the vast collection of merit accumulated today through this preaching and listening to the Dhamma, and by doing so, realize the supreme, deathless Nibbāna through whatever form of awakening (*bodhi*) they have aspired for!</w:t>
       </w:r>
     </w:p>
     <w:p>
       <w:r>
         <w:rPr>
           <w:rFonts w:ascii="Georgia" w:hAnsi="Georgia"/>
-          <w:b w:val="0"/>
-          <w:i w:val="0"/>
-          <w:sz w:val="24"/>
         </w:rPr>
         <w:t>With that in mind, let us share merits by reciting the verses in this manner.</w:t>
       </w:r>
@@ -780,19 +711,10 @@
       <w:r>
         <w:rPr>
           <w:rFonts w:ascii="Georgia" w:hAnsi="Georgia"/>
-          <w:b w:val="0"/>
-          <w:i w:val="0"/>
-          <w:sz w:val="24"/>
         </w:rPr>
         <w:t>“*Ettāvatā ca amhehi.........*”</w:t>
       </w:r>
     </w:p>
-    <w:sectPr>
-      <w:pgSz w:w="12240" w:h="15840"/>
-      <w:pgMar w:top="1440" w:right="1800" w:bottom="1440" w:left="1800" w:header="720" w:footer="720" w:gutter="0"/>
-      <w:cols w:space="720"/>
-      <w:docGrid w:linePitch="360"/>
-    </w:sectPr>
   </w:body>
 </w:document>
 </file>
